--- a/out/02_HR/SNX-HR-FRM-02 Annual Training Plan & Training Matrix (Rev00 DRAFT).docx
+++ b/out/02_HR/SNX-HR-FRM-02 Annual Training Plan & Training Matrix (Rev00 DRAFT).docx
@@ -4754,7 +4754,7 @@
           <w:sz w:val="24"/>
           <w:szCs w:val="24"/>
         </w:rPr>
-        <w:t xml:space="preserve">Langkah berikut berstatus (USULAN) sampai HR Manager dan Direktur Utama mengesahkan form ini.</w:t>
+        <w:t xml:space="preserve">Langkah berikut berstatus (USULAN) sampai Direktur Utama menandatangani blok Approved By.</w:t>
       </w:r>
     </w:p>
     <w:p>
@@ -11424,7 +11424,7 @@
           <w:sz w:val="24"/>
           <w:szCs w:val="24"/>
         </w:rPr>
-        <w:t xml:space="preserve">Form ini berstatus Draft, dan baru dipakai sebagai rencana sesudah HR Manager mengisi Tabel 1 dan Tabel 2 dan Direktur Utama menandatangani blok Approved By.</w:t>
+        <w:t xml:space="preserve">Form ini berstatus Draft, dan baru dipakai sebagai rencana sesudah HRGA Officer mencatat Tabel 1 dan Tabel 2 menurut penetapan HR Manager, dan Direktur Utama menandatangani blok Approved By.</w:t>
       </w:r>
     </w:p>
     <w:p>

--- a/out/02_HR/SNX-HR-FRM-02 Annual Training Plan & Training Matrix (Rev00 DRAFT).docx
+++ b/out/02_HR/SNX-HR-FRM-02 Annual Training Plan & Training Matrix (Rev00 DRAFT).docx
@@ -1067,7 +1067,7 @@
           </w:tcPr>
           <w:p>
             <w:r>
-              <w:t>HR Manager</w:t>
+              <w:t>HR Lead</w:t>
             </w:r>
           </w:p>
         </w:tc>
@@ -1903,7 +1903,7 @@
           </w:tcPr>
           <w:p>
             <w:r>
-              <w:t>Aziz Priyo Widakdo / HR Manager</w:t>
+              <w:t>Aziz Priyo Widakdo / HR Lead</w:t>
             </w:r>
           </w:p>
         </w:tc>
@@ -3818,7 +3818,7 @@
           <w:sz w:val="24"/>
           <w:szCs w:val="24"/>
         </w:rPr>
-        <w:t xml:space="preserve">4.2 Tingkatan jabatan mengikuti Tabel 1 SNX-HR-FRM-01. Selama tabel itu belum terisi, HR Manager menetapkan sasaran peserta dengan kode jabatan JA-nn dan HRGA Officer mengosongkan kolom Tingkatan di Tabel 2 (USULAN).</w:t>
+        <w:t xml:space="preserve">4.2 Tingkatan jabatan mengikuti Tabel 1 SNX-HR-FRM-01. Selama tabel itu belum terisi, HR Lead menetapkan sasaran peserta dengan kode jabatan JA-nn dan HRGA Officer mengosongkan kolom Tingkatan di Tabel 2 (USULAN).</w:t>
       </w:r>
     </w:p>
     <w:p>
@@ -3986,7 +3986,7 @@
           <w:sz w:val="24"/>
           <w:szCs w:val="24"/>
         </w:rPr>
-        <w:t xml:space="preserve">4.9 HR Manager menetapkan isi Tabel 1: pelatihan, dasar kebutuhan, jenis, sasaran peserta, dan jadwal rencana. HRGA Officer mencatat penetapan itu di Tabel 1 dan menurunkan Tabel 2. HR Manager mencatat sendiri baris yang berasal dari SNX-HR-SOP-10 dan SNX-HR-SOP-12, sesuai rumusan kedua SOP itu (USULAN).</w:t>
+        <w:t xml:space="preserve">4.9 HR Lead menetapkan isi Tabel 1: pelatihan, dasar kebutuhan, jenis, sasaran peserta, dan jadwal rencana. HRGA Officer mencatat penetapan itu di Tabel 1 dan menurunkan Tabel 2. HR Lead mencatat sendiri baris yang berasal dari SNX-HR-SOP-10 dan SNX-HR-SOP-12, sesuai rumusan kedua SOP itu (USULAN).</w:t>
       </w:r>
     </w:p>
     <w:p>
@@ -4156,7 +4156,7 @@
                 <w:sz w:val="24"/>
                 <w:szCs w:val="24"/>
               </w:rPr>
-              <w:t>HR Manager</w:t>
+              <w:t>HR Lead</w:t>
             </w:r>
           </w:p>
         </w:tc>
@@ -4245,7 +4245,7 @@
                 <w:sz w:val="24"/>
                 <w:szCs w:val="24"/>
               </w:rPr>
-              <w:t>Mencatat penetapan HR Manager di Tabel 1, menurunkan Tabel 2 dari Tabel 1, dan memelihara daftar jabatan di Tabel 2 sesuai SNX-HR-ORG-01.</w:t>
+              <w:t>Mencatat penetapan HR Lead di Tabel 1, menurunkan Tabel 2 dari Tabel 1, dan memelihara daftar jabatan di Tabel 2 sesuai SNX-HR-ORG-01.</w:t>
             </w:r>
           </w:p>
         </w:tc>
@@ -4850,7 +4850,7 @@
           <w:sz w:val="24"/>
           <w:szCs w:val="24"/>
         </w:rPr>
-        <w:t xml:space="preserve">7.4 HR Manager menetapkan pelatihan yang masuk rencana tahun itu, beserta dasar kebutuhan, jenis, sasaran peserta, dan jadwal rencananya.</w:t>
+        <w:t xml:space="preserve">7.4 HR Lead menetapkan pelatihan yang masuk rencana tahun itu, beserta dasar kebutuhan, jenis, sasaran peserta, dan jadwal rencananya.</w:t>
       </w:r>
     </w:p>
     <w:p>
@@ -4874,7 +4874,7 @@
           <w:sz w:val="24"/>
           <w:szCs w:val="24"/>
         </w:rPr>
-        <w:t xml:space="preserve">7.5 HRGA Officer mencatat satu baris Tabel 1 untuk setiap pelatihan yang ditetapkan HR Manager, dengan kode berurutan P-01, P-02, dan seterusnya.</w:t>
+        <w:t xml:space="preserve">7.5 HRGA Officer mencatat satu baris Tabel 1 untuk setiap pelatihan yang ditetapkan HR Lead, dengan kode berurutan P-01, P-02, dan seterusnya.</w:t>
       </w:r>
     </w:p>
     <w:p>
@@ -4898,7 +4898,7 @@
           <w:sz w:val="24"/>
           <w:szCs w:val="24"/>
         </w:rPr>
-        <w:t xml:space="preserve">7.6 HR Manager mencatat sendiri baris Tabel 1 yang berasal dari SNX-HR-SOP-10 atau SNX-HR-SOP-12, dengan kode jabatan karyawan itu sebagai sasaran peserta.</w:t>
+        <w:t xml:space="preserve">7.6 HR Lead mencatat sendiri baris Tabel 1 yang berasal dari SNX-HR-SOP-10 atau SNX-HR-SOP-12, dengan kode jabatan karyawan itu sebagai sasaran peserta.</w:t>
       </w:r>
     </w:p>
     <w:p>
@@ -4922,7 +4922,7 @@
           <w:sz w:val="24"/>
           <w:szCs w:val="24"/>
         </w:rPr>
-        <w:t xml:space="preserve">7.7 HRGA Officer mencatat jadwal rencana sebagai bulan dan tahun, atau sebagai tanggal bila sudah pasti, sesuai penetapan HR Manager.</w:t>
+        <w:t xml:space="preserve">7.7 HRGA Officer mencatat jadwal rencana sebagai bulan dan tahun, atau sebagai tanggal bila sudah pasti, sesuai penetapan HR Lead.</w:t>
       </w:r>
     </w:p>
     <w:p>
@@ -4970,7 +4970,7 @@
           <w:sz w:val="24"/>
           <w:szCs w:val="24"/>
         </w:rPr>
-        <w:t xml:space="preserve">7.9 HRGA Officer membiarkan kosong sel yang belum ditetapkan HR Manager.</w:t>
+        <w:t xml:space="preserve">7.9 HRGA Officer membiarkan kosong sel yang belum ditetapkan HR Lead.</w:t>
       </w:r>
     </w:p>
     <w:p>
@@ -4994,7 +4994,7 @@
           <w:sz w:val="24"/>
           <w:szCs w:val="24"/>
         </w:rPr>
-        <w:t xml:space="preserve">7.10 HR Manager memeriksa isi Tabel 1 dan Tabel 2, lalu menyerahkannya ke Direktur Utama untuk disetujui.</w:t>
+        <w:t xml:space="preserve">7.10 HR Lead memeriksa isi Tabel 1 dan Tabel 2, lalu menyerahkannya ke Direktur Utama untuk disetujui.</w:t>
       </w:r>
     </w:p>
     <w:p>
@@ -5018,7 +5018,7 @@
           <w:sz w:val="24"/>
           <w:szCs w:val="24"/>
         </w:rPr>
-        <w:t xml:space="preserve">7.11 Bila jadwal berubah sesudah rencana disetujui, HRGA Officer menulis jadwal baru, alasan, dan tanggal perubahan di kolom Keterangan sesuai penetapan HR Manager (butir 4.8).</w:t>
+        <w:t xml:space="preserve">7.11 Bila jadwal berubah sesudah rencana disetujui, HRGA Officer menulis jadwal baru, alasan, dan tanggal perubahan di kolom Keterangan sesuai penetapan HR Lead (butir 4.8).</w:t>
       </w:r>
     </w:p>
     <w:p>
@@ -5239,7 +5239,7 @@
                 <w:sz w:val="24"/>
                 <w:szCs w:val="24"/>
               </w:rPr>
-              <w:t>Tanggal HR Manager menetapkan rencana</w:t>
+              <w:t>Tanggal HR Lead menetapkan rencana</w:t>
             </w:r>
           </w:p>
         </w:tc>
@@ -9730,7 +9730,7 @@
                 <w:sz w:val="24"/>
                 <w:szCs w:val="24"/>
               </w:rPr>
-              <w:t>HR Manager</w:t>
+              <w:t>HR Lead</w:t>
             </w:r>
           </w:p>
         </w:tc>
@@ -10167,7 +10167,7 @@
                 <w:sz w:val="24"/>
                 <w:szCs w:val="24"/>
               </w:rPr>
-              <w:t>Folder Google Drive Departemen HR (USULAN). Pemilik: HR Manager.</w:t>
+              <w:t>Folder Google Drive Departemen HR (USULAN). Pemilik: HR Lead.</w:t>
             </w:r>
           </w:p>
         </w:tc>
@@ -11177,7 +11177,7 @@
                 <w:sz w:val="24"/>
                 <w:szCs w:val="24"/>
               </w:rPr>
-              <w:t>Promotion: menurut dokumen itu, HR Manager mencatat tindakan pemenuhan syarat kenaikan jabatan di form ini (butir 4.4 dan 4.9) (USULAN).</w:t>
+              <w:t>Promotion: menurut bagian 9 dokumen itu (baris Keputusan menyetujui dengan syarat), HR Lead mencatat tindakan pemenuhan syarat kenaikan jabatan di form ini (butir 4.4 dan 4.9 form ini) (USULAN).</w:t>
             </w:r>
           </w:p>
         </w:tc>
@@ -11238,7 +11238,7 @@
                 <w:sz w:val="24"/>
                 <w:szCs w:val="24"/>
               </w:rPr>
-              <w:t>Rotation: menurut dokumen itu, HR Manager mencatat tindakan pelatihan atas kesenjangan keterampilan di form ini (butir 4.4 dan 4.9) (USULAN).</w:t>
+              <w:t>Rotation: menurut dokumen itu, HR Lead mencatat tindakan pelatihan atas kesenjangan keterampilan di form ini (butir 4.4 dan 4.9) (USULAN).</w:t>
             </w:r>
           </w:p>
         </w:tc>
@@ -11424,7 +11424,7 @@
           <w:sz w:val="24"/>
           <w:szCs w:val="24"/>
         </w:rPr>
-        <w:t xml:space="preserve">Form ini berstatus Draft, dan baru dipakai sebagai rencana sesudah HRGA Officer mencatat Tabel 1 dan Tabel 2 menurut penetapan HR Manager, dan Direktur Utama menandatangani blok Approved By.</w:t>
+        <w:t xml:space="preserve">Form ini berstatus Draft, dan baru dipakai sebagai rencana sesudah HRGA Officer mencatat Tabel 1 dan Tabel 2 menurut penetapan HR Lead, dan Direktur Utama menandatangani blok Approved By.</w:t>
       </w:r>
     </w:p>
     <w:p>
@@ -11448,7 +11448,7 @@
           <w:sz w:val="24"/>
           <w:szCs w:val="24"/>
         </w:rPr>
-        <w:t xml:space="preserve">HR Manager meninjau form ini setiap tahun, dan lebih awal bila SNX-HR-FRM-01 atau SNX-HR-ORG-01 berubah (USULAN).</w:t>
+        <w:t xml:space="preserve">HR Lead meninjau form ini setiap tahun, dan lebih awal bila SNX-HR-FRM-01 atau SNX-HR-ORG-01 berubah (USULAN).</w:t>
       </w:r>
     </w:p>
     <w:sectPr>

--- a/out/02_HR/SNX-HR-FRM-02 Annual Training Plan & Training Matrix (Rev00 DRAFT).docx
+++ b/out/02_HR/SNX-HR-FRM-02 Annual Training Plan & Training Matrix (Rev00 DRAFT).docx
@@ -11238,7 +11238,7 @@
                 <w:sz w:val="24"/>
                 <w:szCs w:val="24"/>
               </w:rPr>
-              <w:t>Rotation: menurut dokumen itu, HR Lead mencatat tindakan pelatihan atas kesenjangan keterampilan di form ini (butir 4.4 dan 4.9) (USULAN).</w:t>
+              <w:t>Rotation: menurut dokumen itu, HR Lead mencatat tindakan pelatihan atas kesenjangan keterampilan di form ini (butir 4.4 dan 4.9 form ini) (USULAN).</w:t>
             </w:r>
           </w:p>
         </w:tc>

--- a/out/02_HR/SNX-HR-FRM-02 Annual Training Plan & Training Matrix (Rev00 DRAFT).docx
+++ b/out/02_HR/SNX-HR-FRM-02 Annual Training Plan & Training Matrix (Rev00 DRAFT).docx
@@ -217,6 +217,7 @@
     <w:p>
       <w:pPr>
         <w:pStyle w:val="Heading1"/>
+        <w:keepNext/>
         <w:widowControl w:val="0"/>
         <w:spacing w:line="240" w:lineRule="auto"/>
         <w:ind w:right="407" w:firstLine="0"/>
@@ -511,6 +512,10 @@
         <w:gridCol w:w="5850"/>
       </w:tblGrid>
       <w:tr>
+        <w:trPr>
+          <w:cantSplit/>
+          <w:tblHeader/>
+        </w:trPr>
         <w:tc>
           <w:tcPr>
             <w:tcW w:w="3150" w:type="dxa"/>
@@ -523,6 +528,7 @@
           </w:tcPr>
           <w:p>
             <w:pPr>
+              <w:keepNext/>
               <w:widowControl w:val="0"/>
               <w:pBdr>
                 <w:top w:val="nil"/>
@@ -563,6 +569,7 @@
           </w:tcPr>
           <w:p>
             <w:pPr>
+              <w:keepNext/>
               <w:widowControl w:val="0"/>
               <w:pBdr>
                 <w:top w:val="nil"/>
@@ -593,6 +600,9 @@
         </w:tc>
       </w:tr>
       <w:tr>
+        <w:trPr>
+          <w:cantSplit/>
+        </w:trPr>
         <w:tc>
           <w:tcPr>
             <w:tcW w:w="3150" w:type="dxa"/>
@@ -646,6 +656,9 @@
         </w:tc>
       </w:tr>
       <w:tr>
+        <w:trPr>
+          <w:cantSplit/>
+        </w:trPr>
         <w:tc>
           <w:tcPr>
             <w:tcW w:w="3150" w:type="dxa"/>
@@ -699,6 +712,9 @@
         </w:tc>
       </w:tr>
       <w:tr>
+        <w:trPr>
+          <w:cantSplit/>
+        </w:trPr>
         <w:tc>
           <w:tcPr>
             <w:tcW w:w="3150" w:type="dxa"/>
@@ -750,6 +766,9 @@
         </w:tc>
       </w:tr>
       <w:tr>
+        <w:trPr>
+          <w:cantSplit/>
+        </w:trPr>
         <w:tc>
           <w:tcPr>
             <w:tcW w:w="3150" w:type="dxa"/>
@@ -810,6 +829,9 @@
         </w:tc>
       </w:tr>
       <w:tr>
+        <w:trPr>
+          <w:cantSplit/>
+        </w:trPr>
         <w:tc>
           <w:tcPr>
             <w:tcW w:w="3150" w:type="dxa"/>
@@ -861,6 +883,9 @@
         </w:tc>
       </w:tr>
       <w:tr>
+        <w:trPr>
+          <w:cantSplit/>
+        </w:trPr>
         <w:tc>
           <w:tcPr>
             <w:tcW w:w="3150" w:type="dxa"/>
@@ -914,6 +939,9 @@
         </w:tc>
       </w:tr>
       <w:tr>
+        <w:trPr>
+          <w:cantSplit/>
+        </w:trPr>
         <w:tc>
           <w:tcPr>
             <w:tcW w:w="3150" w:type="dxa"/>
@@ -967,6 +995,9 @@
         </w:tc>
       </w:tr>
       <w:tr>
+        <w:trPr>
+          <w:cantSplit/>
+        </w:trPr>
         <w:tc>
           <w:tcPr>
             <w:tcW w:w="3150" w:type="dxa"/>
@@ -1020,6 +1051,9 @@
         </w:tc>
       </w:tr>
       <w:tr>
+        <w:trPr>
+          <w:cantSplit/>
+        </w:trPr>
         <w:tc>
           <w:tcPr>
             <w:tcW w:w="3150" w:type="dxa"/>
@@ -1073,6 +1107,9 @@
         </w:tc>
       </w:tr>
       <w:tr>
+        <w:trPr>
+          <w:cantSplit/>
+        </w:trPr>
         <w:tc>
           <w:tcPr>
             <w:tcW w:w="3150" w:type="dxa"/>
@@ -1126,6 +1163,9 @@
         </w:tc>
       </w:tr>
       <w:tr>
+        <w:trPr>
+          <w:cantSplit/>
+        </w:trPr>
         <w:tc>
           <w:tcPr>
             <w:tcW w:w="3150" w:type="dxa"/>
@@ -1207,6 +1247,7 @@
     <w:p>
       <w:pPr>
         <w:pStyle w:val="Heading1"/>
+        <w:keepNext/>
         <w:widowControl w:val="0"/>
         <w:spacing w:before="816" w:line="240" w:lineRule="auto"/>
         <w:ind w:right="407"/>
@@ -1243,6 +1284,10 @@
         <w:gridCol w:w="3010"/>
       </w:tblGrid>
       <w:tr>
+        <w:trPr>
+          <w:cantSplit/>
+          <w:tblHeader/>
+        </w:trPr>
         <w:tc>
           <w:tcPr>
             <w:tcW w:w="3009" w:type="dxa"/>
@@ -1255,6 +1300,7 @@
           </w:tcPr>
           <w:p>
             <w:pPr>
+              <w:keepNext/>
               <w:widowControl w:val="0"/>
               <w:spacing w:line="240" w:lineRule="auto"/>
               <w:jc w:val="center"/>
@@ -1288,6 +1334,7 @@
           </w:tcPr>
           <w:p>
             <w:pPr>
+              <w:keepNext/>
               <w:widowControl w:val="0"/>
               <w:spacing w:line="240" w:lineRule="auto"/>
               <w:jc w:val="center"/>
@@ -1321,6 +1368,7 @@
           </w:tcPr>
           <w:p>
             <w:pPr>
+              <w:keepNext/>
               <w:widowControl w:val="0"/>
               <w:spacing w:line="240" w:lineRule="auto"/>
               <w:jc w:val="center"/>
@@ -1344,6 +1392,9 @@
         </w:tc>
       </w:tr>
       <w:tr>
+        <w:trPr>
+          <w:cantSplit/>
+        </w:trPr>
         <w:tc>
           <w:tcPr>
             <w:tcW w:w="3009" w:type="dxa"/>
@@ -1392,6 +1443,9 @@
         </w:tc>
       </w:tr>
       <w:tr>
+        <w:trPr>
+          <w:cantSplit/>
+        </w:trPr>
         <w:tc>
           <w:tcPr>
             <w:tcW w:w="3009" w:type="dxa"/>
@@ -1463,6 +1517,9 @@
         </w:tc>
       </w:tr>
       <w:tr>
+        <w:trPr>
+          <w:cantSplit/>
+        </w:trPr>
         <w:tc>
           <w:tcPr>
             <w:tcW w:w="3009" w:type="dxa"/>
@@ -1537,6 +1594,7 @@
     <w:p>
       <w:pPr>
         <w:pStyle w:val="Heading1"/>
+        <w:keepNext/>
         <w:widowControl w:val="0"/>
         <w:spacing w:before="816" w:line="240" w:lineRule="auto"/>
         <w:ind w:right="407"/>
@@ -1578,6 +1636,10 @@
         <w:gridCol w:w="2235"/>
       </w:tblGrid>
       <w:tr>
+        <w:trPr>
+          <w:cantSplit/>
+          <w:tblHeader/>
+        </w:trPr>
         <w:tc>
           <w:tcPr>
             <w:tcW w:w="810" w:type="dxa"/>
@@ -1590,6 +1652,7 @@
           </w:tcPr>
           <w:p>
             <w:pPr>
+              <w:keepNext/>
               <w:widowControl w:val="0"/>
               <w:pBdr>
                 <w:top w:val="nil"/>
@@ -1630,6 +1693,7 @@
           </w:tcPr>
           <w:p>
             <w:pPr>
+              <w:keepNext/>
               <w:widowControl w:val="0"/>
               <w:spacing w:line="240" w:lineRule="auto"/>
               <w:jc w:val="center"/>
@@ -1663,6 +1727,7 @@
           </w:tcPr>
           <w:p>
             <w:pPr>
+              <w:keepNext/>
               <w:widowControl w:val="0"/>
               <w:pBdr>
                 <w:top w:val="nil"/>
@@ -1703,6 +1768,7 @@
           </w:tcPr>
           <w:p>
             <w:pPr>
+              <w:keepNext/>
               <w:widowControl w:val="0"/>
               <w:pBdr>
                 <w:top w:val="nil"/>
@@ -1733,6 +1799,9 @@
         </w:tc>
       </w:tr>
       <w:tr>
+        <w:trPr>
+          <w:cantSplit/>
+        </w:trPr>
         <w:tc>
           <w:tcPr>
             <w:tcW w:w="810" w:type="dxa"/>
@@ -1835,6 +1904,9 @@
         </w:tc>
       </w:tr>
       <w:tr>
+        <w:trPr>
+          <w:cantSplit/>
+        </w:trPr>
         <w:tc>
           <w:tcPr>
             <w:tcW w:w="810" w:type="dxa"/>
@@ -1937,6 +2009,9 @@
         </w:tc>
       </w:tr>
       <w:tr>
+        <w:trPr>
+          <w:cantSplit/>
+        </w:trPr>
         <w:tc>
           <w:tcPr>
             <w:tcW w:w="810" w:type="dxa"/>
@@ -2355,7 +2430,7 @@
           <w:sz w:val="24"/>
           <w:szCs w:val="24"/>
         </w:rPr>
-        <w:t xml:space="preserve">Form ini memuat rencana pelatihan karyawan SINUX untuk satu tahun: pelatihan apa yang diadakan, jenisnya, kapan jadwalnya, dan pemegang jabatan pada tingkatan mana yang menjadi pesertanya.</w:t>
+        <w:t xml:space="preserve">Form ini memuat rencana pelatihan karyawan SINUX selama satu tahun: nama pelatihan, jenis, jadwal, dan tingkatan jabatan pesertanya.</w:t>
       </w:r>
     </w:p>
     <w:p>
@@ -2379,7 +2454,7 @@
           <w:sz w:val="24"/>
           <w:szCs w:val="24"/>
         </w:rPr>
-        <w:t xml:space="preserve">Form ini juga memuat matriks pelatihan yang memasangkan tiap jabatan di SNX-HR-ORG-01 dengan pelatihan yang ditargetkan baginya.</w:t>
+        <w:t xml:space="preserve">Form ini juga memuat matriks pelatihan yang memasangkan tiap jabatan di SNX-HR-ORG-01 dengan pelatihan yang ditargetkan untuk jabatan itu.</w:t>
       </w:r>
     </w:p>
     <w:p>
@@ -2421,6 +2496,7 @@
     </w:p>
     <w:p>
       <w:pPr>
+        <w:keepNext/>
         <w:pBdr>
           <w:top w:val="nil"/>
           <w:left w:val="nil"/>
@@ -2458,6 +2534,8 @@
       </w:tblGrid>
       <w:tr>
         <w:trPr>
+          <w:cantSplit/>
+          <w:tblHeader/>
           <w:jc w:val="center"/>
         </w:trPr>
         <w:tc>
@@ -2473,6 +2551,7 @@
           </w:tcPr>
           <w:p>
             <w:pPr>
+              <w:keepNext/>
               <w:jc w:val="center"/>
               <w:rPr>
                 <w:sz w:val="24"/>
@@ -2503,6 +2582,7 @@
           </w:tcPr>
           <w:p>
             <w:pPr>
+              <w:keepNext/>
               <w:jc w:val="center"/>
               <w:rPr>
                 <w:sz w:val="24"/>
@@ -2523,6 +2603,7 @@
       </w:tr>
       <w:tr>
         <w:trPr>
+          <w:cantSplit/>
           <w:jc w:val="center"/>
         </w:trPr>
         <w:tc>
@@ -2577,13 +2658,14 @@
                 <w:sz w:val="24"/>
                 <w:szCs w:val="24"/>
               </w:rPr>
-              <w:t>Ada di SNX-HR-FRM-01.</w:t>
+              <w:t>Diatur di SNX-HR-FRM-01.</w:t>
             </w:r>
           </w:p>
         </w:tc>
       </w:tr>
       <w:tr>
         <w:trPr>
+          <w:cantSplit/>
           <w:jc w:val="center"/>
         </w:trPr>
         <w:tc>
@@ -2638,13 +2720,14 @@
                 <w:sz w:val="24"/>
                 <w:szCs w:val="24"/>
               </w:rPr>
-              <w:t>Ada di SNX-HR-RPT-01.</w:t>
+              <w:t>Diatur di SNX-HR-RPT-01.</w:t>
             </w:r>
           </w:p>
         </w:tc>
       </w:tr>
       <w:tr>
         <w:trPr>
+          <w:cantSplit/>
           <w:jc w:val="center"/>
         </w:trPr>
         <w:tc>
@@ -2699,13 +2782,14 @@
                 <w:sz w:val="24"/>
                 <w:szCs w:val="24"/>
               </w:rPr>
-              <w:t>Ada di SOP Training &amp; Development, dalam peninjauan.</w:t>
+              <w:t>Diatur di SOP Training &amp; Development (dalam review).</w:t>
             </w:r>
           </w:p>
         </w:tc>
       </w:tr>
       <w:tr>
         <w:trPr>
+          <w:cantSplit/>
           <w:jc w:val="center"/>
         </w:trPr>
         <w:tc>
@@ -2760,13 +2844,14 @@
                 <w:sz w:val="24"/>
                 <w:szCs w:val="24"/>
               </w:rPr>
-              <w:t>Tidak termasuk kriteria form ini, sehingga form ini tidak memuatnya (USULAN).</w:t>
+              <w:t>Bukan bagian dari kriteria form ini (USULAN).</w:t>
             </w:r>
           </w:p>
         </w:tc>
       </w:tr>
       <w:tr>
         <w:trPr>
+          <w:cantSplit/>
           <w:jc w:val="center"/>
         </w:trPr>
         <w:tc>
@@ -2828,6 +2913,7 @@
       </w:tr>
       <w:tr>
         <w:trPr>
+          <w:cantSplit/>
           <w:jc w:val="center"/>
         </w:trPr>
         <w:tc>
@@ -2882,7 +2968,7 @@
                 <w:sz w:val="24"/>
                 <w:szCs w:val="24"/>
               </w:rPr>
-              <w:t>Berstatus USULAN tanpa pemegang di SNX-HR-ORG-01 (butir K-10). Jabatan itu masuk Tabel 2 sesudah disahkan.</w:t>
+              <w:t>Masih USULAN dan belum memiliki pemegang di SNX-HR-ORG-01 (butir K-10). Jabatan itu ditambahkan ke Tabel 2 setelah disahkan.</w:t>
             </w:r>
           </w:p>
         </w:tc>
@@ -2915,6 +3001,7 @@
     <w:p>
       <w:pPr>
         <w:pStyle w:val="Heading1"/>
+        <w:keepNext/>
         <w:numPr>
           <w:ilvl w:val="0"/>
           <w:numId w:val="7"/>
@@ -2940,6 +3027,8 @@
       </w:tblGrid>
       <w:tr>
         <w:trPr>
+          <w:cantSplit/>
+          <w:tblHeader/>
           <w:jc w:val="center"/>
         </w:trPr>
         <w:tc>
@@ -2955,6 +3044,7 @@
           </w:tcPr>
           <w:p>
             <w:pPr>
+              <w:keepNext/>
               <w:jc w:val="center"/>
               <w:rPr>
                 <w:sz w:val="24"/>
@@ -2985,6 +3075,7 @@
           </w:tcPr>
           <w:p>
             <w:pPr>
+              <w:keepNext/>
               <w:jc w:val="center"/>
               <w:rPr>
                 <w:sz w:val="24"/>
@@ -3005,6 +3096,7 @@
       </w:tr>
       <w:tr>
         <w:trPr>
+          <w:cantSplit/>
           <w:jc w:val="center"/>
         </w:trPr>
         <w:tc>
@@ -3066,6 +3158,7 @@
       </w:tr>
       <w:tr>
         <w:trPr>
+          <w:cantSplit/>
           <w:jc w:val="center"/>
         </w:trPr>
         <w:tc>
@@ -3120,13 +3213,14 @@
                 <w:sz w:val="24"/>
                 <w:szCs w:val="24"/>
               </w:rPr>
-              <w:t>Daftar pelatihan untuk satu tahun, lengkap dengan jenis, jadwal, dan sasaran pesertanya. Isinya ada di Tabel 1.</w:t>
+              <w:t>Daftar pelatihan selama satu tahun beserta jenis, jadwal, dan sasaran pesertanya, dicatat di Tabel 1.</w:t>
             </w:r>
           </w:p>
         </w:tc>
       </w:tr>
       <w:tr>
         <w:trPr>
+          <w:cantSplit/>
           <w:jc w:val="center"/>
         </w:trPr>
         <w:tc>
@@ -3181,13 +3275,14 @@
                 <w:sz w:val="24"/>
                 <w:szCs w:val="24"/>
               </w:rPr>
-              <w:t>Tabel yang memasangkan tiap jabatan dengan kode pelatihan yang ditargetkan baginya. Isinya ada di Tabel 2.</w:t>
+              <w:t>Tabel yang memasangkan tiap jabatan dengan kode pelatihan yang ditargetkan untuknya, yaitu Tabel 2.</w:t>
             </w:r>
           </w:p>
         </w:tc>
       </w:tr>
       <w:tr>
         <w:trPr>
+          <w:cantSplit/>
           <w:jc w:val="center"/>
         </w:trPr>
         <w:tc>
@@ -3242,13 +3337,14 @@
                 <w:sz w:val="24"/>
                 <w:szCs w:val="24"/>
               </w:rPr>
-              <w:t>Nomor urut sebuah pelatihan di Tabel 1, ditulis P-nn (USULAN), yang dipakai untuk merujuknya di Tabel 2.</w:t>
+              <w:t>Nomor urut pelatihan di Tabel 1 dengan format P-nn (USULAN), dipakai untuk merujuk pelatihan itu di Tabel 2.</w:t>
             </w:r>
           </w:p>
         </w:tc>
       </w:tr>
       <w:tr>
         <w:trPr>
+          <w:cantSplit/>
           <w:jc w:val="center"/>
         </w:trPr>
         <w:tc>
@@ -3303,13 +3399,14 @@
                 <w:sz w:val="24"/>
                 <w:szCs w:val="24"/>
               </w:rPr>
-              <w:t>Pengelompokan pelatihan menurut tujuannya. Daftarnya ada di bagian 6.</w:t>
+              <w:t>Pengelompokan pelatihan menurut tujuannya.</w:t>
             </w:r>
           </w:p>
         </w:tc>
       </w:tr>
       <w:tr>
         <w:trPr>
+          <w:cantSplit/>
           <w:jc w:val="center"/>
         </w:trPr>
         <w:tc>
@@ -3371,6 +3468,7 @@
       </w:tr>
       <w:tr>
         <w:trPr>
+          <w:cantSplit/>
           <w:jc w:val="center"/>
         </w:trPr>
         <w:tc>
@@ -3432,6 +3530,7 @@
       </w:tr>
       <w:tr>
         <w:trPr>
+          <w:cantSplit/>
           <w:jc w:val="center"/>
         </w:trPr>
         <w:tc>
@@ -3486,13 +3585,14 @@
                 <w:sz w:val="24"/>
                 <w:szCs w:val="24"/>
               </w:rPr>
-              <w:t>Bulan dan tahun, atau tanggal, yang direncanakan untuk pelaksanaan sebuah pelatihan.</w:t>
+              <w:t>Bulan dan tahun, atau tanggal, rencana pelaksanaan sebuah pelatihan.</w:t>
             </w:r>
           </w:p>
         </w:tc>
       </w:tr>
       <w:tr>
         <w:trPr>
+          <w:cantSplit/>
           <w:jc w:val="center"/>
         </w:trPr>
         <w:tc>
@@ -3554,6 +3654,7 @@
       </w:tr>
       <w:tr>
         <w:trPr>
+          <w:cantSplit/>
           <w:jc w:val="center"/>
         </w:trPr>
         <w:tc>
@@ -3615,6 +3716,7 @@
       </w:tr>
       <w:tr>
         <w:trPr>
+          <w:cantSplit/>
           <w:jc w:val="center"/>
         </w:trPr>
         <w:tc>
@@ -3676,6 +3778,7 @@
       </w:tr>
       <w:tr>
         <w:trPr>
+          <w:cantSplit/>
           <w:jc w:val="center"/>
         </w:trPr>
         <w:tc>
@@ -3818,7 +3921,7 @@
           <w:sz w:val="24"/>
           <w:szCs w:val="24"/>
         </w:rPr>
-        <w:t xml:space="preserve">4.2 Tingkatan jabatan mengikuti Tabel 1 SNX-HR-FRM-01. Selama tabel itu belum terisi, HR Lead menetapkan sasaran peserta dengan kode jabatan JA-nn dan HRGA Officer mengosongkan kolom Tingkatan di Tabel 2 (USULAN).</w:t>
+        <w:t xml:space="preserve">4.2 Tingkatan jabatan mengikuti Tabel 1 SNX-HR-FRM-01. Selama tabel itu belum terisi, HR Lead menetapkan sasaran peserta dengan kode jabatan JA-nn, dan HRGA Officer mengosongkan kolom Tingkatan di Tabel 2 (USULAN).</w:t>
       </w:r>
     </w:p>
     <w:p>
@@ -3866,7 +3969,7 @@
           <w:sz w:val="24"/>
           <w:szCs w:val="24"/>
         </w:rPr>
-        <w:t xml:space="preserve">4.4 Tiap baris Tabel 1 memuat satu dasar kebutuhan: standar kompetensi di SNX-HR-FRM-01; kesenjangan keterampilan sesudah rotasi (SNX-HR-SOP-12); syarat kenaikan jabatan (SNX-HR-SOP-10); persyaratan kontrak pelanggan; atau dasar lain beserta alasannya di kolom Keterangan (USULAN).</w:t>
+        <w:t xml:space="preserve">4.4 Tiap baris Tabel 1 memuat satu dasar kebutuhan: standar kompetensi di SNX-HR-FRM-01, kesenjangan keterampilan setelah rotasi (SNX-HR-SOP-12), syarat kenaikan jabatan (SNX-HR-SOP-10), persyaratan kontrak pelanggan, atau dasar lain dengan alasannya di kolom Keterangan (USULAN).</w:t>
       </w:r>
     </w:p>
     <w:p>
@@ -3890,7 +3993,7 @@
           <w:sz w:val="24"/>
           <w:szCs w:val="24"/>
         </w:rPr>
-        <w:t xml:space="preserve">4.5 Tiap baris Tabel 1 memakai satu jenis pelatihan dari daftar di bagian 6.</w:t>
+        <w:t xml:space="preserve">4.5 Tiap baris Tabel 1 memakai satu jenis dari daftar Jenis Pelatihan.</w:t>
       </w:r>
     </w:p>
     <w:p>
@@ -3914,7 +4017,7 @@
           <w:sz w:val="24"/>
           <w:szCs w:val="24"/>
         </w:rPr>
-        <w:t xml:space="preserve">4.6 Baris sebuah jabatan di Tabel 2 memuat kode setiap pelatihan yang sasaran pesertanya sama dengan tingkatan jabatan itu atau dengan kode jabatan itu (USULAN).</w:t>
+        <w:t xml:space="preserve">4.6 Baris tiap jabatan di Tabel 2 memuat kode semua pelatihan yang sasaran pesertanya adalah tingkatan atau kode jabatan tersebut (USULAN).</w:t>
       </w:r>
     </w:p>
     <w:p>
@@ -3938,7 +4041,7 @@
           <w:sz w:val="24"/>
           <w:szCs w:val="24"/>
         </w:rPr>
-        <w:t xml:space="preserve">4.7 Form ini mencatat sasaran peserta sampai tingkatan jabatan atau kode jabatan, tidak sampai nama karyawan (USULAN).</w:t>
+        <w:t xml:space="preserve">4.7 Form ini mencatat sasaran peserta per tingkatan jabatan atau kode jabatan, bukan per nama karyawan (USULAN).</w:t>
       </w:r>
     </w:p>
     <w:p>
@@ -3962,7 +4065,7 @@
           <w:sz w:val="24"/>
           <w:szCs w:val="24"/>
         </w:rPr>
-        <w:t xml:space="preserve">4.8 HRGA Officer tidak menghapus baris Tabel 1 yang sudah disetujui dan tidak mengubah kolom Jadwal rencana di baris itu (USULAN).</w:t>
+        <w:t xml:space="preserve">4.8 HRGA Officer tidak menghapus baris Tabel 1 yang sudah disetujui dan tidak mengubah kolom Jadwal rencananya (USULAN).</w:t>
       </w:r>
     </w:p>
     <w:p>
@@ -4010,7 +4113,7 @@
           <w:sz w:val="24"/>
           <w:szCs w:val="24"/>
         </w:rPr>
-        <w:t xml:space="preserve">4.10 Klasifikasi form ini RESTRICTED (Internal) menurut SNX-ISMS-PRO-01.</w:t>
+        <w:t xml:space="preserve">4.10 Klasifikasi form ini RESTRICTED (Internal) sesuai SNX-ISMS-PRO-01.</w:t>
       </w:r>
     </w:p>
     <w:p>
@@ -4028,6 +4131,7 @@
     </w:p>
     <w:p>
       <w:pPr>
+        <w:keepNext/>
         <w:pBdr>
           <w:top w:val="nil"/>
           <w:left w:val="nil"/>
@@ -4047,7 +4151,7 @@
           <w:sz w:val="24"/>
           <w:szCs w:val="24"/>
         </w:rPr>
-        <w:t xml:space="preserve">Pembagian tugas berikut berstatus (USULAN).</w:t>
+        <w:t xml:space="preserve">Pembagian tugas berikut belum diputus (USULAN).</w:t>
       </w:r>
     </w:p>
     <w:tbl>
@@ -4065,6 +4169,8 @@
       </w:tblGrid>
       <w:tr>
         <w:trPr>
+          <w:cantSplit/>
+          <w:tblHeader/>
           <w:jc w:val="center"/>
         </w:trPr>
         <w:tc>
@@ -4080,6 +4186,7 @@
           </w:tcPr>
           <w:p>
             <w:pPr>
+              <w:keepNext/>
               <w:jc w:val="center"/>
               <w:rPr>
                 <w:sz w:val="24"/>
@@ -4110,6 +4217,7 @@
           </w:tcPr>
           <w:p>
             <w:pPr>
+              <w:keepNext/>
               <w:jc w:val="center"/>
               <w:rPr>
                 <w:sz w:val="24"/>
@@ -4130,6 +4238,7 @@
       </w:tr>
       <w:tr>
         <w:trPr>
+          <w:cantSplit/>
           <w:jc w:val="center"/>
         </w:trPr>
         <w:tc>
@@ -4184,13 +4293,14 @@
                 <w:sz w:val="24"/>
                 <w:szCs w:val="24"/>
               </w:rPr>
-              <w:t>Menetapkan isi Tabel 1 menurut butir 4.9. Mencatat baris yang berasal dari SNX-HR-SOP-10 dan SNX-HR-SOP-12. Memeriksa Tabel 1 dan Tabel 2 sebelum disetujui. Meninjau form setiap tahun.</w:t>
+              <w:t>Menetapkan isi Tabel 1. Mencatat baris yang berasal dari SNX-HR-SOP-10 dan SNX-HR-SOP-12. Memeriksa Tabel 1 dan Tabel 2 sebelum disetujui. Meninjau form setiap tahun.</w:t>
             </w:r>
           </w:p>
         </w:tc>
       </w:tr>
       <w:tr>
         <w:trPr>
+          <w:cantSplit/>
           <w:jc w:val="center"/>
         </w:trPr>
         <w:tc>
@@ -4245,13 +4355,14 @@
                 <w:sz w:val="24"/>
                 <w:szCs w:val="24"/>
               </w:rPr>
-              <w:t>Mencatat penetapan HR Lead di Tabel 1, menurunkan Tabel 2 dari Tabel 1, dan memelihara daftar jabatan di Tabel 2 sesuai SNX-HR-ORG-01.</w:t>
+              <w:t>Mencatat penetapan HR Lead di Tabel 1 dan menurunkan Tabel 2 darinya. Memelihara daftar jabatan di Tabel 2 sesuai SNX-HR-ORG-01.</w:t>
             </w:r>
           </w:p>
         </w:tc>
       </w:tr>
       <w:tr>
         <w:trPr>
+          <w:cantSplit/>
           <w:jc w:val="center"/>
         </w:trPr>
         <w:tc>
@@ -4306,7 +4417,7 @@
                 <w:sz w:val="24"/>
                 <w:szCs w:val="24"/>
               </w:rPr>
-              <w:t>Menyetujui form lewat blok Approved By.</w:t>
+              <w:t>Menyetujui form melalui blok Approved By.</w:t>
             </w:r>
           </w:p>
         </w:tc>
@@ -4351,6 +4462,7 @@
     </w:p>
     <w:p>
       <w:pPr>
+        <w:keepNext/>
         <w:pBdr>
           <w:top w:val="nil"/>
           <w:left w:val="nil"/>
@@ -4370,7 +4482,7 @@
           <w:sz w:val="24"/>
           <w:szCs w:val="24"/>
         </w:rPr>
-        <w:t xml:space="preserve">Daftar jenis berikut dipakai di kolom Jenis Tabel 1 dan berstatus (USULAN).</w:t>
+        <w:t xml:space="preserve">Daftar jenis berikut dipakai di kolom Jenis pada Tabel 1 (USULAN).</w:t>
       </w:r>
     </w:p>
     <w:tbl>
@@ -4388,6 +4500,8 @@
       </w:tblGrid>
       <w:tr>
         <w:trPr>
+          <w:cantSplit/>
+          <w:tblHeader/>
           <w:jc w:val="center"/>
         </w:trPr>
         <w:tc>
@@ -4403,6 +4517,7 @@
           </w:tcPr>
           <w:p>
             <w:pPr>
+              <w:keepNext/>
               <w:jc w:val="center"/>
               <w:rPr>
                 <w:sz w:val="24"/>
@@ -4433,6 +4548,7 @@
           </w:tcPr>
           <w:p>
             <w:pPr>
+              <w:keepNext/>
               <w:jc w:val="center"/>
               <w:rPr>
                 <w:sz w:val="24"/>
@@ -4453,6 +4569,7 @@
       </w:tr>
       <w:tr>
         <w:trPr>
+          <w:cantSplit/>
           <w:jc w:val="center"/>
         </w:trPr>
         <w:tc>
@@ -4514,6 +4631,7 @@
       </w:tr>
       <w:tr>
         <w:trPr>
+          <w:cantSplit/>
           <w:jc w:val="center"/>
         </w:trPr>
         <w:tc>
@@ -4575,6 +4693,7 @@
       </w:tr>
       <w:tr>
         <w:trPr>
+          <w:cantSplit/>
           <w:jc w:val="center"/>
         </w:trPr>
         <w:tc>
@@ -4636,6 +4755,7 @@
       </w:tr>
       <w:tr>
         <w:trPr>
+          <w:cantSplit/>
           <w:jc w:val="center"/>
         </w:trPr>
         <w:tc>
@@ -4778,7 +4898,7 @@
           <w:sz w:val="24"/>
           <w:szCs w:val="24"/>
         </w:rPr>
-        <w:t xml:space="preserve">7.1 HRGA Officer menyalin form ini untuk tahun rencana dan menulis tahunnya di Identitas Rencana.</w:t>
+        <w:t xml:space="preserve">7.1 Salin form ini untuk tahun rencana, lalu tulis tahunnya di Identitas Rencana.</w:t>
       </w:r>
     </w:p>
     <w:p>
@@ -4802,7 +4922,7 @@
           <w:sz w:val="24"/>
           <w:szCs w:val="24"/>
         </w:rPr>
-        <w:t xml:space="preserve">7.2 HRGA Officer mencocokkan daftar jabatan di Tabel 2 dengan SNX-HR-ORG-01.</w:t>
+        <w:t xml:space="preserve">7.2 Cocokkan daftar jabatan di Tabel 2 dengan SNX-HR-ORG-01.</w:t>
       </w:r>
     </w:p>
     <w:p>
@@ -4826,7 +4946,7 @@
           <w:sz w:val="24"/>
           <w:szCs w:val="24"/>
         </w:rPr>
-        <w:t xml:space="preserve">7.3 HRGA Officer mencatat tingkatan setiap jabatan di Tabel 2 sesuai butir 4.2.</w:t>
+        <w:t xml:space="preserve">7.3 Isi tingkatan setiap jabatan di Tabel 2 sesuai butir 4.2.</w:t>
       </w:r>
     </w:p>
     <w:p>
@@ -4850,7 +4970,7 @@
           <w:sz w:val="24"/>
           <w:szCs w:val="24"/>
         </w:rPr>
-        <w:t xml:space="preserve">7.4 HR Lead menetapkan pelatihan yang masuk rencana tahun itu, beserta dasar kebutuhan, jenis, sasaran peserta, dan jadwal rencananya.</w:t>
+        <w:t xml:space="preserve">7.4 Pelatihan yang masuk rencana tahun itu, beserta dasar kebutuhan, jenis, sasaran peserta, dan jadwal rencananya, ditetapkan HR Lead.</w:t>
       </w:r>
     </w:p>
     <w:p>
@@ -4874,7 +4994,7 @@
           <w:sz w:val="24"/>
           <w:szCs w:val="24"/>
         </w:rPr>
-        <w:t xml:space="preserve">7.5 HRGA Officer mencatat satu baris Tabel 1 untuk setiap pelatihan yang ditetapkan HR Lead, dengan kode berurutan P-01, P-02, dan seterusnya.</w:t>
+        <w:t xml:space="preserve">7.5 Catat satu baris Tabel 1 untuk setiap pelatihan yang ditetapkan HR Lead, dengan kode berurutan P-01, P-02, dan seterusnya.</w:t>
       </w:r>
     </w:p>
     <w:p>
@@ -4898,7 +5018,7 @@
           <w:sz w:val="24"/>
           <w:szCs w:val="24"/>
         </w:rPr>
-        <w:t xml:space="preserve">7.6 HR Lead mencatat sendiri baris Tabel 1 yang berasal dari SNX-HR-SOP-10 atau SNX-HR-SOP-12, dengan kode jabatan karyawan itu sebagai sasaran peserta.</w:t>
+        <w:t xml:space="preserve">7.6 Baris Tabel 1 yang berasal dari SNX-HR-SOP-10 atau SNX-HR-SOP-12 dicatat sendiri oleh HR Lead, dengan kode jabatan karyawan itu sebagai sasaran peserta.</w:t>
       </w:r>
     </w:p>
     <w:p>
@@ -4922,7 +5042,7 @@
           <w:sz w:val="24"/>
           <w:szCs w:val="24"/>
         </w:rPr>
-        <w:t xml:space="preserve">7.7 HRGA Officer mencatat jadwal rencana sebagai bulan dan tahun, atau sebagai tanggal bila sudah pasti, sesuai penetapan HR Lead.</w:t>
+        <w:t xml:space="preserve">7.7 Tulis jadwal rencana sebagai bulan dan tahun, atau tanggal jika sudah pasti, sesuai penetapan HR Lead.</w:t>
       </w:r>
     </w:p>
     <w:p>
@@ -4946,7 +5066,7 @@
           <w:sz w:val="24"/>
           <w:szCs w:val="24"/>
         </w:rPr>
-        <w:t xml:space="preserve">7.8 HRGA Officer menurunkan Tabel 2 dari Tabel 1 sesuai butir 4.6, dengan kode pelatihan dipisah koma dalam satu sel.</w:t>
+        <w:t xml:space="preserve">7.8 Turunkan Tabel 2 dari Tabel 1 sesuai butir 4.6, dengan kode pelatihan dipisah koma dalam satu sel.</w:t>
       </w:r>
     </w:p>
     <w:p>
@@ -4970,7 +5090,7 @@
           <w:sz w:val="24"/>
           <w:szCs w:val="24"/>
         </w:rPr>
-        <w:t xml:space="preserve">7.9 HRGA Officer membiarkan kosong sel yang belum ditetapkan HR Lead.</w:t>
+        <w:t xml:space="preserve">7.9 Kosongkan sel yang belum ditetapkan HR Lead.</w:t>
       </w:r>
     </w:p>
     <w:p>
@@ -4994,7 +5114,7 @@
           <w:sz w:val="24"/>
           <w:szCs w:val="24"/>
         </w:rPr>
-        <w:t xml:space="preserve">7.10 HR Lead memeriksa isi Tabel 1 dan Tabel 2, lalu menyerahkannya ke Direktur Utama untuk disetujui.</w:t>
+        <w:t xml:space="preserve">7.10 Setelah terisi, Tabel 1 dan Tabel 2 diperiksa HR Lead, lalu diserahkan ke Direktur Utama untuk disetujui.</w:t>
       </w:r>
     </w:p>
     <w:p>
@@ -5018,7 +5138,7 @@
           <w:sz w:val="24"/>
           <w:szCs w:val="24"/>
         </w:rPr>
-        <w:t xml:space="preserve">7.11 Bila jadwal berubah sesudah rencana disetujui, HRGA Officer menulis jadwal baru, alasan, dan tanggal perubahan di kolom Keterangan sesuai penetapan HR Lead (butir 4.8).</w:t>
+        <w:t xml:space="preserve">7.11 Jika jadwal berubah setelah rencana disetujui, tulis jadwal baru, alasan, dan tanggal perubahan di kolom Keterangan sesuai penetapan HR Lead (butir 4.8).</w:t>
       </w:r>
     </w:p>
     <w:p>
@@ -5055,12 +5175,13 @@
           <w:sz w:val="24"/>
           <w:szCs w:val="24"/>
         </w:rPr>
-        <w:t xml:space="preserve">Pengisian Identitas Rencana, Tabel 1, dan Tabel 2 mengikuti bagian 7.</w:t>
+        <w:t xml:space="preserve">Bagian ini terdiri atas Identitas Rencana, Tabel 1, dan Tabel 2.</w:t>
       </w:r>
     </w:p>
     <w:p>
       <w:pPr>
         <w:pStyle w:val="Heading2"/>
+        <w:keepNext/>
         <w:numPr>
           <w:ilvl w:val="1"/>
           <w:numId w:val="7"/>
@@ -5088,6 +5209,8 @@
       </w:tblGrid>
       <w:tr>
         <w:trPr>
+          <w:cantSplit/>
+          <w:tblHeader/>
           <w:jc w:val="center"/>
         </w:trPr>
         <w:tc>
@@ -5103,6 +5226,7 @@
           </w:tcPr>
           <w:p>
             <w:pPr>
+              <w:keepNext/>
               <w:jc w:val="center"/>
               <w:rPr>
                 <w:sz w:val="24"/>
@@ -5133,6 +5257,7 @@
           </w:tcPr>
           <w:p>
             <w:pPr>
+              <w:keepNext/>
               <w:jc w:val="center"/>
               <w:rPr>
                 <w:sz w:val="24"/>
@@ -5153,6 +5278,7 @@
       </w:tr>
       <w:tr>
         <w:trPr>
+          <w:cantSplit/>
           <w:jc w:val="center"/>
         </w:trPr>
         <w:tc>
@@ -5213,6 +5339,7 @@
       </w:tr>
       <w:tr>
         <w:trPr>
+          <w:cantSplit/>
           <w:jc w:val="center"/>
         </w:trPr>
         <w:tc>
@@ -5311,6 +5438,7 @@
     </w:p>
     <w:p>
       <w:pPr>
+        <w:keepNext/>
         <w:pBdr>
           <w:top w:val="nil"/>
           <w:left w:val="nil"/>
@@ -5330,7 +5458,7 @@
           <w:sz w:val="24"/>
           <w:szCs w:val="24"/>
         </w:rPr>
-        <w:t xml:space="preserve">Baris yang tersedia dapat ditambah sesuai jumlah pelatihan.</w:t>
+        <w:t xml:space="preserve">Tambah baris sesuai jumlah pelatihan.</w:t>
       </w:r>
     </w:p>
     <w:tbl>
@@ -5344,15 +5472,17 @@
       </w:tblPr>
       <w:tblGrid>
         <w:gridCol w:w="850"/>
-        <w:gridCol w:w="1814"/>
+        <w:gridCol w:w="1927"/>
         <w:gridCol w:w="963"/>
-        <w:gridCol w:w="1474"/>
-        <w:gridCol w:w="1247"/>
-        <w:gridCol w:w="1247"/>
-        <w:gridCol w:w="1701"/>
+        <w:gridCol w:w="1417"/>
+        <w:gridCol w:w="1190"/>
+        <w:gridCol w:w="1134"/>
+        <w:gridCol w:w="1587"/>
       </w:tblGrid>
       <w:tr>
         <w:trPr>
+          <w:cantSplit/>
+          <w:tblHeader/>
           <w:jc w:val="center"/>
         </w:trPr>
         <w:tc>
@@ -5368,6 +5498,7 @@
           </w:tcPr>
           <w:p>
             <w:pPr>
+              <w:keepNext/>
               <w:jc w:val="center"/>
               <w:rPr>
                 <w:sz w:val="24"/>
@@ -5387,17 +5518,18 @@
         </w:tc>
         <w:tc>
           <w:tcPr>
-            <w:tcW w:w="1814" w:type="dxa"/>
-            <w:tcBorders>
-              <w:top w:val="single" w:sz="8" w:space="0" w:color="000000"/>
-              <w:left w:val="single" w:sz="8" w:space="0" w:color="000000"/>
-              <w:bottom w:val="single" w:sz="8" w:space="0" w:color="000000"/>
-              <w:right w:val="single" w:sz="8" w:space="0" w:color="000000"/>
-            </w:tcBorders>
-            <w:vAlign w:val="center"/>
-          </w:tcPr>
-          <w:p>
-            <w:pPr>
+            <w:tcW w:w="1927" w:type="dxa"/>
+            <w:tcBorders>
+              <w:top w:val="single" w:sz="8" w:space="0" w:color="000000"/>
+              <w:left w:val="single" w:sz="8" w:space="0" w:color="000000"/>
+              <w:bottom w:val="single" w:sz="8" w:space="0" w:color="000000"/>
+              <w:right w:val="single" w:sz="8" w:space="0" w:color="000000"/>
+            </w:tcBorders>
+            <w:vAlign w:val="center"/>
+          </w:tcPr>
+          <w:p>
+            <w:pPr>
+              <w:keepNext/>
               <w:jc w:val="center"/>
               <w:rPr>
                 <w:sz w:val="24"/>
@@ -5428,6 +5560,7 @@
           </w:tcPr>
           <w:p>
             <w:pPr>
+              <w:keepNext/>
               <w:jc w:val="center"/>
               <w:rPr>
                 <w:sz w:val="24"/>
@@ -5447,17 +5580,18 @@
         </w:tc>
         <w:tc>
           <w:tcPr>
-            <w:tcW w:w="1474" w:type="dxa"/>
-            <w:tcBorders>
-              <w:top w:val="single" w:sz="8" w:space="0" w:color="000000"/>
-              <w:left w:val="single" w:sz="8" w:space="0" w:color="000000"/>
-              <w:bottom w:val="single" w:sz="8" w:space="0" w:color="000000"/>
-              <w:right w:val="single" w:sz="8" w:space="0" w:color="000000"/>
-            </w:tcBorders>
-            <w:vAlign w:val="center"/>
-          </w:tcPr>
-          <w:p>
-            <w:pPr>
+            <w:tcW w:w="1417" w:type="dxa"/>
+            <w:tcBorders>
+              <w:top w:val="single" w:sz="8" w:space="0" w:color="000000"/>
+              <w:left w:val="single" w:sz="8" w:space="0" w:color="000000"/>
+              <w:bottom w:val="single" w:sz="8" w:space="0" w:color="000000"/>
+              <w:right w:val="single" w:sz="8" w:space="0" w:color="000000"/>
+            </w:tcBorders>
+            <w:vAlign w:val="center"/>
+          </w:tcPr>
+          <w:p>
+            <w:pPr>
+              <w:keepNext/>
               <w:jc w:val="center"/>
               <w:rPr>
                 <w:sz w:val="24"/>
@@ -5477,17 +5611,18 @@
         </w:tc>
         <w:tc>
           <w:tcPr>
-            <w:tcW w:w="1247" w:type="dxa"/>
-            <w:tcBorders>
-              <w:top w:val="single" w:sz="8" w:space="0" w:color="000000"/>
-              <w:left w:val="single" w:sz="8" w:space="0" w:color="000000"/>
-              <w:bottom w:val="single" w:sz="8" w:space="0" w:color="000000"/>
-              <w:right w:val="single" w:sz="8" w:space="0" w:color="000000"/>
-            </w:tcBorders>
-            <w:vAlign w:val="center"/>
-          </w:tcPr>
-          <w:p>
-            <w:pPr>
+            <w:tcW w:w="1190" w:type="dxa"/>
+            <w:tcBorders>
+              <w:top w:val="single" w:sz="8" w:space="0" w:color="000000"/>
+              <w:left w:val="single" w:sz="8" w:space="0" w:color="000000"/>
+              <w:bottom w:val="single" w:sz="8" w:space="0" w:color="000000"/>
+              <w:right w:val="single" w:sz="8" w:space="0" w:color="000000"/>
+            </w:tcBorders>
+            <w:vAlign w:val="center"/>
+          </w:tcPr>
+          <w:p>
+            <w:pPr>
+              <w:keepNext/>
               <w:jc w:val="center"/>
               <w:rPr>
                 <w:sz w:val="24"/>
@@ -5507,17 +5642,18 @@
         </w:tc>
         <w:tc>
           <w:tcPr>
-            <w:tcW w:w="1247" w:type="dxa"/>
-            <w:tcBorders>
-              <w:top w:val="single" w:sz="8" w:space="0" w:color="000000"/>
-              <w:left w:val="single" w:sz="8" w:space="0" w:color="000000"/>
-              <w:bottom w:val="single" w:sz="8" w:space="0" w:color="000000"/>
-              <w:right w:val="single" w:sz="8" w:space="0" w:color="000000"/>
-            </w:tcBorders>
-            <w:vAlign w:val="center"/>
-          </w:tcPr>
-          <w:p>
-            <w:pPr>
+            <w:tcW w:w="1134" w:type="dxa"/>
+            <w:tcBorders>
+              <w:top w:val="single" w:sz="8" w:space="0" w:color="000000"/>
+              <w:left w:val="single" w:sz="8" w:space="0" w:color="000000"/>
+              <w:bottom w:val="single" w:sz="8" w:space="0" w:color="000000"/>
+              <w:right w:val="single" w:sz="8" w:space="0" w:color="000000"/>
+            </w:tcBorders>
+            <w:vAlign w:val="center"/>
+          </w:tcPr>
+          <w:p>
+            <w:pPr>
+              <w:keepNext/>
               <w:jc w:val="center"/>
               <w:rPr>
                 <w:sz w:val="24"/>
@@ -5537,17 +5673,18 @@
         </w:tc>
         <w:tc>
           <w:tcPr>
-            <w:tcW w:w="1701" w:type="dxa"/>
-            <w:tcBorders>
-              <w:top w:val="single" w:sz="8" w:space="0" w:color="000000"/>
-              <w:left w:val="single" w:sz="8" w:space="0" w:color="000000"/>
-              <w:bottom w:val="single" w:sz="8" w:space="0" w:color="000000"/>
-              <w:right w:val="single" w:sz="8" w:space="0" w:color="000000"/>
-            </w:tcBorders>
-            <w:vAlign w:val="center"/>
-          </w:tcPr>
-          <w:p>
-            <w:pPr>
+            <w:tcW w:w="1587" w:type="dxa"/>
+            <w:tcBorders>
+              <w:top w:val="single" w:sz="8" w:space="0" w:color="000000"/>
+              <w:left w:val="single" w:sz="8" w:space="0" w:color="000000"/>
+              <w:bottom w:val="single" w:sz="8" w:space="0" w:color="000000"/>
+              <w:right w:val="single" w:sz="8" w:space="0" w:color="000000"/>
+            </w:tcBorders>
+            <w:vAlign w:val="center"/>
+          </w:tcPr>
+          <w:p>
+            <w:pPr>
+              <w:keepNext/>
               <w:jc w:val="center"/>
               <w:rPr>
                 <w:sz w:val="24"/>
@@ -5568,7 +5705,9 @@
       </w:tr>
       <w:tr>
         <w:trPr>
+          <w:cantSplit/>
           <w:jc w:val="center"/>
+          <w:trHeight w:val="453" w:hRule="atLeast"/>
         </w:trPr>
         <w:tc>
           <w:tcPr>
@@ -5599,7 +5738,7 @@
         </w:tc>
         <w:tc>
           <w:tcPr>
-            <w:tcW w:w="1814" w:type="dxa"/>
+            <w:tcW w:w="1927" w:type="dxa"/>
             <w:tcBorders>
               <w:top w:val="single" w:sz="8" w:space="0" w:color="000000"/>
               <w:left w:val="single" w:sz="8" w:space="0" w:color="000000"/>
@@ -5637,119 +5776,119 @@
           </w:tcPr>
           <w:p>
             <w:pPr>
-              <w:jc w:val="both"/>
-              <w:rPr>
-                <w:sz w:val="24"/>
-                <w:szCs w:val="24"/>
-              </w:rPr>
-            </w:pPr>
-            <w:r>
-              <w:rPr>
-                <w:b w:val="0"/>
-                <w:sz w:val="24"/>
-                <w:szCs w:val="24"/>
-              </w:rPr>
-            </w:r>
-          </w:p>
-        </w:tc>
-        <w:tc>
-          <w:tcPr>
-            <w:tcW w:w="1474" w:type="dxa"/>
-            <w:tcBorders>
-              <w:top w:val="single" w:sz="8" w:space="0" w:color="000000"/>
-              <w:left w:val="single" w:sz="8" w:space="0" w:color="000000"/>
-              <w:bottom w:val="single" w:sz="8" w:space="0" w:color="000000"/>
-              <w:right w:val="single" w:sz="8" w:space="0" w:color="000000"/>
-            </w:tcBorders>
-            <w:vAlign w:val="center"/>
-          </w:tcPr>
-          <w:p>
-            <w:pPr>
-              <w:jc w:val="both"/>
-              <w:rPr>
-                <w:sz w:val="24"/>
-                <w:szCs w:val="24"/>
-              </w:rPr>
-            </w:pPr>
-            <w:r>
-              <w:rPr>
-                <w:b w:val="0"/>
-                <w:sz w:val="24"/>
-                <w:szCs w:val="24"/>
-              </w:rPr>
-            </w:r>
-          </w:p>
-        </w:tc>
-        <w:tc>
-          <w:tcPr>
-            <w:tcW w:w="1247" w:type="dxa"/>
-            <w:tcBorders>
-              <w:top w:val="single" w:sz="8" w:space="0" w:color="000000"/>
-              <w:left w:val="single" w:sz="8" w:space="0" w:color="000000"/>
-              <w:bottom w:val="single" w:sz="8" w:space="0" w:color="000000"/>
-              <w:right w:val="single" w:sz="8" w:space="0" w:color="000000"/>
-            </w:tcBorders>
-            <w:vAlign w:val="center"/>
-          </w:tcPr>
-          <w:p>
-            <w:pPr>
-              <w:jc w:val="both"/>
-              <w:rPr>
-                <w:sz w:val="24"/>
-                <w:szCs w:val="24"/>
-              </w:rPr>
-            </w:pPr>
-            <w:r>
-              <w:rPr>
-                <w:b w:val="0"/>
-                <w:sz w:val="24"/>
-                <w:szCs w:val="24"/>
-              </w:rPr>
-            </w:r>
-          </w:p>
-        </w:tc>
-        <w:tc>
-          <w:tcPr>
-            <w:tcW w:w="1247" w:type="dxa"/>
-            <w:tcBorders>
-              <w:top w:val="single" w:sz="8" w:space="0" w:color="000000"/>
-              <w:left w:val="single" w:sz="8" w:space="0" w:color="000000"/>
-              <w:bottom w:val="single" w:sz="8" w:space="0" w:color="000000"/>
-              <w:right w:val="single" w:sz="8" w:space="0" w:color="000000"/>
-            </w:tcBorders>
-            <w:vAlign w:val="center"/>
-          </w:tcPr>
-          <w:p>
-            <w:pPr>
-              <w:jc w:val="both"/>
-              <w:rPr>
-                <w:sz w:val="24"/>
-                <w:szCs w:val="24"/>
-              </w:rPr>
-            </w:pPr>
-            <w:r>
-              <w:rPr>
-                <w:b w:val="0"/>
-                <w:sz w:val="24"/>
-                <w:szCs w:val="24"/>
-              </w:rPr>
-            </w:r>
-          </w:p>
-        </w:tc>
-        <w:tc>
-          <w:tcPr>
-            <w:tcW w:w="1701" w:type="dxa"/>
-            <w:tcBorders>
-              <w:top w:val="single" w:sz="8" w:space="0" w:color="000000"/>
-              <w:left w:val="single" w:sz="8" w:space="0" w:color="000000"/>
-              <w:bottom w:val="single" w:sz="8" w:space="0" w:color="000000"/>
-              <w:right w:val="single" w:sz="8" w:space="0" w:color="000000"/>
-            </w:tcBorders>
-            <w:vAlign w:val="center"/>
-          </w:tcPr>
-          <w:p>
-            <w:pPr>
-              <w:jc w:val="both"/>
+              <w:jc w:val="left"/>
+              <w:rPr>
+                <w:sz w:val="24"/>
+                <w:szCs w:val="24"/>
+              </w:rPr>
+            </w:pPr>
+            <w:r>
+              <w:rPr>
+                <w:b w:val="0"/>
+                <w:sz w:val="24"/>
+                <w:szCs w:val="24"/>
+              </w:rPr>
+            </w:r>
+          </w:p>
+        </w:tc>
+        <w:tc>
+          <w:tcPr>
+            <w:tcW w:w="1417" w:type="dxa"/>
+            <w:tcBorders>
+              <w:top w:val="single" w:sz="8" w:space="0" w:color="000000"/>
+              <w:left w:val="single" w:sz="8" w:space="0" w:color="000000"/>
+              <w:bottom w:val="single" w:sz="8" w:space="0" w:color="000000"/>
+              <w:right w:val="single" w:sz="8" w:space="0" w:color="000000"/>
+            </w:tcBorders>
+            <w:vAlign w:val="center"/>
+          </w:tcPr>
+          <w:p>
+            <w:pPr>
+              <w:jc w:val="left"/>
+              <w:rPr>
+                <w:sz w:val="24"/>
+                <w:szCs w:val="24"/>
+              </w:rPr>
+            </w:pPr>
+            <w:r>
+              <w:rPr>
+                <w:b w:val="0"/>
+                <w:sz w:val="24"/>
+                <w:szCs w:val="24"/>
+              </w:rPr>
+            </w:r>
+          </w:p>
+        </w:tc>
+        <w:tc>
+          <w:tcPr>
+            <w:tcW w:w="1190" w:type="dxa"/>
+            <w:tcBorders>
+              <w:top w:val="single" w:sz="8" w:space="0" w:color="000000"/>
+              <w:left w:val="single" w:sz="8" w:space="0" w:color="000000"/>
+              <w:bottom w:val="single" w:sz="8" w:space="0" w:color="000000"/>
+              <w:right w:val="single" w:sz="8" w:space="0" w:color="000000"/>
+            </w:tcBorders>
+            <w:vAlign w:val="center"/>
+          </w:tcPr>
+          <w:p>
+            <w:pPr>
+              <w:jc w:val="left"/>
+              <w:rPr>
+                <w:sz w:val="24"/>
+                <w:szCs w:val="24"/>
+              </w:rPr>
+            </w:pPr>
+            <w:r>
+              <w:rPr>
+                <w:b w:val="0"/>
+                <w:sz w:val="24"/>
+                <w:szCs w:val="24"/>
+              </w:rPr>
+            </w:r>
+          </w:p>
+        </w:tc>
+        <w:tc>
+          <w:tcPr>
+            <w:tcW w:w="1134" w:type="dxa"/>
+            <w:tcBorders>
+              <w:top w:val="single" w:sz="8" w:space="0" w:color="000000"/>
+              <w:left w:val="single" w:sz="8" w:space="0" w:color="000000"/>
+              <w:bottom w:val="single" w:sz="8" w:space="0" w:color="000000"/>
+              <w:right w:val="single" w:sz="8" w:space="0" w:color="000000"/>
+            </w:tcBorders>
+            <w:vAlign w:val="center"/>
+          </w:tcPr>
+          <w:p>
+            <w:pPr>
+              <w:jc w:val="left"/>
+              <w:rPr>
+                <w:sz w:val="24"/>
+                <w:szCs w:val="24"/>
+              </w:rPr>
+            </w:pPr>
+            <w:r>
+              <w:rPr>
+                <w:b w:val="0"/>
+                <w:sz w:val="24"/>
+                <w:szCs w:val="24"/>
+              </w:rPr>
+            </w:r>
+          </w:p>
+        </w:tc>
+        <w:tc>
+          <w:tcPr>
+            <w:tcW w:w="1587" w:type="dxa"/>
+            <w:tcBorders>
+              <w:top w:val="single" w:sz="8" w:space="0" w:color="000000"/>
+              <w:left w:val="single" w:sz="8" w:space="0" w:color="000000"/>
+              <w:bottom w:val="single" w:sz="8" w:space="0" w:color="000000"/>
+              <w:right w:val="single" w:sz="8" w:space="0" w:color="000000"/>
+            </w:tcBorders>
+            <w:vAlign w:val="center"/>
+          </w:tcPr>
+          <w:p>
+            <w:pPr>
+              <w:jc w:val="left"/>
               <w:rPr>
                 <w:sz w:val="24"/>
                 <w:szCs w:val="24"/>
@@ -5767,7 +5906,9 @@
       </w:tr>
       <w:tr>
         <w:trPr>
+          <w:cantSplit/>
           <w:jc w:val="center"/>
+          <w:trHeight w:val="453" w:hRule="atLeast"/>
         </w:trPr>
         <w:tc>
           <w:tcPr>
@@ -5798,7 +5939,7 @@
         </w:tc>
         <w:tc>
           <w:tcPr>
-            <w:tcW w:w="1814" w:type="dxa"/>
+            <w:tcW w:w="1927" w:type="dxa"/>
             <w:tcBorders>
               <w:top w:val="single" w:sz="8" w:space="0" w:color="000000"/>
               <w:left w:val="single" w:sz="8" w:space="0" w:color="000000"/>
@@ -5836,119 +5977,119 @@
           </w:tcPr>
           <w:p>
             <w:pPr>
-              <w:jc w:val="both"/>
-              <w:rPr>
-                <w:sz w:val="24"/>
-                <w:szCs w:val="24"/>
-              </w:rPr>
-            </w:pPr>
-            <w:r>
-              <w:rPr>
-                <w:b w:val="0"/>
-                <w:sz w:val="24"/>
-                <w:szCs w:val="24"/>
-              </w:rPr>
-            </w:r>
-          </w:p>
-        </w:tc>
-        <w:tc>
-          <w:tcPr>
-            <w:tcW w:w="1474" w:type="dxa"/>
-            <w:tcBorders>
-              <w:top w:val="single" w:sz="8" w:space="0" w:color="000000"/>
-              <w:left w:val="single" w:sz="8" w:space="0" w:color="000000"/>
-              <w:bottom w:val="single" w:sz="8" w:space="0" w:color="000000"/>
-              <w:right w:val="single" w:sz="8" w:space="0" w:color="000000"/>
-            </w:tcBorders>
-            <w:vAlign w:val="center"/>
-          </w:tcPr>
-          <w:p>
-            <w:pPr>
-              <w:jc w:val="both"/>
-              <w:rPr>
-                <w:sz w:val="24"/>
-                <w:szCs w:val="24"/>
-              </w:rPr>
-            </w:pPr>
-            <w:r>
-              <w:rPr>
-                <w:b w:val="0"/>
-                <w:sz w:val="24"/>
-                <w:szCs w:val="24"/>
-              </w:rPr>
-            </w:r>
-          </w:p>
-        </w:tc>
-        <w:tc>
-          <w:tcPr>
-            <w:tcW w:w="1247" w:type="dxa"/>
-            <w:tcBorders>
-              <w:top w:val="single" w:sz="8" w:space="0" w:color="000000"/>
-              <w:left w:val="single" w:sz="8" w:space="0" w:color="000000"/>
-              <w:bottom w:val="single" w:sz="8" w:space="0" w:color="000000"/>
-              <w:right w:val="single" w:sz="8" w:space="0" w:color="000000"/>
-            </w:tcBorders>
-            <w:vAlign w:val="center"/>
-          </w:tcPr>
-          <w:p>
-            <w:pPr>
-              <w:jc w:val="both"/>
-              <w:rPr>
-                <w:sz w:val="24"/>
-                <w:szCs w:val="24"/>
-              </w:rPr>
-            </w:pPr>
-            <w:r>
-              <w:rPr>
-                <w:b w:val="0"/>
-                <w:sz w:val="24"/>
-                <w:szCs w:val="24"/>
-              </w:rPr>
-            </w:r>
-          </w:p>
-        </w:tc>
-        <w:tc>
-          <w:tcPr>
-            <w:tcW w:w="1247" w:type="dxa"/>
-            <w:tcBorders>
-              <w:top w:val="single" w:sz="8" w:space="0" w:color="000000"/>
-              <w:left w:val="single" w:sz="8" w:space="0" w:color="000000"/>
-              <w:bottom w:val="single" w:sz="8" w:space="0" w:color="000000"/>
-              <w:right w:val="single" w:sz="8" w:space="0" w:color="000000"/>
-            </w:tcBorders>
-            <w:vAlign w:val="center"/>
-          </w:tcPr>
-          <w:p>
-            <w:pPr>
-              <w:jc w:val="both"/>
-              <w:rPr>
-                <w:sz w:val="24"/>
-                <w:szCs w:val="24"/>
-              </w:rPr>
-            </w:pPr>
-            <w:r>
-              <w:rPr>
-                <w:b w:val="0"/>
-                <w:sz w:val="24"/>
-                <w:szCs w:val="24"/>
-              </w:rPr>
-            </w:r>
-          </w:p>
-        </w:tc>
-        <w:tc>
-          <w:tcPr>
-            <w:tcW w:w="1701" w:type="dxa"/>
-            <w:tcBorders>
-              <w:top w:val="single" w:sz="8" w:space="0" w:color="000000"/>
-              <w:left w:val="single" w:sz="8" w:space="0" w:color="000000"/>
-              <w:bottom w:val="single" w:sz="8" w:space="0" w:color="000000"/>
-              <w:right w:val="single" w:sz="8" w:space="0" w:color="000000"/>
-            </w:tcBorders>
-            <w:vAlign w:val="center"/>
-          </w:tcPr>
-          <w:p>
-            <w:pPr>
-              <w:jc w:val="both"/>
+              <w:jc w:val="left"/>
+              <w:rPr>
+                <w:sz w:val="24"/>
+                <w:szCs w:val="24"/>
+              </w:rPr>
+            </w:pPr>
+            <w:r>
+              <w:rPr>
+                <w:b w:val="0"/>
+                <w:sz w:val="24"/>
+                <w:szCs w:val="24"/>
+              </w:rPr>
+            </w:r>
+          </w:p>
+        </w:tc>
+        <w:tc>
+          <w:tcPr>
+            <w:tcW w:w="1417" w:type="dxa"/>
+            <w:tcBorders>
+              <w:top w:val="single" w:sz="8" w:space="0" w:color="000000"/>
+              <w:left w:val="single" w:sz="8" w:space="0" w:color="000000"/>
+              <w:bottom w:val="single" w:sz="8" w:space="0" w:color="000000"/>
+              <w:right w:val="single" w:sz="8" w:space="0" w:color="000000"/>
+            </w:tcBorders>
+            <w:vAlign w:val="center"/>
+          </w:tcPr>
+          <w:p>
+            <w:pPr>
+              <w:jc w:val="left"/>
+              <w:rPr>
+                <w:sz w:val="24"/>
+                <w:szCs w:val="24"/>
+              </w:rPr>
+            </w:pPr>
+            <w:r>
+              <w:rPr>
+                <w:b w:val="0"/>
+                <w:sz w:val="24"/>
+                <w:szCs w:val="24"/>
+              </w:rPr>
+            </w:r>
+          </w:p>
+        </w:tc>
+        <w:tc>
+          <w:tcPr>
+            <w:tcW w:w="1190" w:type="dxa"/>
+            <w:tcBorders>
+              <w:top w:val="single" w:sz="8" w:space="0" w:color="000000"/>
+              <w:left w:val="single" w:sz="8" w:space="0" w:color="000000"/>
+              <w:bottom w:val="single" w:sz="8" w:space="0" w:color="000000"/>
+              <w:right w:val="single" w:sz="8" w:space="0" w:color="000000"/>
+            </w:tcBorders>
+            <w:vAlign w:val="center"/>
+          </w:tcPr>
+          <w:p>
+            <w:pPr>
+              <w:jc w:val="left"/>
+              <w:rPr>
+                <w:sz w:val="24"/>
+                <w:szCs w:val="24"/>
+              </w:rPr>
+            </w:pPr>
+            <w:r>
+              <w:rPr>
+                <w:b w:val="0"/>
+                <w:sz w:val="24"/>
+                <w:szCs w:val="24"/>
+              </w:rPr>
+            </w:r>
+          </w:p>
+        </w:tc>
+        <w:tc>
+          <w:tcPr>
+            <w:tcW w:w="1134" w:type="dxa"/>
+            <w:tcBorders>
+              <w:top w:val="single" w:sz="8" w:space="0" w:color="000000"/>
+              <w:left w:val="single" w:sz="8" w:space="0" w:color="000000"/>
+              <w:bottom w:val="single" w:sz="8" w:space="0" w:color="000000"/>
+              <w:right w:val="single" w:sz="8" w:space="0" w:color="000000"/>
+            </w:tcBorders>
+            <w:vAlign w:val="center"/>
+          </w:tcPr>
+          <w:p>
+            <w:pPr>
+              <w:jc w:val="left"/>
+              <w:rPr>
+                <w:sz w:val="24"/>
+                <w:szCs w:val="24"/>
+              </w:rPr>
+            </w:pPr>
+            <w:r>
+              <w:rPr>
+                <w:b w:val="0"/>
+                <w:sz w:val="24"/>
+                <w:szCs w:val="24"/>
+              </w:rPr>
+            </w:r>
+          </w:p>
+        </w:tc>
+        <w:tc>
+          <w:tcPr>
+            <w:tcW w:w="1587" w:type="dxa"/>
+            <w:tcBorders>
+              <w:top w:val="single" w:sz="8" w:space="0" w:color="000000"/>
+              <w:left w:val="single" w:sz="8" w:space="0" w:color="000000"/>
+              <w:bottom w:val="single" w:sz="8" w:space="0" w:color="000000"/>
+              <w:right w:val="single" w:sz="8" w:space="0" w:color="000000"/>
+            </w:tcBorders>
+            <w:vAlign w:val="center"/>
+          </w:tcPr>
+          <w:p>
+            <w:pPr>
+              <w:jc w:val="left"/>
               <w:rPr>
                 <w:sz w:val="24"/>
                 <w:szCs w:val="24"/>
@@ -5966,7 +6107,9 @@
       </w:tr>
       <w:tr>
         <w:trPr>
+          <w:cantSplit/>
           <w:jc w:val="center"/>
+          <w:trHeight w:val="453" w:hRule="atLeast"/>
         </w:trPr>
         <w:tc>
           <w:tcPr>
@@ -5997,7 +6140,7 @@
         </w:tc>
         <w:tc>
           <w:tcPr>
-            <w:tcW w:w="1814" w:type="dxa"/>
+            <w:tcW w:w="1927" w:type="dxa"/>
             <w:tcBorders>
               <w:top w:val="single" w:sz="8" w:space="0" w:color="000000"/>
               <w:left w:val="single" w:sz="8" w:space="0" w:color="000000"/>
@@ -6035,119 +6178,119 @@
           </w:tcPr>
           <w:p>
             <w:pPr>
-              <w:jc w:val="both"/>
-              <w:rPr>
-                <w:sz w:val="24"/>
-                <w:szCs w:val="24"/>
-              </w:rPr>
-            </w:pPr>
-            <w:r>
-              <w:rPr>
-                <w:b w:val="0"/>
-                <w:sz w:val="24"/>
-                <w:szCs w:val="24"/>
-              </w:rPr>
-            </w:r>
-          </w:p>
-        </w:tc>
-        <w:tc>
-          <w:tcPr>
-            <w:tcW w:w="1474" w:type="dxa"/>
-            <w:tcBorders>
-              <w:top w:val="single" w:sz="8" w:space="0" w:color="000000"/>
-              <w:left w:val="single" w:sz="8" w:space="0" w:color="000000"/>
-              <w:bottom w:val="single" w:sz="8" w:space="0" w:color="000000"/>
-              <w:right w:val="single" w:sz="8" w:space="0" w:color="000000"/>
-            </w:tcBorders>
-            <w:vAlign w:val="center"/>
-          </w:tcPr>
-          <w:p>
-            <w:pPr>
-              <w:jc w:val="both"/>
-              <w:rPr>
-                <w:sz w:val="24"/>
-                <w:szCs w:val="24"/>
-              </w:rPr>
-            </w:pPr>
-            <w:r>
-              <w:rPr>
-                <w:b w:val="0"/>
-                <w:sz w:val="24"/>
-                <w:szCs w:val="24"/>
-              </w:rPr>
-            </w:r>
-          </w:p>
-        </w:tc>
-        <w:tc>
-          <w:tcPr>
-            <w:tcW w:w="1247" w:type="dxa"/>
-            <w:tcBorders>
-              <w:top w:val="single" w:sz="8" w:space="0" w:color="000000"/>
-              <w:left w:val="single" w:sz="8" w:space="0" w:color="000000"/>
-              <w:bottom w:val="single" w:sz="8" w:space="0" w:color="000000"/>
-              <w:right w:val="single" w:sz="8" w:space="0" w:color="000000"/>
-            </w:tcBorders>
-            <w:vAlign w:val="center"/>
-          </w:tcPr>
-          <w:p>
-            <w:pPr>
-              <w:jc w:val="both"/>
-              <w:rPr>
-                <w:sz w:val="24"/>
-                <w:szCs w:val="24"/>
-              </w:rPr>
-            </w:pPr>
-            <w:r>
-              <w:rPr>
-                <w:b w:val="0"/>
-                <w:sz w:val="24"/>
-                <w:szCs w:val="24"/>
-              </w:rPr>
-            </w:r>
-          </w:p>
-        </w:tc>
-        <w:tc>
-          <w:tcPr>
-            <w:tcW w:w="1247" w:type="dxa"/>
-            <w:tcBorders>
-              <w:top w:val="single" w:sz="8" w:space="0" w:color="000000"/>
-              <w:left w:val="single" w:sz="8" w:space="0" w:color="000000"/>
-              <w:bottom w:val="single" w:sz="8" w:space="0" w:color="000000"/>
-              <w:right w:val="single" w:sz="8" w:space="0" w:color="000000"/>
-            </w:tcBorders>
-            <w:vAlign w:val="center"/>
-          </w:tcPr>
-          <w:p>
-            <w:pPr>
-              <w:jc w:val="both"/>
-              <w:rPr>
-                <w:sz w:val="24"/>
-                <w:szCs w:val="24"/>
-              </w:rPr>
-            </w:pPr>
-            <w:r>
-              <w:rPr>
-                <w:b w:val="0"/>
-                <w:sz w:val="24"/>
-                <w:szCs w:val="24"/>
-              </w:rPr>
-            </w:r>
-          </w:p>
-        </w:tc>
-        <w:tc>
-          <w:tcPr>
-            <w:tcW w:w="1701" w:type="dxa"/>
-            <w:tcBorders>
-              <w:top w:val="single" w:sz="8" w:space="0" w:color="000000"/>
-              <w:left w:val="single" w:sz="8" w:space="0" w:color="000000"/>
-              <w:bottom w:val="single" w:sz="8" w:space="0" w:color="000000"/>
-              <w:right w:val="single" w:sz="8" w:space="0" w:color="000000"/>
-            </w:tcBorders>
-            <w:vAlign w:val="center"/>
-          </w:tcPr>
-          <w:p>
-            <w:pPr>
-              <w:jc w:val="both"/>
+              <w:jc w:val="left"/>
+              <w:rPr>
+                <w:sz w:val="24"/>
+                <w:szCs w:val="24"/>
+              </w:rPr>
+            </w:pPr>
+            <w:r>
+              <w:rPr>
+                <w:b w:val="0"/>
+                <w:sz w:val="24"/>
+                <w:szCs w:val="24"/>
+              </w:rPr>
+            </w:r>
+          </w:p>
+        </w:tc>
+        <w:tc>
+          <w:tcPr>
+            <w:tcW w:w="1417" w:type="dxa"/>
+            <w:tcBorders>
+              <w:top w:val="single" w:sz="8" w:space="0" w:color="000000"/>
+              <w:left w:val="single" w:sz="8" w:space="0" w:color="000000"/>
+              <w:bottom w:val="single" w:sz="8" w:space="0" w:color="000000"/>
+              <w:right w:val="single" w:sz="8" w:space="0" w:color="000000"/>
+            </w:tcBorders>
+            <w:vAlign w:val="center"/>
+          </w:tcPr>
+          <w:p>
+            <w:pPr>
+              <w:jc w:val="left"/>
+              <w:rPr>
+                <w:sz w:val="24"/>
+                <w:szCs w:val="24"/>
+              </w:rPr>
+            </w:pPr>
+            <w:r>
+              <w:rPr>
+                <w:b w:val="0"/>
+                <w:sz w:val="24"/>
+                <w:szCs w:val="24"/>
+              </w:rPr>
+            </w:r>
+          </w:p>
+        </w:tc>
+        <w:tc>
+          <w:tcPr>
+            <w:tcW w:w="1190" w:type="dxa"/>
+            <w:tcBorders>
+              <w:top w:val="single" w:sz="8" w:space="0" w:color="000000"/>
+              <w:left w:val="single" w:sz="8" w:space="0" w:color="000000"/>
+              <w:bottom w:val="single" w:sz="8" w:space="0" w:color="000000"/>
+              <w:right w:val="single" w:sz="8" w:space="0" w:color="000000"/>
+            </w:tcBorders>
+            <w:vAlign w:val="center"/>
+          </w:tcPr>
+          <w:p>
+            <w:pPr>
+              <w:jc w:val="left"/>
+              <w:rPr>
+                <w:sz w:val="24"/>
+                <w:szCs w:val="24"/>
+              </w:rPr>
+            </w:pPr>
+            <w:r>
+              <w:rPr>
+                <w:b w:val="0"/>
+                <w:sz w:val="24"/>
+                <w:szCs w:val="24"/>
+              </w:rPr>
+            </w:r>
+          </w:p>
+        </w:tc>
+        <w:tc>
+          <w:tcPr>
+            <w:tcW w:w="1134" w:type="dxa"/>
+            <w:tcBorders>
+              <w:top w:val="single" w:sz="8" w:space="0" w:color="000000"/>
+              <w:left w:val="single" w:sz="8" w:space="0" w:color="000000"/>
+              <w:bottom w:val="single" w:sz="8" w:space="0" w:color="000000"/>
+              <w:right w:val="single" w:sz="8" w:space="0" w:color="000000"/>
+            </w:tcBorders>
+            <w:vAlign w:val="center"/>
+          </w:tcPr>
+          <w:p>
+            <w:pPr>
+              <w:jc w:val="left"/>
+              <w:rPr>
+                <w:sz w:val="24"/>
+                <w:szCs w:val="24"/>
+              </w:rPr>
+            </w:pPr>
+            <w:r>
+              <w:rPr>
+                <w:b w:val="0"/>
+                <w:sz w:val="24"/>
+                <w:szCs w:val="24"/>
+              </w:rPr>
+            </w:r>
+          </w:p>
+        </w:tc>
+        <w:tc>
+          <w:tcPr>
+            <w:tcW w:w="1587" w:type="dxa"/>
+            <w:tcBorders>
+              <w:top w:val="single" w:sz="8" w:space="0" w:color="000000"/>
+              <w:left w:val="single" w:sz="8" w:space="0" w:color="000000"/>
+              <w:bottom w:val="single" w:sz="8" w:space="0" w:color="000000"/>
+              <w:right w:val="single" w:sz="8" w:space="0" w:color="000000"/>
+            </w:tcBorders>
+            <w:vAlign w:val="center"/>
+          </w:tcPr>
+          <w:p>
+            <w:pPr>
+              <w:jc w:val="left"/>
               <w:rPr>
                 <w:sz w:val="24"/>
                 <w:szCs w:val="24"/>
@@ -6165,7 +6308,9 @@
       </w:tr>
       <w:tr>
         <w:trPr>
+          <w:cantSplit/>
           <w:jc w:val="center"/>
+          <w:trHeight w:val="453" w:hRule="atLeast"/>
         </w:trPr>
         <w:tc>
           <w:tcPr>
@@ -6196,7 +6341,7 @@
         </w:tc>
         <w:tc>
           <w:tcPr>
-            <w:tcW w:w="1814" w:type="dxa"/>
+            <w:tcW w:w="1927" w:type="dxa"/>
             <w:tcBorders>
               <w:top w:val="single" w:sz="8" w:space="0" w:color="000000"/>
               <w:left w:val="single" w:sz="8" w:space="0" w:color="000000"/>
@@ -6234,119 +6379,119 @@
           </w:tcPr>
           <w:p>
             <w:pPr>
-              <w:jc w:val="both"/>
-              <w:rPr>
-                <w:sz w:val="24"/>
-                <w:szCs w:val="24"/>
-              </w:rPr>
-            </w:pPr>
-            <w:r>
-              <w:rPr>
-                <w:b w:val="0"/>
-                <w:sz w:val="24"/>
-                <w:szCs w:val="24"/>
-              </w:rPr>
-            </w:r>
-          </w:p>
-        </w:tc>
-        <w:tc>
-          <w:tcPr>
-            <w:tcW w:w="1474" w:type="dxa"/>
-            <w:tcBorders>
-              <w:top w:val="single" w:sz="8" w:space="0" w:color="000000"/>
-              <w:left w:val="single" w:sz="8" w:space="0" w:color="000000"/>
-              <w:bottom w:val="single" w:sz="8" w:space="0" w:color="000000"/>
-              <w:right w:val="single" w:sz="8" w:space="0" w:color="000000"/>
-            </w:tcBorders>
-            <w:vAlign w:val="center"/>
-          </w:tcPr>
-          <w:p>
-            <w:pPr>
-              <w:jc w:val="both"/>
-              <w:rPr>
-                <w:sz w:val="24"/>
-                <w:szCs w:val="24"/>
-              </w:rPr>
-            </w:pPr>
-            <w:r>
-              <w:rPr>
-                <w:b w:val="0"/>
-                <w:sz w:val="24"/>
-                <w:szCs w:val="24"/>
-              </w:rPr>
-            </w:r>
-          </w:p>
-        </w:tc>
-        <w:tc>
-          <w:tcPr>
-            <w:tcW w:w="1247" w:type="dxa"/>
-            <w:tcBorders>
-              <w:top w:val="single" w:sz="8" w:space="0" w:color="000000"/>
-              <w:left w:val="single" w:sz="8" w:space="0" w:color="000000"/>
-              <w:bottom w:val="single" w:sz="8" w:space="0" w:color="000000"/>
-              <w:right w:val="single" w:sz="8" w:space="0" w:color="000000"/>
-            </w:tcBorders>
-            <w:vAlign w:val="center"/>
-          </w:tcPr>
-          <w:p>
-            <w:pPr>
-              <w:jc w:val="both"/>
-              <w:rPr>
-                <w:sz w:val="24"/>
-                <w:szCs w:val="24"/>
-              </w:rPr>
-            </w:pPr>
-            <w:r>
-              <w:rPr>
-                <w:b w:val="0"/>
-                <w:sz w:val="24"/>
-                <w:szCs w:val="24"/>
-              </w:rPr>
-            </w:r>
-          </w:p>
-        </w:tc>
-        <w:tc>
-          <w:tcPr>
-            <w:tcW w:w="1247" w:type="dxa"/>
-            <w:tcBorders>
-              <w:top w:val="single" w:sz="8" w:space="0" w:color="000000"/>
-              <w:left w:val="single" w:sz="8" w:space="0" w:color="000000"/>
-              <w:bottom w:val="single" w:sz="8" w:space="0" w:color="000000"/>
-              <w:right w:val="single" w:sz="8" w:space="0" w:color="000000"/>
-            </w:tcBorders>
-            <w:vAlign w:val="center"/>
-          </w:tcPr>
-          <w:p>
-            <w:pPr>
-              <w:jc w:val="both"/>
-              <w:rPr>
-                <w:sz w:val="24"/>
-                <w:szCs w:val="24"/>
-              </w:rPr>
-            </w:pPr>
-            <w:r>
-              <w:rPr>
-                <w:b w:val="0"/>
-                <w:sz w:val="24"/>
-                <w:szCs w:val="24"/>
-              </w:rPr>
-            </w:r>
-          </w:p>
-        </w:tc>
-        <w:tc>
-          <w:tcPr>
-            <w:tcW w:w="1701" w:type="dxa"/>
-            <w:tcBorders>
-              <w:top w:val="single" w:sz="8" w:space="0" w:color="000000"/>
-              <w:left w:val="single" w:sz="8" w:space="0" w:color="000000"/>
-              <w:bottom w:val="single" w:sz="8" w:space="0" w:color="000000"/>
-              <w:right w:val="single" w:sz="8" w:space="0" w:color="000000"/>
-            </w:tcBorders>
-            <w:vAlign w:val="center"/>
-          </w:tcPr>
-          <w:p>
-            <w:pPr>
-              <w:jc w:val="both"/>
+              <w:jc w:val="left"/>
+              <w:rPr>
+                <w:sz w:val="24"/>
+                <w:szCs w:val="24"/>
+              </w:rPr>
+            </w:pPr>
+            <w:r>
+              <w:rPr>
+                <w:b w:val="0"/>
+                <w:sz w:val="24"/>
+                <w:szCs w:val="24"/>
+              </w:rPr>
+            </w:r>
+          </w:p>
+        </w:tc>
+        <w:tc>
+          <w:tcPr>
+            <w:tcW w:w="1417" w:type="dxa"/>
+            <w:tcBorders>
+              <w:top w:val="single" w:sz="8" w:space="0" w:color="000000"/>
+              <w:left w:val="single" w:sz="8" w:space="0" w:color="000000"/>
+              <w:bottom w:val="single" w:sz="8" w:space="0" w:color="000000"/>
+              <w:right w:val="single" w:sz="8" w:space="0" w:color="000000"/>
+            </w:tcBorders>
+            <w:vAlign w:val="center"/>
+          </w:tcPr>
+          <w:p>
+            <w:pPr>
+              <w:jc w:val="left"/>
+              <w:rPr>
+                <w:sz w:val="24"/>
+                <w:szCs w:val="24"/>
+              </w:rPr>
+            </w:pPr>
+            <w:r>
+              <w:rPr>
+                <w:b w:val="0"/>
+                <w:sz w:val="24"/>
+                <w:szCs w:val="24"/>
+              </w:rPr>
+            </w:r>
+          </w:p>
+        </w:tc>
+        <w:tc>
+          <w:tcPr>
+            <w:tcW w:w="1190" w:type="dxa"/>
+            <w:tcBorders>
+              <w:top w:val="single" w:sz="8" w:space="0" w:color="000000"/>
+              <w:left w:val="single" w:sz="8" w:space="0" w:color="000000"/>
+              <w:bottom w:val="single" w:sz="8" w:space="0" w:color="000000"/>
+              <w:right w:val="single" w:sz="8" w:space="0" w:color="000000"/>
+            </w:tcBorders>
+            <w:vAlign w:val="center"/>
+          </w:tcPr>
+          <w:p>
+            <w:pPr>
+              <w:jc w:val="left"/>
+              <w:rPr>
+                <w:sz w:val="24"/>
+                <w:szCs w:val="24"/>
+              </w:rPr>
+            </w:pPr>
+            <w:r>
+              <w:rPr>
+                <w:b w:val="0"/>
+                <w:sz w:val="24"/>
+                <w:szCs w:val="24"/>
+              </w:rPr>
+            </w:r>
+          </w:p>
+        </w:tc>
+        <w:tc>
+          <w:tcPr>
+            <w:tcW w:w="1134" w:type="dxa"/>
+            <w:tcBorders>
+              <w:top w:val="single" w:sz="8" w:space="0" w:color="000000"/>
+              <w:left w:val="single" w:sz="8" w:space="0" w:color="000000"/>
+              <w:bottom w:val="single" w:sz="8" w:space="0" w:color="000000"/>
+              <w:right w:val="single" w:sz="8" w:space="0" w:color="000000"/>
+            </w:tcBorders>
+            <w:vAlign w:val="center"/>
+          </w:tcPr>
+          <w:p>
+            <w:pPr>
+              <w:jc w:val="left"/>
+              <w:rPr>
+                <w:sz w:val="24"/>
+                <w:szCs w:val="24"/>
+              </w:rPr>
+            </w:pPr>
+            <w:r>
+              <w:rPr>
+                <w:b w:val="0"/>
+                <w:sz w:val="24"/>
+                <w:szCs w:val="24"/>
+              </w:rPr>
+            </w:r>
+          </w:p>
+        </w:tc>
+        <w:tc>
+          <w:tcPr>
+            <w:tcW w:w="1587" w:type="dxa"/>
+            <w:tcBorders>
+              <w:top w:val="single" w:sz="8" w:space="0" w:color="000000"/>
+              <w:left w:val="single" w:sz="8" w:space="0" w:color="000000"/>
+              <w:bottom w:val="single" w:sz="8" w:space="0" w:color="000000"/>
+              <w:right w:val="single" w:sz="8" w:space="0" w:color="000000"/>
+            </w:tcBorders>
+            <w:vAlign w:val="center"/>
+          </w:tcPr>
+          <w:p>
+            <w:pPr>
+              <w:jc w:val="left"/>
               <w:rPr>
                 <w:sz w:val="24"/>
                 <w:szCs w:val="24"/>
@@ -6364,7 +6509,9 @@
       </w:tr>
       <w:tr>
         <w:trPr>
+          <w:cantSplit/>
           <w:jc w:val="center"/>
+          <w:trHeight w:val="453" w:hRule="atLeast"/>
         </w:trPr>
         <w:tc>
           <w:tcPr>
@@ -6395,7 +6542,7 @@
         </w:tc>
         <w:tc>
           <w:tcPr>
-            <w:tcW w:w="1814" w:type="dxa"/>
+            <w:tcW w:w="1927" w:type="dxa"/>
             <w:tcBorders>
               <w:top w:val="single" w:sz="8" w:space="0" w:color="000000"/>
               <w:left w:val="single" w:sz="8" w:space="0" w:color="000000"/>
@@ -6433,119 +6580,119 @@
           </w:tcPr>
           <w:p>
             <w:pPr>
-              <w:jc w:val="both"/>
-              <w:rPr>
-                <w:sz w:val="24"/>
-                <w:szCs w:val="24"/>
-              </w:rPr>
-            </w:pPr>
-            <w:r>
-              <w:rPr>
-                <w:b w:val="0"/>
-                <w:sz w:val="24"/>
-                <w:szCs w:val="24"/>
-              </w:rPr>
-            </w:r>
-          </w:p>
-        </w:tc>
-        <w:tc>
-          <w:tcPr>
-            <w:tcW w:w="1474" w:type="dxa"/>
-            <w:tcBorders>
-              <w:top w:val="single" w:sz="8" w:space="0" w:color="000000"/>
-              <w:left w:val="single" w:sz="8" w:space="0" w:color="000000"/>
-              <w:bottom w:val="single" w:sz="8" w:space="0" w:color="000000"/>
-              <w:right w:val="single" w:sz="8" w:space="0" w:color="000000"/>
-            </w:tcBorders>
-            <w:vAlign w:val="center"/>
-          </w:tcPr>
-          <w:p>
-            <w:pPr>
-              <w:jc w:val="both"/>
-              <w:rPr>
-                <w:sz w:val="24"/>
-                <w:szCs w:val="24"/>
-              </w:rPr>
-            </w:pPr>
-            <w:r>
-              <w:rPr>
-                <w:b w:val="0"/>
-                <w:sz w:val="24"/>
-                <w:szCs w:val="24"/>
-              </w:rPr>
-            </w:r>
-          </w:p>
-        </w:tc>
-        <w:tc>
-          <w:tcPr>
-            <w:tcW w:w="1247" w:type="dxa"/>
-            <w:tcBorders>
-              <w:top w:val="single" w:sz="8" w:space="0" w:color="000000"/>
-              <w:left w:val="single" w:sz="8" w:space="0" w:color="000000"/>
-              <w:bottom w:val="single" w:sz="8" w:space="0" w:color="000000"/>
-              <w:right w:val="single" w:sz="8" w:space="0" w:color="000000"/>
-            </w:tcBorders>
-            <w:vAlign w:val="center"/>
-          </w:tcPr>
-          <w:p>
-            <w:pPr>
-              <w:jc w:val="both"/>
-              <w:rPr>
-                <w:sz w:val="24"/>
-                <w:szCs w:val="24"/>
-              </w:rPr>
-            </w:pPr>
-            <w:r>
-              <w:rPr>
-                <w:b w:val="0"/>
-                <w:sz w:val="24"/>
-                <w:szCs w:val="24"/>
-              </w:rPr>
-            </w:r>
-          </w:p>
-        </w:tc>
-        <w:tc>
-          <w:tcPr>
-            <w:tcW w:w="1247" w:type="dxa"/>
-            <w:tcBorders>
-              <w:top w:val="single" w:sz="8" w:space="0" w:color="000000"/>
-              <w:left w:val="single" w:sz="8" w:space="0" w:color="000000"/>
-              <w:bottom w:val="single" w:sz="8" w:space="0" w:color="000000"/>
-              <w:right w:val="single" w:sz="8" w:space="0" w:color="000000"/>
-            </w:tcBorders>
-            <w:vAlign w:val="center"/>
-          </w:tcPr>
-          <w:p>
-            <w:pPr>
-              <w:jc w:val="both"/>
-              <w:rPr>
-                <w:sz w:val="24"/>
-                <w:szCs w:val="24"/>
-              </w:rPr>
-            </w:pPr>
-            <w:r>
-              <w:rPr>
-                <w:b w:val="0"/>
-                <w:sz w:val="24"/>
-                <w:szCs w:val="24"/>
-              </w:rPr>
-            </w:r>
-          </w:p>
-        </w:tc>
-        <w:tc>
-          <w:tcPr>
-            <w:tcW w:w="1701" w:type="dxa"/>
-            <w:tcBorders>
-              <w:top w:val="single" w:sz="8" w:space="0" w:color="000000"/>
-              <w:left w:val="single" w:sz="8" w:space="0" w:color="000000"/>
-              <w:bottom w:val="single" w:sz="8" w:space="0" w:color="000000"/>
-              <w:right w:val="single" w:sz="8" w:space="0" w:color="000000"/>
-            </w:tcBorders>
-            <w:vAlign w:val="center"/>
-          </w:tcPr>
-          <w:p>
-            <w:pPr>
-              <w:jc w:val="both"/>
+              <w:jc w:val="left"/>
+              <w:rPr>
+                <w:sz w:val="24"/>
+                <w:szCs w:val="24"/>
+              </w:rPr>
+            </w:pPr>
+            <w:r>
+              <w:rPr>
+                <w:b w:val="0"/>
+                <w:sz w:val="24"/>
+                <w:szCs w:val="24"/>
+              </w:rPr>
+            </w:r>
+          </w:p>
+        </w:tc>
+        <w:tc>
+          <w:tcPr>
+            <w:tcW w:w="1417" w:type="dxa"/>
+            <w:tcBorders>
+              <w:top w:val="single" w:sz="8" w:space="0" w:color="000000"/>
+              <w:left w:val="single" w:sz="8" w:space="0" w:color="000000"/>
+              <w:bottom w:val="single" w:sz="8" w:space="0" w:color="000000"/>
+              <w:right w:val="single" w:sz="8" w:space="0" w:color="000000"/>
+            </w:tcBorders>
+            <w:vAlign w:val="center"/>
+          </w:tcPr>
+          <w:p>
+            <w:pPr>
+              <w:jc w:val="left"/>
+              <w:rPr>
+                <w:sz w:val="24"/>
+                <w:szCs w:val="24"/>
+              </w:rPr>
+            </w:pPr>
+            <w:r>
+              <w:rPr>
+                <w:b w:val="0"/>
+                <w:sz w:val="24"/>
+                <w:szCs w:val="24"/>
+              </w:rPr>
+            </w:r>
+          </w:p>
+        </w:tc>
+        <w:tc>
+          <w:tcPr>
+            <w:tcW w:w="1190" w:type="dxa"/>
+            <w:tcBorders>
+              <w:top w:val="single" w:sz="8" w:space="0" w:color="000000"/>
+              <w:left w:val="single" w:sz="8" w:space="0" w:color="000000"/>
+              <w:bottom w:val="single" w:sz="8" w:space="0" w:color="000000"/>
+              <w:right w:val="single" w:sz="8" w:space="0" w:color="000000"/>
+            </w:tcBorders>
+            <w:vAlign w:val="center"/>
+          </w:tcPr>
+          <w:p>
+            <w:pPr>
+              <w:jc w:val="left"/>
+              <w:rPr>
+                <w:sz w:val="24"/>
+                <w:szCs w:val="24"/>
+              </w:rPr>
+            </w:pPr>
+            <w:r>
+              <w:rPr>
+                <w:b w:val="0"/>
+                <w:sz w:val="24"/>
+                <w:szCs w:val="24"/>
+              </w:rPr>
+            </w:r>
+          </w:p>
+        </w:tc>
+        <w:tc>
+          <w:tcPr>
+            <w:tcW w:w="1134" w:type="dxa"/>
+            <w:tcBorders>
+              <w:top w:val="single" w:sz="8" w:space="0" w:color="000000"/>
+              <w:left w:val="single" w:sz="8" w:space="0" w:color="000000"/>
+              <w:bottom w:val="single" w:sz="8" w:space="0" w:color="000000"/>
+              <w:right w:val="single" w:sz="8" w:space="0" w:color="000000"/>
+            </w:tcBorders>
+            <w:vAlign w:val="center"/>
+          </w:tcPr>
+          <w:p>
+            <w:pPr>
+              <w:jc w:val="left"/>
+              <w:rPr>
+                <w:sz w:val="24"/>
+                <w:szCs w:val="24"/>
+              </w:rPr>
+            </w:pPr>
+            <w:r>
+              <w:rPr>
+                <w:b w:val="0"/>
+                <w:sz w:val="24"/>
+                <w:szCs w:val="24"/>
+              </w:rPr>
+            </w:r>
+          </w:p>
+        </w:tc>
+        <w:tc>
+          <w:tcPr>
+            <w:tcW w:w="1587" w:type="dxa"/>
+            <w:tcBorders>
+              <w:top w:val="single" w:sz="8" w:space="0" w:color="000000"/>
+              <w:left w:val="single" w:sz="8" w:space="0" w:color="000000"/>
+              <w:bottom w:val="single" w:sz="8" w:space="0" w:color="000000"/>
+              <w:right w:val="single" w:sz="8" w:space="0" w:color="000000"/>
+            </w:tcBorders>
+            <w:vAlign w:val="center"/>
+          </w:tcPr>
+          <w:p>
+            <w:pPr>
+              <w:jc w:val="left"/>
               <w:rPr>
                 <w:sz w:val="24"/>
                 <w:szCs w:val="24"/>
@@ -6563,7 +6710,9 @@
       </w:tr>
       <w:tr>
         <w:trPr>
+          <w:cantSplit/>
           <w:jc w:val="center"/>
+          <w:trHeight w:val="453" w:hRule="atLeast"/>
         </w:trPr>
         <w:tc>
           <w:tcPr>
@@ -6594,7 +6743,7 @@
         </w:tc>
         <w:tc>
           <w:tcPr>
-            <w:tcW w:w="1814" w:type="dxa"/>
+            <w:tcW w:w="1927" w:type="dxa"/>
             <w:tcBorders>
               <w:top w:val="single" w:sz="8" w:space="0" w:color="000000"/>
               <w:left w:val="single" w:sz="8" w:space="0" w:color="000000"/>
@@ -6632,119 +6781,119 @@
           </w:tcPr>
           <w:p>
             <w:pPr>
-              <w:jc w:val="both"/>
-              <w:rPr>
-                <w:sz w:val="24"/>
-                <w:szCs w:val="24"/>
-              </w:rPr>
-            </w:pPr>
-            <w:r>
-              <w:rPr>
-                <w:b w:val="0"/>
-                <w:sz w:val="24"/>
-                <w:szCs w:val="24"/>
-              </w:rPr>
-            </w:r>
-          </w:p>
-        </w:tc>
-        <w:tc>
-          <w:tcPr>
-            <w:tcW w:w="1474" w:type="dxa"/>
-            <w:tcBorders>
-              <w:top w:val="single" w:sz="8" w:space="0" w:color="000000"/>
-              <w:left w:val="single" w:sz="8" w:space="0" w:color="000000"/>
-              <w:bottom w:val="single" w:sz="8" w:space="0" w:color="000000"/>
-              <w:right w:val="single" w:sz="8" w:space="0" w:color="000000"/>
-            </w:tcBorders>
-            <w:vAlign w:val="center"/>
-          </w:tcPr>
-          <w:p>
-            <w:pPr>
-              <w:jc w:val="both"/>
-              <w:rPr>
-                <w:sz w:val="24"/>
-                <w:szCs w:val="24"/>
-              </w:rPr>
-            </w:pPr>
-            <w:r>
-              <w:rPr>
-                <w:b w:val="0"/>
-                <w:sz w:val="24"/>
-                <w:szCs w:val="24"/>
-              </w:rPr>
-            </w:r>
-          </w:p>
-        </w:tc>
-        <w:tc>
-          <w:tcPr>
-            <w:tcW w:w="1247" w:type="dxa"/>
-            <w:tcBorders>
-              <w:top w:val="single" w:sz="8" w:space="0" w:color="000000"/>
-              <w:left w:val="single" w:sz="8" w:space="0" w:color="000000"/>
-              <w:bottom w:val="single" w:sz="8" w:space="0" w:color="000000"/>
-              <w:right w:val="single" w:sz="8" w:space="0" w:color="000000"/>
-            </w:tcBorders>
-            <w:vAlign w:val="center"/>
-          </w:tcPr>
-          <w:p>
-            <w:pPr>
-              <w:jc w:val="both"/>
-              <w:rPr>
-                <w:sz w:val="24"/>
-                <w:szCs w:val="24"/>
-              </w:rPr>
-            </w:pPr>
-            <w:r>
-              <w:rPr>
-                <w:b w:val="0"/>
-                <w:sz w:val="24"/>
-                <w:szCs w:val="24"/>
-              </w:rPr>
-            </w:r>
-          </w:p>
-        </w:tc>
-        <w:tc>
-          <w:tcPr>
-            <w:tcW w:w="1247" w:type="dxa"/>
-            <w:tcBorders>
-              <w:top w:val="single" w:sz="8" w:space="0" w:color="000000"/>
-              <w:left w:val="single" w:sz="8" w:space="0" w:color="000000"/>
-              <w:bottom w:val="single" w:sz="8" w:space="0" w:color="000000"/>
-              <w:right w:val="single" w:sz="8" w:space="0" w:color="000000"/>
-            </w:tcBorders>
-            <w:vAlign w:val="center"/>
-          </w:tcPr>
-          <w:p>
-            <w:pPr>
-              <w:jc w:val="both"/>
-              <w:rPr>
-                <w:sz w:val="24"/>
-                <w:szCs w:val="24"/>
-              </w:rPr>
-            </w:pPr>
-            <w:r>
-              <w:rPr>
-                <w:b w:val="0"/>
-                <w:sz w:val="24"/>
-                <w:szCs w:val="24"/>
-              </w:rPr>
-            </w:r>
-          </w:p>
-        </w:tc>
-        <w:tc>
-          <w:tcPr>
-            <w:tcW w:w="1701" w:type="dxa"/>
-            <w:tcBorders>
-              <w:top w:val="single" w:sz="8" w:space="0" w:color="000000"/>
-              <w:left w:val="single" w:sz="8" w:space="0" w:color="000000"/>
-              <w:bottom w:val="single" w:sz="8" w:space="0" w:color="000000"/>
-              <w:right w:val="single" w:sz="8" w:space="0" w:color="000000"/>
-            </w:tcBorders>
-            <w:vAlign w:val="center"/>
-          </w:tcPr>
-          <w:p>
-            <w:pPr>
-              <w:jc w:val="both"/>
+              <w:jc w:val="left"/>
+              <w:rPr>
+                <w:sz w:val="24"/>
+                <w:szCs w:val="24"/>
+              </w:rPr>
+            </w:pPr>
+            <w:r>
+              <w:rPr>
+                <w:b w:val="0"/>
+                <w:sz w:val="24"/>
+                <w:szCs w:val="24"/>
+              </w:rPr>
+            </w:r>
+          </w:p>
+        </w:tc>
+        <w:tc>
+          <w:tcPr>
+            <w:tcW w:w="1417" w:type="dxa"/>
+            <w:tcBorders>
+              <w:top w:val="single" w:sz="8" w:space="0" w:color="000000"/>
+              <w:left w:val="single" w:sz="8" w:space="0" w:color="000000"/>
+              <w:bottom w:val="single" w:sz="8" w:space="0" w:color="000000"/>
+              <w:right w:val="single" w:sz="8" w:space="0" w:color="000000"/>
+            </w:tcBorders>
+            <w:vAlign w:val="center"/>
+          </w:tcPr>
+          <w:p>
+            <w:pPr>
+              <w:jc w:val="left"/>
+              <w:rPr>
+                <w:sz w:val="24"/>
+                <w:szCs w:val="24"/>
+              </w:rPr>
+            </w:pPr>
+            <w:r>
+              <w:rPr>
+                <w:b w:val="0"/>
+                <w:sz w:val="24"/>
+                <w:szCs w:val="24"/>
+              </w:rPr>
+            </w:r>
+          </w:p>
+        </w:tc>
+        <w:tc>
+          <w:tcPr>
+            <w:tcW w:w="1190" w:type="dxa"/>
+            <w:tcBorders>
+              <w:top w:val="single" w:sz="8" w:space="0" w:color="000000"/>
+              <w:left w:val="single" w:sz="8" w:space="0" w:color="000000"/>
+              <w:bottom w:val="single" w:sz="8" w:space="0" w:color="000000"/>
+              <w:right w:val="single" w:sz="8" w:space="0" w:color="000000"/>
+            </w:tcBorders>
+            <w:vAlign w:val="center"/>
+          </w:tcPr>
+          <w:p>
+            <w:pPr>
+              <w:jc w:val="left"/>
+              <w:rPr>
+                <w:sz w:val="24"/>
+                <w:szCs w:val="24"/>
+              </w:rPr>
+            </w:pPr>
+            <w:r>
+              <w:rPr>
+                <w:b w:val="0"/>
+                <w:sz w:val="24"/>
+                <w:szCs w:val="24"/>
+              </w:rPr>
+            </w:r>
+          </w:p>
+        </w:tc>
+        <w:tc>
+          <w:tcPr>
+            <w:tcW w:w="1134" w:type="dxa"/>
+            <w:tcBorders>
+              <w:top w:val="single" w:sz="8" w:space="0" w:color="000000"/>
+              <w:left w:val="single" w:sz="8" w:space="0" w:color="000000"/>
+              <w:bottom w:val="single" w:sz="8" w:space="0" w:color="000000"/>
+              <w:right w:val="single" w:sz="8" w:space="0" w:color="000000"/>
+            </w:tcBorders>
+            <w:vAlign w:val="center"/>
+          </w:tcPr>
+          <w:p>
+            <w:pPr>
+              <w:jc w:val="left"/>
+              <w:rPr>
+                <w:sz w:val="24"/>
+                <w:szCs w:val="24"/>
+              </w:rPr>
+            </w:pPr>
+            <w:r>
+              <w:rPr>
+                <w:b w:val="0"/>
+                <w:sz w:val="24"/>
+                <w:szCs w:val="24"/>
+              </w:rPr>
+            </w:r>
+          </w:p>
+        </w:tc>
+        <w:tc>
+          <w:tcPr>
+            <w:tcW w:w="1587" w:type="dxa"/>
+            <w:tcBorders>
+              <w:top w:val="single" w:sz="8" w:space="0" w:color="000000"/>
+              <w:left w:val="single" w:sz="8" w:space="0" w:color="000000"/>
+              <w:bottom w:val="single" w:sz="8" w:space="0" w:color="000000"/>
+              <w:right w:val="single" w:sz="8" w:space="0" w:color="000000"/>
+            </w:tcBorders>
+            <w:vAlign w:val="center"/>
+          </w:tcPr>
+          <w:p>
+            <w:pPr>
+              <w:jc w:val="left"/>
               <w:rPr>
                 <w:sz w:val="24"/>
                 <w:szCs w:val="24"/>
@@ -6762,7 +6911,9 @@
       </w:tr>
       <w:tr>
         <w:trPr>
+          <w:cantSplit/>
           <w:jc w:val="center"/>
+          <w:trHeight w:val="453" w:hRule="atLeast"/>
         </w:trPr>
         <w:tc>
           <w:tcPr>
@@ -6793,7 +6944,7 @@
         </w:tc>
         <w:tc>
           <w:tcPr>
-            <w:tcW w:w="1814" w:type="dxa"/>
+            <w:tcW w:w="1927" w:type="dxa"/>
             <w:tcBorders>
               <w:top w:val="single" w:sz="8" w:space="0" w:color="000000"/>
               <w:left w:val="single" w:sz="8" w:space="0" w:color="000000"/>
@@ -6831,119 +6982,119 @@
           </w:tcPr>
           <w:p>
             <w:pPr>
-              <w:jc w:val="both"/>
-              <w:rPr>
-                <w:sz w:val="24"/>
-                <w:szCs w:val="24"/>
-              </w:rPr>
-            </w:pPr>
-            <w:r>
-              <w:rPr>
-                <w:b w:val="0"/>
-                <w:sz w:val="24"/>
-                <w:szCs w:val="24"/>
-              </w:rPr>
-            </w:r>
-          </w:p>
-        </w:tc>
-        <w:tc>
-          <w:tcPr>
-            <w:tcW w:w="1474" w:type="dxa"/>
-            <w:tcBorders>
-              <w:top w:val="single" w:sz="8" w:space="0" w:color="000000"/>
-              <w:left w:val="single" w:sz="8" w:space="0" w:color="000000"/>
-              <w:bottom w:val="single" w:sz="8" w:space="0" w:color="000000"/>
-              <w:right w:val="single" w:sz="8" w:space="0" w:color="000000"/>
-            </w:tcBorders>
-            <w:vAlign w:val="center"/>
-          </w:tcPr>
-          <w:p>
-            <w:pPr>
-              <w:jc w:val="both"/>
-              <w:rPr>
-                <w:sz w:val="24"/>
-                <w:szCs w:val="24"/>
-              </w:rPr>
-            </w:pPr>
-            <w:r>
-              <w:rPr>
-                <w:b w:val="0"/>
-                <w:sz w:val="24"/>
-                <w:szCs w:val="24"/>
-              </w:rPr>
-            </w:r>
-          </w:p>
-        </w:tc>
-        <w:tc>
-          <w:tcPr>
-            <w:tcW w:w="1247" w:type="dxa"/>
-            <w:tcBorders>
-              <w:top w:val="single" w:sz="8" w:space="0" w:color="000000"/>
-              <w:left w:val="single" w:sz="8" w:space="0" w:color="000000"/>
-              <w:bottom w:val="single" w:sz="8" w:space="0" w:color="000000"/>
-              <w:right w:val="single" w:sz="8" w:space="0" w:color="000000"/>
-            </w:tcBorders>
-            <w:vAlign w:val="center"/>
-          </w:tcPr>
-          <w:p>
-            <w:pPr>
-              <w:jc w:val="both"/>
-              <w:rPr>
-                <w:sz w:val="24"/>
-                <w:szCs w:val="24"/>
-              </w:rPr>
-            </w:pPr>
-            <w:r>
-              <w:rPr>
-                <w:b w:val="0"/>
-                <w:sz w:val="24"/>
-                <w:szCs w:val="24"/>
-              </w:rPr>
-            </w:r>
-          </w:p>
-        </w:tc>
-        <w:tc>
-          <w:tcPr>
-            <w:tcW w:w="1247" w:type="dxa"/>
-            <w:tcBorders>
-              <w:top w:val="single" w:sz="8" w:space="0" w:color="000000"/>
-              <w:left w:val="single" w:sz="8" w:space="0" w:color="000000"/>
-              <w:bottom w:val="single" w:sz="8" w:space="0" w:color="000000"/>
-              <w:right w:val="single" w:sz="8" w:space="0" w:color="000000"/>
-            </w:tcBorders>
-            <w:vAlign w:val="center"/>
-          </w:tcPr>
-          <w:p>
-            <w:pPr>
-              <w:jc w:val="both"/>
-              <w:rPr>
-                <w:sz w:val="24"/>
-                <w:szCs w:val="24"/>
-              </w:rPr>
-            </w:pPr>
-            <w:r>
-              <w:rPr>
-                <w:b w:val="0"/>
-                <w:sz w:val="24"/>
-                <w:szCs w:val="24"/>
-              </w:rPr>
-            </w:r>
-          </w:p>
-        </w:tc>
-        <w:tc>
-          <w:tcPr>
-            <w:tcW w:w="1701" w:type="dxa"/>
-            <w:tcBorders>
-              <w:top w:val="single" w:sz="8" w:space="0" w:color="000000"/>
-              <w:left w:val="single" w:sz="8" w:space="0" w:color="000000"/>
-              <w:bottom w:val="single" w:sz="8" w:space="0" w:color="000000"/>
-              <w:right w:val="single" w:sz="8" w:space="0" w:color="000000"/>
-            </w:tcBorders>
-            <w:vAlign w:val="center"/>
-          </w:tcPr>
-          <w:p>
-            <w:pPr>
-              <w:jc w:val="both"/>
+              <w:jc w:val="left"/>
+              <w:rPr>
+                <w:sz w:val="24"/>
+                <w:szCs w:val="24"/>
+              </w:rPr>
+            </w:pPr>
+            <w:r>
+              <w:rPr>
+                <w:b w:val="0"/>
+                <w:sz w:val="24"/>
+                <w:szCs w:val="24"/>
+              </w:rPr>
+            </w:r>
+          </w:p>
+        </w:tc>
+        <w:tc>
+          <w:tcPr>
+            <w:tcW w:w="1417" w:type="dxa"/>
+            <w:tcBorders>
+              <w:top w:val="single" w:sz="8" w:space="0" w:color="000000"/>
+              <w:left w:val="single" w:sz="8" w:space="0" w:color="000000"/>
+              <w:bottom w:val="single" w:sz="8" w:space="0" w:color="000000"/>
+              <w:right w:val="single" w:sz="8" w:space="0" w:color="000000"/>
+            </w:tcBorders>
+            <w:vAlign w:val="center"/>
+          </w:tcPr>
+          <w:p>
+            <w:pPr>
+              <w:jc w:val="left"/>
+              <w:rPr>
+                <w:sz w:val="24"/>
+                <w:szCs w:val="24"/>
+              </w:rPr>
+            </w:pPr>
+            <w:r>
+              <w:rPr>
+                <w:b w:val="0"/>
+                <w:sz w:val="24"/>
+                <w:szCs w:val="24"/>
+              </w:rPr>
+            </w:r>
+          </w:p>
+        </w:tc>
+        <w:tc>
+          <w:tcPr>
+            <w:tcW w:w="1190" w:type="dxa"/>
+            <w:tcBorders>
+              <w:top w:val="single" w:sz="8" w:space="0" w:color="000000"/>
+              <w:left w:val="single" w:sz="8" w:space="0" w:color="000000"/>
+              <w:bottom w:val="single" w:sz="8" w:space="0" w:color="000000"/>
+              <w:right w:val="single" w:sz="8" w:space="0" w:color="000000"/>
+            </w:tcBorders>
+            <w:vAlign w:val="center"/>
+          </w:tcPr>
+          <w:p>
+            <w:pPr>
+              <w:jc w:val="left"/>
+              <w:rPr>
+                <w:sz w:val="24"/>
+                <w:szCs w:val="24"/>
+              </w:rPr>
+            </w:pPr>
+            <w:r>
+              <w:rPr>
+                <w:b w:val="0"/>
+                <w:sz w:val="24"/>
+                <w:szCs w:val="24"/>
+              </w:rPr>
+            </w:r>
+          </w:p>
+        </w:tc>
+        <w:tc>
+          <w:tcPr>
+            <w:tcW w:w="1134" w:type="dxa"/>
+            <w:tcBorders>
+              <w:top w:val="single" w:sz="8" w:space="0" w:color="000000"/>
+              <w:left w:val="single" w:sz="8" w:space="0" w:color="000000"/>
+              <w:bottom w:val="single" w:sz="8" w:space="0" w:color="000000"/>
+              <w:right w:val="single" w:sz="8" w:space="0" w:color="000000"/>
+            </w:tcBorders>
+            <w:vAlign w:val="center"/>
+          </w:tcPr>
+          <w:p>
+            <w:pPr>
+              <w:jc w:val="left"/>
+              <w:rPr>
+                <w:sz w:val="24"/>
+                <w:szCs w:val="24"/>
+              </w:rPr>
+            </w:pPr>
+            <w:r>
+              <w:rPr>
+                <w:b w:val="0"/>
+                <w:sz w:val="24"/>
+                <w:szCs w:val="24"/>
+              </w:rPr>
+            </w:r>
+          </w:p>
+        </w:tc>
+        <w:tc>
+          <w:tcPr>
+            <w:tcW w:w="1587" w:type="dxa"/>
+            <w:tcBorders>
+              <w:top w:val="single" w:sz="8" w:space="0" w:color="000000"/>
+              <w:left w:val="single" w:sz="8" w:space="0" w:color="000000"/>
+              <w:bottom w:val="single" w:sz="8" w:space="0" w:color="000000"/>
+              <w:right w:val="single" w:sz="8" w:space="0" w:color="000000"/>
+            </w:tcBorders>
+            <w:vAlign w:val="center"/>
+          </w:tcPr>
+          <w:p>
+            <w:pPr>
+              <w:jc w:val="left"/>
               <w:rPr>
                 <w:sz w:val="24"/>
                 <w:szCs w:val="24"/>
@@ -6961,7 +7112,9 @@
       </w:tr>
       <w:tr>
         <w:trPr>
+          <w:cantSplit/>
           <w:jc w:val="center"/>
+          <w:trHeight w:val="453" w:hRule="atLeast"/>
         </w:trPr>
         <w:tc>
           <w:tcPr>
@@ -6992,7 +7145,7 @@
         </w:tc>
         <w:tc>
           <w:tcPr>
-            <w:tcW w:w="1814" w:type="dxa"/>
+            <w:tcW w:w="1927" w:type="dxa"/>
             <w:tcBorders>
               <w:top w:val="single" w:sz="8" w:space="0" w:color="000000"/>
               <w:left w:val="single" w:sz="8" w:space="0" w:color="000000"/>
@@ -7030,119 +7183,119 @@
           </w:tcPr>
           <w:p>
             <w:pPr>
-              <w:jc w:val="both"/>
-              <w:rPr>
-                <w:sz w:val="24"/>
-                <w:szCs w:val="24"/>
-              </w:rPr>
-            </w:pPr>
-            <w:r>
-              <w:rPr>
-                <w:b w:val="0"/>
-                <w:sz w:val="24"/>
-                <w:szCs w:val="24"/>
-              </w:rPr>
-            </w:r>
-          </w:p>
-        </w:tc>
-        <w:tc>
-          <w:tcPr>
-            <w:tcW w:w="1474" w:type="dxa"/>
-            <w:tcBorders>
-              <w:top w:val="single" w:sz="8" w:space="0" w:color="000000"/>
-              <w:left w:val="single" w:sz="8" w:space="0" w:color="000000"/>
-              <w:bottom w:val="single" w:sz="8" w:space="0" w:color="000000"/>
-              <w:right w:val="single" w:sz="8" w:space="0" w:color="000000"/>
-            </w:tcBorders>
-            <w:vAlign w:val="center"/>
-          </w:tcPr>
-          <w:p>
-            <w:pPr>
-              <w:jc w:val="both"/>
-              <w:rPr>
-                <w:sz w:val="24"/>
-                <w:szCs w:val="24"/>
-              </w:rPr>
-            </w:pPr>
-            <w:r>
-              <w:rPr>
-                <w:b w:val="0"/>
-                <w:sz w:val="24"/>
-                <w:szCs w:val="24"/>
-              </w:rPr>
-            </w:r>
-          </w:p>
-        </w:tc>
-        <w:tc>
-          <w:tcPr>
-            <w:tcW w:w="1247" w:type="dxa"/>
-            <w:tcBorders>
-              <w:top w:val="single" w:sz="8" w:space="0" w:color="000000"/>
-              <w:left w:val="single" w:sz="8" w:space="0" w:color="000000"/>
-              <w:bottom w:val="single" w:sz="8" w:space="0" w:color="000000"/>
-              <w:right w:val="single" w:sz="8" w:space="0" w:color="000000"/>
-            </w:tcBorders>
-            <w:vAlign w:val="center"/>
-          </w:tcPr>
-          <w:p>
-            <w:pPr>
-              <w:jc w:val="both"/>
-              <w:rPr>
-                <w:sz w:val="24"/>
-                <w:szCs w:val="24"/>
-              </w:rPr>
-            </w:pPr>
-            <w:r>
-              <w:rPr>
-                <w:b w:val="0"/>
-                <w:sz w:val="24"/>
-                <w:szCs w:val="24"/>
-              </w:rPr>
-            </w:r>
-          </w:p>
-        </w:tc>
-        <w:tc>
-          <w:tcPr>
-            <w:tcW w:w="1247" w:type="dxa"/>
-            <w:tcBorders>
-              <w:top w:val="single" w:sz="8" w:space="0" w:color="000000"/>
-              <w:left w:val="single" w:sz="8" w:space="0" w:color="000000"/>
-              <w:bottom w:val="single" w:sz="8" w:space="0" w:color="000000"/>
-              <w:right w:val="single" w:sz="8" w:space="0" w:color="000000"/>
-            </w:tcBorders>
-            <w:vAlign w:val="center"/>
-          </w:tcPr>
-          <w:p>
-            <w:pPr>
-              <w:jc w:val="both"/>
-              <w:rPr>
-                <w:sz w:val="24"/>
-                <w:szCs w:val="24"/>
-              </w:rPr>
-            </w:pPr>
-            <w:r>
-              <w:rPr>
-                <w:b w:val="0"/>
-                <w:sz w:val="24"/>
-                <w:szCs w:val="24"/>
-              </w:rPr>
-            </w:r>
-          </w:p>
-        </w:tc>
-        <w:tc>
-          <w:tcPr>
-            <w:tcW w:w="1701" w:type="dxa"/>
-            <w:tcBorders>
-              <w:top w:val="single" w:sz="8" w:space="0" w:color="000000"/>
-              <w:left w:val="single" w:sz="8" w:space="0" w:color="000000"/>
-              <w:bottom w:val="single" w:sz="8" w:space="0" w:color="000000"/>
-              <w:right w:val="single" w:sz="8" w:space="0" w:color="000000"/>
-            </w:tcBorders>
-            <w:vAlign w:val="center"/>
-          </w:tcPr>
-          <w:p>
-            <w:pPr>
-              <w:jc w:val="both"/>
+              <w:jc w:val="left"/>
+              <w:rPr>
+                <w:sz w:val="24"/>
+                <w:szCs w:val="24"/>
+              </w:rPr>
+            </w:pPr>
+            <w:r>
+              <w:rPr>
+                <w:b w:val="0"/>
+                <w:sz w:val="24"/>
+                <w:szCs w:val="24"/>
+              </w:rPr>
+            </w:r>
+          </w:p>
+        </w:tc>
+        <w:tc>
+          <w:tcPr>
+            <w:tcW w:w="1417" w:type="dxa"/>
+            <w:tcBorders>
+              <w:top w:val="single" w:sz="8" w:space="0" w:color="000000"/>
+              <w:left w:val="single" w:sz="8" w:space="0" w:color="000000"/>
+              <w:bottom w:val="single" w:sz="8" w:space="0" w:color="000000"/>
+              <w:right w:val="single" w:sz="8" w:space="0" w:color="000000"/>
+            </w:tcBorders>
+            <w:vAlign w:val="center"/>
+          </w:tcPr>
+          <w:p>
+            <w:pPr>
+              <w:jc w:val="left"/>
+              <w:rPr>
+                <w:sz w:val="24"/>
+                <w:szCs w:val="24"/>
+              </w:rPr>
+            </w:pPr>
+            <w:r>
+              <w:rPr>
+                <w:b w:val="0"/>
+                <w:sz w:val="24"/>
+                <w:szCs w:val="24"/>
+              </w:rPr>
+            </w:r>
+          </w:p>
+        </w:tc>
+        <w:tc>
+          <w:tcPr>
+            <w:tcW w:w="1190" w:type="dxa"/>
+            <w:tcBorders>
+              <w:top w:val="single" w:sz="8" w:space="0" w:color="000000"/>
+              <w:left w:val="single" w:sz="8" w:space="0" w:color="000000"/>
+              <w:bottom w:val="single" w:sz="8" w:space="0" w:color="000000"/>
+              <w:right w:val="single" w:sz="8" w:space="0" w:color="000000"/>
+            </w:tcBorders>
+            <w:vAlign w:val="center"/>
+          </w:tcPr>
+          <w:p>
+            <w:pPr>
+              <w:jc w:val="left"/>
+              <w:rPr>
+                <w:sz w:val="24"/>
+                <w:szCs w:val="24"/>
+              </w:rPr>
+            </w:pPr>
+            <w:r>
+              <w:rPr>
+                <w:b w:val="0"/>
+                <w:sz w:val="24"/>
+                <w:szCs w:val="24"/>
+              </w:rPr>
+            </w:r>
+          </w:p>
+        </w:tc>
+        <w:tc>
+          <w:tcPr>
+            <w:tcW w:w="1134" w:type="dxa"/>
+            <w:tcBorders>
+              <w:top w:val="single" w:sz="8" w:space="0" w:color="000000"/>
+              <w:left w:val="single" w:sz="8" w:space="0" w:color="000000"/>
+              <w:bottom w:val="single" w:sz="8" w:space="0" w:color="000000"/>
+              <w:right w:val="single" w:sz="8" w:space="0" w:color="000000"/>
+            </w:tcBorders>
+            <w:vAlign w:val="center"/>
+          </w:tcPr>
+          <w:p>
+            <w:pPr>
+              <w:jc w:val="left"/>
+              <w:rPr>
+                <w:sz w:val="24"/>
+                <w:szCs w:val="24"/>
+              </w:rPr>
+            </w:pPr>
+            <w:r>
+              <w:rPr>
+                <w:b w:val="0"/>
+                <w:sz w:val="24"/>
+                <w:szCs w:val="24"/>
+              </w:rPr>
+            </w:r>
+          </w:p>
+        </w:tc>
+        <w:tc>
+          <w:tcPr>
+            <w:tcW w:w="1587" w:type="dxa"/>
+            <w:tcBorders>
+              <w:top w:val="single" w:sz="8" w:space="0" w:color="000000"/>
+              <w:left w:val="single" w:sz="8" w:space="0" w:color="000000"/>
+              <w:bottom w:val="single" w:sz="8" w:space="0" w:color="000000"/>
+              <w:right w:val="single" w:sz="8" w:space="0" w:color="000000"/>
+            </w:tcBorders>
+            <w:vAlign w:val="center"/>
+          </w:tcPr>
+          <w:p>
+            <w:pPr>
+              <w:jc w:val="left"/>
               <w:rPr>
                 <w:sz w:val="24"/>
                 <w:szCs w:val="24"/>
@@ -7160,7 +7313,9 @@
       </w:tr>
       <w:tr>
         <w:trPr>
+          <w:cantSplit/>
           <w:jc w:val="center"/>
+          <w:trHeight w:val="453" w:hRule="atLeast"/>
         </w:trPr>
         <w:tc>
           <w:tcPr>
@@ -7191,7 +7346,7 @@
         </w:tc>
         <w:tc>
           <w:tcPr>
-            <w:tcW w:w="1814" w:type="dxa"/>
+            <w:tcW w:w="1927" w:type="dxa"/>
             <w:tcBorders>
               <w:top w:val="single" w:sz="8" w:space="0" w:color="000000"/>
               <w:left w:val="single" w:sz="8" w:space="0" w:color="000000"/>
@@ -7229,119 +7384,119 @@
           </w:tcPr>
           <w:p>
             <w:pPr>
-              <w:jc w:val="both"/>
-              <w:rPr>
-                <w:sz w:val="24"/>
-                <w:szCs w:val="24"/>
-              </w:rPr>
-            </w:pPr>
-            <w:r>
-              <w:rPr>
-                <w:b w:val="0"/>
-                <w:sz w:val="24"/>
-                <w:szCs w:val="24"/>
-              </w:rPr>
-            </w:r>
-          </w:p>
-        </w:tc>
-        <w:tc>
-          <w:tcPr>
-            <w:tcW w:w="1474" w:type="dxa"/>
-            <w:tcBorders>
-              <w:top w:val="single" w:sz="8" w:space="0" w:color="000000"/>
-              <w:left w:val="single" w:sz="8" w:space="0" w:color="000000"/>
-              <w:bottom w:val="single" w:sz="8" w:space="0" w:color="000000"/>
-              <w:right w:val="single" w:sz="8" w:space="0" w:color="000000"/>
-            </w:tcBorders>
-            <w:vAlign w:val="center"/>
-          </w:tcPr>
-          <w:p>
-            <w:pPr>
-              <w:jc w:val="both"/>
-              <w:rPr>
-                <w:sz w:val="24"/>
-                <w:szCs w:val="24"/>
-              </w:rPr>
-            </w:pPr>
-            <w:r>
-              <w:rPr>
-                <w:b w:val="0"/>
-                <w:sz w:val="24"/>
-                <w:szCs w:val="24"/>
-              </w:rPr>
-            </w:r>
-          </w:p>
-        </w:tc>
-        <w:tc>
-          <w:tcPr>
-            <w:tcW w:w="1247" w:type="dxa"/>
-            <w:tcBorders>
-              <w:top w:val="single" w:sz="8" w:space="0" w:color="000000"/>
-              <w:left w:val="single" w:sz="8" w:space="0" w:color="000000"/>
-              <w:bottom w:val="single" w:sz="8" w:space="0" w:color="000000"/>
-              <w:right w:val="single" w:sz="8" w:space="0" w:color="000000"/>
-            </w:tcBorders>
-            <w:vAlign w:val="center"/>
-          </w:tcPr>
-          <w:p>
-            <w:pPr>
-              <w:jc w:val="both"/>
-              <w:rPr>
-                <w:sz w:val="24"/>
-                <w:szCs w:val="24"/>
-              </w:rPr>
-            </w:pPr>
-            <w:r>
-              <w:rPr>
-                <w:b w:val="0"/>
-                <w:sz w:val="24"/>
-                <w:szCs w:val="24"/>
-              </w:rPr>
-            </w:r>
-          </w:p>
-        </w:tc>
-        <w:tc>
-          <w:tcPr>
-            <w:tcW w:w="1247" w:type="dxa"/>
-            <w:tcBorders>
-              <w:top w:val="single" w:sz="8" w:space="0" w:color="000000"/>
-              <w:left w:val="single" w:sz="8" w:space="0" w:color="000000"/>
-              <w:bottom w:val="single" w:sz="8" w:space="0" w:color="000000"/>
-              <w:right w:val="single" w:sz="8" w:space="0" w:color="000000"/>
-            </w:tcBorders>
-            <w:vAlign w:val="center"/>
-          </w:tcPr>
-          <w:p>
-            <w:pPr>
-              <w:jc w:val="both"/>
-              <w:rPr>
-                <w:sz w:val="24"/>
-                <w:szCs w:val="24"/>
-              </w:rPr>
-            </w:pPr>
-            <w:r>
-              <w:rPr>
-                <w:b w:val="0"/>
-                <w:sz w:val="24"/>
-                <w:szCs w:val="24"/>
-              </w:rPr>
-            </w:r>
-          </w:p>
-        </w:tc>
-        <w:tc>
-          <w:tcPr>
-            <w:tcW w:w="1701" w:type="dxa"/>
-            <w:tcBorders>
-              <w:top w:val="single" w:sz="8" w:space="0" w:color="000000"/>
-              <w:left w:val="single" w:sz="8" w:space="0" w:color="000000"/>
-              <w:bottom w:val="single" w:sz="8" w:space="0" w:color="000000"/>
-              <w:right w:val="single" w:sz="8" w:space="0" w:color="000000"/>
-            </w:tcBorders>
-            <w:vAlign w:val="center"/>
-          </w:tcPr>
-          <w:p>
-            <w:pPr>
-              <w:jc w:val="both"/>
+              <w:jc w:val="left"/>
+              <w:rPr>
+                <w:sz w:val="24"/>
+                <w:szCs w:val="24"/>
+              </w:rPr>
+            </w:pPr>
+            <w:r>
+              <w:rPr>
+                <w:b w:val="0"/>
+                <w:sz w:val="24"/>
+                <w:szCs w:val="24"/>
+              </w:rPr>
+            </w:r>
+          </w:p>
+        </w:tc>
+        <w:tc>
+          <w:tcPr>
+            <w:tcW w:w="1417" w:type="dxa"/>
+            <w:tcBorders>
+              <w:top w:val="single" w:sz="8" w:space="0" w:color="000000"/>
+              <w:left w:val="single" w:sz="8" w:space="0" w:color="000000"/>
+              <w:bottom w:val="single" w:sz="8" w:space="0" w:color="000000"/>
+              <w:right w:val="single" w:sz="8" w:space="0" w:color="000000"/>
+            </w:tcBorders>
+            <w:vAlign w:val="center"/>
+          </w:tcPr>
+          <w:p>
+            <w:pPr>
+              <w:jc w:val="left"/>
+              <w:rPr>
+                <w:sz w:val="24"/>
+                <w:szCs w:val="24"/>
+              </w:rPr>
+            </w:pPr>
+            <w:r>
+              <w:rPr>
+                <w:b w:val="0"/>
+                <w:sz w:val="24"/>
+                <w:szCs w:val="24"/>
+              </w:rPr>
+            </w:r>
+          </w:p>
+        </w:tc>
+        <w:tc>
+          <w:tcPr>
+            <w:tcW w:w="1190" w:type="dxa"/>
+            <w:tcBorders>
+              <w:top w:val="single" w:sz="8" w:space="0" w:color="000000"/>
+              <w:left w:val="single" w:sz="8" w:space="0" w:color="000000"/>
+              <w:bottom w:val="single" w:sz="8" w:space="0" w:color="000000"/>
+              <w:right w:val="single" w:sz="8" w:space="0" w:color="000000"/>
+            </w:tcBorders>
+            <w:vAlign w:val="center"/>
+          </w:tcPr>
+          <w:p>
+            <w:pPr>
+              <w:jc w:val="left"/>
+              <w:rPr>
+                <w:sz w:val="24"/>
+                <w:szCs w:val="24"/>
+              </w:rPr>
+            </w:pPr>
+            <w:r>
+              <w:rPr>
+                <w:b w:val="0"/>
+                <w:sz w:val="24"/>
+                <w:szCs w:val="24"/>
+              </w:rPr>
+            </w:r>
+          </w:p>
+        </w:tc>
+        <w:tc>
+          <w:tcPr>
+            <w:tcW w:w="1134" w:type="dxa"/>
+            <w:tcBorders>
+              <w:top w:val="single" w:sz="8" w:space="0" w:color="000000"/>
+              <w:left w:val="single" w:sz="8" w:space="0" w:color="000000"/>
+              <w:bottom w:val="single" w:sz="8" w:space="0" w:color="000000"/>
+              <w:right w:val="single" w:sz="8" w:space="0" w:color="000000"/>
+            </w:tcBorders>
+            <w:vAlign w:val="center"/>
+          </w:tcPr>
+          <w:p>
+            <w:pPr>
+              <w:jc w:val="left"/>
+              <w:rPr>
+                <w:sz w:val="24"/>
+                <w:szCs w:val="24"/>
+              </w:rPr>
+            </w:pPr>
+            <w:r>
+              <w:rPr>
+                <w:b w:val="0"/>
+                <w:sz w:val="24"/>
+                <w:szCs w:val="24"/>
+              </w:rPr>
+            </w:r>
+          </w:p>
+        </w:tc>
+        <w:tc>
+          <w:tcPr>
+            <w:tcW w:w="1587" w:type="dxa"/>
+            <w:tcBorders>
+              <w:top w:val="single" w:sz="8" w:space="0" w:color="000000"/>
+              <w:left w:val="single" w:sz="8" w:space="0" w:color="000000"/>
+              <w:bottom w:val="single" w:sz="8" w:space="0" w:color="000000"/>
+              <w:right w:val="single" w:sz="8" w:space="0" w:color="000000"/>
+            </w:tcBorders>
+            <w:vAlign w:val="center"/>
+          </w:tcPr>
+          <w:p>
+            <w:pPr>
+              <w:jc w:val="left"/>
               <w:rPr>
                 <w:sz w:val="24"/>
                 <w:szCs w:val="24"/>
@@ -7359,7 +7514,9 @@
       </w:tr>
       <w:tr>
         <w:trPr>
+          <w:cantSplit/>
           <w:jc w:val="center"/>
+          <w:trHeight w:val="453" w:hRule="atLeast"/>
         </w:trPr>
         <w:tc>
           <w:tcPr>
@@ -7390,7 +7547,7 @@
         </w:tc>
         <w:tc>
           <w:tcPr>
-            <w:tcW w:w="1814" w:type="dxa"/>
+            <w:tcW w:w="1927" w:type="dxa"/>
             <w:tcBorders>
               <w:top w:val="single" w:sz="8" w:space="0" w:color="000000"/>
               <w:left w:val="single" w:sz="8" w:space="0" w:color="000000"/>
@@ -7428,119 +7585,119 @@
           </w:tcPr>
           <w:p>
             <w:pPr>
-              <w:jc w:val="both"/>
-              <w:rPr>
-                <w:sz w:val="24"/>
-                <w:szCs w:val="24"/>
-              </w:rPr>
-            </w:pPr>
-            <w:r>
-              <w:rPr>
-                <w:b w:val="0"/>
-                <w:sz w:val="24"/>
-                <w:szCs w:val="24"/>
-              </w:rPr>
-            </w:r>
-          </w:p>
-        </w:tc>
-        <w:tc>
-          <w:tcPr>
-            <w:tcW w:w="1474" w:type="dxa"/>
-            <w:tcBorders>
-              <w:top w:val="single" w:sz="8" w:space="0" w:color="000000"/>
-              <w:left w:val="single" w:sz="8" w:space="0" w:color="000000"/>
-              <w:bottom w:val="single" w:sz="8" w:space="0" w:color="000000"/>
-              <w:right w:val="single" w:sz="8" w:space="0" w:color="000000"/>
-            </w:tcBorders>
-            <w:vAlign w:val="center"/>
-          </w:tcPr>
-          <w:p>
-            <w:pPr>
-              <w:jc w:val="both"/>
-              <w:rPr>
-                <w:sz w:val="24"/>
-                <w:szCs w:val="24"/>
-              </w:rPr>
-            </w:pPr>
-            <w:r>
-              <w:rPr>
-                <w:b w:val="0"/>
-                <w:sz w:val="24"/>
-                <w:szCs w:val="24"/>
-              </w:rPr>
-            </w:r>
-          </w:p>
-        </w:tc>
-        <w:tc>
-          <w:tcPr>
-            <w:tcW w:w="1247" w:type="dxa"/>
-            <w:tcBorders>
-              <w:top w:val="single" w:sz="8" w:space="0" w:color="000000"/>
-              <w:left w:val="single" w:sz="8" w:space="0" w:color="000000"/>
-              <w:bottom w:val="single" w:sz="8" w:space="0" w:color="000000"/>
-              <w:right w:val="single" w:sz="8" w:space="0" w:color="000000"/>
-            </w:tcBorders>
-            <w:vAlign w:val="center"/>
-          </w:tcPr>
-          <w:p>
-            <w:pPr>
-              <w:jc w:val="both"/>
-              <w:rPr>
-                <w:sz w:val="24"/>
-                <w:szCs w:val="24"/>
-              </w:rPr>
-            </w:pPr>
-            <w:r>
-              <w:rPr>
-                <w:b w:val="0"/>
-                <w:sz w:val="24"/>
-                <w:szCs w:val="24"/>
-              </w:rPr>
-            </w:r>
-          </w:p>
-        </w:tc>
-        <w:tc>
-          <w:tcPr>
-            <w:tcW w:w="1247" w:type="dxa"/>
-            <w:tcBorders>
-              <w:top w:val="single" w:sz="8" w:space="0" w:color="000000"/>
-              <w:left w:val="single" w:sz="8" w:space="0" w:color="000000"/>
-              <w:bottom w:val="single" w:sz="8" w:space="0" w:color="000000"/>
-              <w:right w:val="single" w:sz="8" w:space="0" w:color="000000"/>
-            </w:tcBorders>
-            <w:vAlign w:val="center"/>
-          </w:tcPr>
-          <w:p>
-            <w:pPr>
-              <w:jc w:val="both"/>
-              <w:rPr>
-                <w:sz w:val="24"/>
-                <w:szCs w:val="24"/>
-              </w:rPr>
-            </w:pPr>
-            <w:r>
-              <w:rPr>
-                <w:b w:val="0"/>
-                <w:sz w:val="24"/>
-                <w:szCs w:val="24"/>
-              </w:rPr>
-            </w:r>
-          </w:p>
-        </w:tc>
-        <w:tc>
-          <w:tcPr>
-            <w:tcW w:w="1701" w:type="dxa"/>
-            <w:tcBorders>
-              <w:top w:val="single" w:sz="8" w:space="0" w:color="000000"/>
-              <w:left w:val="single" w:sz="8" w:space="0" w:color="000000"/>
-              <w:bottom w:val="single" w:sz="8" w:space="0" w:color="000000"/>
-              <w:right w:val="single" w:sz="8" w:space="0" w:color="000000"/>
-            </w:tcBorders>
-            <w:vAlign w:val="center"/>
-          </w:tcPr>
-          <w:p>
-            <w:pPr>
-              <w:jc w:val="both"/>
+              <w:jc w:val="left"/>
+              <w:rPr>
+                <w:sz w:val="24"/>
+                <w:szCs w:val="24"/>
+              </w:rPr>
+            </w:pPr>
+            <w:r>
+              <w:rPr>
+                <w:b w:val="0"/>
+                <w:sz w:val="24"/>
+                <w:szCs w:val="24"/>
+              </w:rPr>
+            </w:r>
+          </w:p>
+        </w:tc>
+        <w:tc>
+          <w:tcPr>
+            <w:tcW w:w="1417" w:type="dxa"/>
+            <w:tcBorders>
+              <w:top w:val="single" w:sz="8" w:space="0" w:color="000000"/>
+              <w:left w:val="single" w:sz="8" w:space="0" w:color="000000"/>
+              <w:bottom w:val="single" w:sz="8" w:space="0" w:color="000000"/>
+              <w:right w:val="single" w:sz="8" w:space="0" w:color="000000"/>
+            </w:tcBorders>
+            <w:vAlign w:val="center"/>
+          </w:tcPr>
+          <w:p>
+            <w:pPr>
+              <w:jc w:val="left"/>
+              <w:rPr>
+                <w:sz w:val="24"/>
+                <w:szCs w:val="24"/>
+              </w:rPr>
+            </w:pPr>
+            <w:r>
+              <w:rPr>
+                <w:b w:val="0"/>
+                <w:sz w:val="24"/>
+                <w:szCs w:val="24"/>
+              </w:rPr>
+            </w:r>
+          </w:p>
+        </w:tc>
+        <w:tc>
+          <w:tcPr>
+            <w:tcW w:w="1190" w:type="dxa"/>
+            <w:tcBorders>
+              <w:top w:val="single" w:sz="8" w:space="0" w:color="000000"/>
+              <w:left w:val="single" w:sz="8" w:space="0" w:color="000000"/>
+              <w:bottom w:val="single" w:sz="8" w:space="0" w:color="000000"/>
+              <w:right w:val="single" w:sz="8" w:space="0" w:color="000000"/>
+            </w:tcBorders>
+            <w:vAlign w:val="center"/>
+          </w:tcPr>
+          <w:p>
+            <w:pPr>
+              <w:jc w:val="left"/>
+              <w:rPr>
+                <w:sz w:val="24"/>
+                <w:szCs w:val="24"/>
+              </w:rPr>
+            </w:pPr>
+            <w:r>
+              <w:rPr>
+                <w:b w:val="0"/>
+                <w:sz w:val="24"/>
+                <w:szCs w:val="24"/>
+              </w:rPr>
+            </w:r>
+          </w:p>
+        </w:tc>
+        <w:tc>
+          <w:tcPr>
+            <w:tcW w:w="1134" w:type="dxa"/>
+            <w:tcBorders>
+              <w:top w:val="single" w:sz="8" w:space="0" w:color="000000"/>
+              <w:left w:val="single" w:sz="8" w:space="0" w:color="000000"/>
+              <w:bottom w:val="single" w:sz="8" w:space="0" w:color="000000"/>
+              <w:right w:val="single" w:sz="8" w:space="0" w:color="000000"/>
+            </w:tcBorders>
+            <w:vAlign w:val="center"/>
+          </w:tcPr>
+          <w:p>
+            <w:pPr>
+              <w:jc w:val="left"/>
+              <w:rPr>
+                <w:sz w:val="24"/>
+                <w:szCs w:val="24"/>
+              </w:rPr>
+            </w:pPr>
+            <w:r>
+              <w:rPr>
+                <w:b w:val="0"/>
+                <w:sz w:val="24"/>
+                <w:szCs w:val="24"/>
+              </w:rPr>
+            </w:r>
+          </w:p>
+        </w:tc>
+        <w:tc>
+          <w:tcPr>
+            <w:tcW w:w="1587" w:type="dxa"/>
+            <w:tcBorders>
+              <w:top w:val="single" w:sz="8" w:space="0" w:color="000000"/>
+              <w:left w:val="single" w:sz="8" w:space="0" w:color="000000"/>
+              <w:bottom w:val="single" w:sz="8" w:space="0" w:color="000000"/>
+              <w:right w:val="single" w:sz="8" w:space="0" w:color="000000"/>
+            </w:tcBorders>
+            <w:vAlign w:val="center"/>
+          </w:tcPr>
+          <w:p>
+            <w:pPr>
+              <w:jc w:val="left"/>
               <w:rPr>
                 <w:sz w:val="24"/>
                 <w:szCs w:val="24"/>
@@ -7596,6 +7753,7 @@
     </w:p>
     <w:p>
       <w:pPr>
+        <w:keepNext/>
         <w:pBdr>
           <w:top w:val="nil"/>
           <w:left w:val="nil"/>
@@ -7615,7 +7773,7 @@
           <w:sz w:val="24"/>
           <w:szCs w:val="24"/>
         </w:rPr>
-        <w:t xml:space="preserve">Kolom Kode dan Jabatan mengikuti SNX-HR-ORG-01. Pengisian kolom lain mengikuti butir 7.3 dan 7.8.</w:t>
+        <w:t xml:space="preserve">Kolom Kode dan Jabatan mengikuti SNX-HR-ORG-01.</w:t>
       </w:r>
     </w:p>
     <w:tbl>
@@ -7629,13 +7787,15 @@
       </w:tblPr>
       <w:tblGrid>
         <w:gridCol w:w="907"/>
-        <w:gridCol w:w="3515"/>
-        <w:gridCol w:w="1474"/>
-        <w:gridCol w:w="1701"/>
-        <w:gridCol w:w="1587"/>
+        <w:gridCol w:w="2835"/>
+        <w:gridCol w:w="1360"/>
+        <w:gridCol w:w="2154"/>
+        <w:gridCol w:w="1814"/>
       </w:tblGrid>
       <w:tr>
         <w:trPr>
+          <w:cantSplit/>
+          <w:tblHeader/>
           <w:jc w:val="center"/>
         </w:trPr>
         <w:tc>
@@ -7651,6 +7811,7 @@
           </w:tcPr>
           <w:p>
             <w:pPr>
+              <w:keepNext/>
               <w:jc w:val="center"/>
               <w:rPr>
                 <w:sz w:val="24"/>
@@ -7670,17 +7831,18 @@
         </w:tc>
         <w:tc>
           <w:tcPr>
-            <w:tcW w:w="3515" w:type="dxa"/>
-            <w:tcBorders>
-              <w:top w:val="single" w:sz="8" w:space="0" w:color="000000"/>
-              <w:left w:val="single" w:sz="8" w:space="0" w:color="000000"/>
-              <w:bottom w:val="single" w:sz="8" w:space="0" w:color="000000"/>
-              <w:right w:val="single" w:sz="8" w:space="0" w:color="000000"/>
-            </w:tcBorders>
-            <w:vAlign w:val="center"/>
-          </w:tcPr>
-          <w:p>
-            <w:pPr>
+            <w:tcW w:w="2835" w:type="dxa"/>
+            <w:tcBorders>
+              <w:top w:val="single" w:sz="8" w:space="0" w:color="000000"/>
+              <w:left w:val="single" w:sz="8" w:space="0" w:color="000000"/>
+              <w:bottom w:val="single" w:sz="8" w:space="0" w:color="000000"/>
+              <w:right w:val="single" w:sz="8" w:space="0" w:color="000000"/>
+            </w:tcBorders>
+            <w:vAlign w:val="center"/>
+          </w:tcPr>
+          <w:p>
+            <w:pPr>
+              <w:keepNext/>
               <w:jc w:val="center"/>
               <w:rPr>
                 <w:sz w:val="24"/>
@@ -7700,17 +7862,18 @@
         </w:tc>
         <w:tc>
           <w:tcPr>
-            <w:tcW w:w="1474" w:type="dxa"/>
-            <w:tcBorders>
-              <w:top w:val="single" w:sz="8" w:space="0" w:color="000000"/>
-              <w:left w:val="single" w:sz="8" w:space="0" w:color="000000"/>
-              <w:bottom w:val="single" w:sz="8" w:space="0" w:color="000000"/>
-              <w:right w:val="single" w:sz="8" w:space="0" w:color="000000"/>
-            </w:tcBorders>
-            <w:vAlign w:val="center"/>
-          </w:tcPr>
-          <w:p>
-            <w:pPr>
+            <w:tcW w:w="1360" w:type="dxa"/>
+            <w:tcBorders>
+              <w:top w:val="single" w:sz="8" w:space="0" w:color="000000"/>
+              <w:left w:val="single" w:sz="8" w:space="0" w:color="000000"/>
+              <w:bottom w:val="single" w:sz="8" w:space="0" w:color="000000"/>
+              <w:right w:val="single" w:sz="8" w:space="0" w:color="000000"/>
+            </w:tcBorders>
+            <w:vAlign w:val="center"/>
+          </w:tcPr>
+          <w:p>
+            <w:pPr>
+              <w:keepNext/>
               <w:jc w:val="center"/>
               <w:rPr>
                 <w:sz w:val="24"/>
@@ -7730,17 +7893,18 @@
         </w:tc>
         <w:tc>
           <w:tcPr>
-            <w:tcW w:w="1701" w:type="dxa"/>
-            <w:tcBorders>
-              <w:top w:val="single" w:sz="8" w:space="0" w:color="000000"/>
-              <w:left w:val="single" w:sz="8" w:space="0" w:color="000000"/>
-              <w:bottom w:val="single" w:sz="8" w:space="0" w:color="000000"/>
-              <w:right w:val="single" w:sz="8" w:space="0" w:color="000000"/>
-            </w:tcBorders>
-            <w:vAlign w:val="center"/>
-          </w:tcPr>
-          <w:p>
-            <w:pPr>
+            <w:tcW w:w="2154" w:type="dxa"/>
+            <w:tcBorders>
+              <w:top w:val="single" w:sz="8" w:space="0" w:color="000000"/>
+              <w:left w:val="single" w:sz="8" w:space="0" w:color="000000"/>
+              <w:bottom w:val="single" w:sz="8" w:space="0" w:color="000000"/>
+              <w:right w:val="single" w:sz="8" w:space="0" w:color="000000"/>
+            </w:tcBorders>
+            <w:vAlign w:val="center"/>
+          </w:tcPr>
+          <w:p>
+            <w:pPr>
+              <w:keepNext/>
               <w:jc w:val="center"/>
               <w:rPr>
                 <w:sz w:val="24"/>
@@ -7760,17 +7924,18 @@
         </w:tc>
         <w:tc>
           <w:tcPr>
-            <w:tcW w:w="1587" w:type="dxa"/>
-            <w:tcBorders>
-              <w:top w:val="single" w:sz="8" w:space="0" w:color="000000"/>
-              <w:left w:val="single" w:sz="8" w:space="0" w:color="000000"/>
-              <w:bottom w:val="single" w:sz="8" w:space="0" w:color="000000"/>
-              <w:right w:val="single" w:sz="8" w:space="0" w:color="000000"/>
-            </w:tcBorders>
-            <w:vAlign w:val="center"/>
-          </w:tcPr>
-          <w:p>
-            <w:pPr>
+            <w:tcW w:w="1814" w:type="dxa"/>
+            <w:tcBorders>
+              <w:top w:val="single" w:sz="8" w:space="0" w:color="000000"/>
+              <w:left w:val="single" w:sz="8" w:space="0" w:color="000000"/>
+              <w:bottom w:val="single" w:sz="8" w:space="0" w:color="000000"/>
+              <w:right w:val="single" w:sz="8" w:space="0" w:color="000000"/>
+            </w:tcBorders>
+            <w:vAlign w:val="center"/>
+          </w:tcPr>
+          <w:p>
+            <w:pPr>
+              <w:keepNext/>
               <w:jc w:val="center"/>
               <w:rPr>
                 <w:sz w:val="24"/>
@@ -7791,6 +7956,7 @@
       </w:tr>
       <w:tr>
         <w:trPr>
+          <w:cantSplit/>
           <w:jc w:val="center"/>
         </w:trPr>
         <w:tc>
@@ -7823,7 +7989,7 @@
         </w:tc>
         <w:tc>
           <w:tcPr>
-            <w:tcW w:w="3515" w:type="dxa"/>
+            <w:tcW w:w="2835" w:type="dxa"/>
             <w:tcBorders>
               <w:top w:val="single" w:sz="8" w:space="0" w:color="000000"/>
               <w:left w:val="single" w:sz="8" w:space="0" w:color="000000"/>
@@ -7851,74 +8017,74 @@
         </w:tc>
         <w:tc>
           <w:tcPr>
-            <w:tcW w:w="1474" w:type="dxa"/>
-            <w:tcBorders>
-              <w:top w:val="single" w:sz="8" w:space="0" w:color="000000"/>
-              <w:left w:val="single" w:sz="8" w:space="0" w:color="000000"/>
-              <w:bottom w:val="single" w:sz="8" w:space="0" w:color="000000"/>
-              <w:right w:val="single" w:sz="8" w:space="0" w:color="000000"/>
-            </w:tcBorders>
-            <w:vAlign w:val="center"/>
-          </w:tcPr>
-          <w:p>
-            <w:pPr>
-              <w:jc w:val="both"/>
-              <w:rPr>
-                <w:sz w:val="24"/>
-                <w:szCs w:val="24"/>
-              </w:rPr>
-            </w:pPr>
-            <w:r>
-              <w:rPr>
-                <w:b w:val="0"/>
-                <w:sz w:val="24"/>
-                <w:szCs w:val="24"/>
-              </w:rPr>
-            </w:r>
-          </w:p>
-        </w:tc>
-        <w:tc>
-          <w:tcPr>
-            <w:tcW w:w="1701" w:type="dxa"/>
-            <w:tcBorders>
-              <w:top w:val="single" w:sz="8" w:space="0" w:color="000000"/>
-              <w:left w:val="single" w:sz="8" w:space="0" w:color="000000"/>
-              <w:bottom w:val="single" w:sz="8" w:space="0" w:color="000000"/>
-              <w:right w:val="single" w:sz="8" w:space="0" w:color="000000"/>
-            </w:tcBorders>
-            <w:vAlign w:val="center"/>
-          </w:tcPr>
-          <w:p>
-            <w:pPr>
-              <w:jc w:val="both"/>
-              <w:rPr>
-                <w:sz w:val="24"/>
-                <w:szCs w:val="24"/>
-              </w:rPr>
-            </w:pPr>
-            <w:r>
-              <w:rPr>
-                <w:b w:val="0"/>
-                <w:sz w:val="24"/>
-                <w:szCs w:val="24"/>
-              </w:rPr>
-            </w:r>
-          </w:p>
-        </w:tc>
-        <w:tc>
-          <w:tcPr>
-            <w:tcW w:w="1587" w:type="dxa"/>
-            <w:tcBorders>
-              <w:top w:val="single" w:sz="8" w:space="0" w:color="000000"/>
-              <w:left w:val="single" w:sz="8" w:space="0" w:color="000000"/>
-              <w:bottom w:val="single" w:sz="8" w:space="0" w:color="000000"/>
-              <w:right w:val="single" w:sz="8" w:space="0" w:color="000000"/>
-            </w:tcBorders>
-            <w:vAlign w:val="center"/>
-          </w:tcPr>
-          <w:p>
-            <w:pPr>
-              <w:jc w:val="both"/>
+            <w:tcW w:w="1360" w:type="dxa"/>
+            <w:tcBorders>
+              <w:top w:val="single" w:sz="8" w:space="0" w:color="000000"/>
+              <w:left w:val="single" w:sz="8" w:space="0" w:color="000000"/>
+              <w:bottom w:val="single" w:sz="8" w:space="0" w:color="000000"/>
+              <w:right w:val="single" w:sz="8" w:space="0" w:color="000000"/>
+            </w:tcBorders>
+            <w:vAlign w:val="center"/>
+          </w:tcPr>
+          <w:p>
+            <w:pPr>
+              <w:jc w:val="left"/>
+              <w:rPr>
+                <w:sz w:val="24"/>
+                <w:szCs w:val="24"/>
+              </w:rPr>
+            </w:pPr>
+            <w:r>
+              <w:rPr>
+                <w:b w:val="0"/>
+                <w:sz w:val="24"/>
+                <w:szCs w:val="24"/>
+              </w:rPr>
+            </w:r>
+          </w:p>
+        </w:tc>
+        <w:tc>
+          <w:tcPr>
+            <w:tcW w:w="2154" w:type="dxa"/>
+            <w:tcBorders>
+              <w:top w:val="single" w:sz="8" w:space="0" w:color="000000"/>
+              <w:left w:val="single" w:sz="8" w:space="0" w:color="000000"/>
+              <w:bottom w:val="single" w:sz="8" w:space="0" w:color="000000"/>
+              <w:right w:val="single" w:sz="8" w:space="0" w:color="000000"/>
+            </w:tcBorders>
+            <w:vAlign w:val="center"/>
+          </w:tcPr>
+          <w:p>
+            <w:pPr>
+              <w:jc w:val="left"/>
+              <w:rPr>
+                <w:sz w:val="24"/>
+                <w:szCs w:val="24"/>
+              </w:rPr>
+            </w:pPr>
+            <w:r>
+              <w:rPr>
+                <w:b w:val="0"/>
+                <w:sz w:val="24"/>
+                <w:szCs w:val="24"/>
+              </w:rPr>
+            </w:r>
+          </w:p>
+        </w:tc>
+        <w:tc>
+          <w:tcPr>
+            <w:tcW w:w="1814" w:type="dxa"/>
+            <w:tcBorders>
+              <w:top w:val="single" w:sz="8" w:space="0" w:color="000000"/>
+              <w:left w:val="single" w:sz="8" w:space="0" w:color="000000"/>
+              <w:bottom w:val="single" w:sz="8" w:space="0" w:color="000000"/>
+              <w:right w:val="single" w:sz="8" w:space="0" w:color="000000"/>
+            </w:tcBorders>
+            <w:vAlign w:val="center"/>
+          </w:tcPr>
+          <w:p>
+            <w:pPr>
+              <w:jc w:val="left"/>
               <w:rPr>
                 <w:sz w:val="24"/>
                 <w:szCs w:val="24"/>
@@ -7936,6 +8102,7 @@
       </w:tr>
       <w:tr>
         <w:trPr>
+          <w:cantSplit/>
           <w:jc w:val="center"/>
         </w:trPr>
         <w:tc>
@@ -7968,7 +8135,7 @@
         </w:tc>
         <w:tc>
           <w:tcPr>
-            <w:tcW w:w="3515" w:type="dxa"/>
+            <w:tcW w:w="2835" w:type="dxa"/>
             <w:tcBorders>
               <w:top w:val="single" w:sz="8" w:space="0" w:color="000000"/>
               <w:left w:val="single" w:sz="8" w:space="0" w:color="000000"/>
@@ -7996,74 +8163,74 @@
         </w:tc>
         <w:tc>
           <w:tcPr>
-            <w:tcW w:w="1474" w:type="dxa"/>
-            <w:tcBorders>
-              <w:top w:val="single" w:sz="8" w:space="0" w:color="000000"/>
-              <w:left w:val="single" w:sz="8" w:space="0" w:color="000000"/>
-              <w:bottom w:val="single" w:sz="8" w:space="0" w:color="000000"/>
-              <w:right w:val="single" w:sz="8" w:space="0" w:color="000000"/>
-            </w:tcBorders>
-            <w:vAlign w:val="center"/>
-          </w:tcPr>
-          <w:p>
-            <w:pPr>
-              <w:jc w:val="both"/>
-              <w:rPr>
-                <w:sz w:val="24"/>
-                <w:szCs w:val="24"/>
-              </w:rPr>
-            </w:pPr>
-            <w:r>
-              <w:rPr>
-                <w:b w:val="0"/>
-                <w:sz w:val="24"/>
-                <w:szCs w:val="24"/>
-              </w:rPr>
-            </w:r>
-          </w:p>
-        </w:tc>
-        <w:tc>
-          <w:tcPr>
-            <w:tcW w:w="1701" w:type="dxa"/>
-            <w:tcBorders>
-              <w:top w:val="single" w:sz="8" w:space="0" w:color="000000"/>
-              <w:left w:val="single" w:sz="8" w:space="0" w:color="000000"/>
-              <w:bottom w:val="single" w:sz="8" w:space="0" w:color="000000"/>
-              <w:right w:val="single" w:sz="8" w:space="0" w:color="000000"/>
-            </w:tcBorders>
-            <w:vAlign w:val="center"/>
-          </w:tcPr>
-          <w:p>
-            <w:pPr>
-              <w:jc w:val="both"/>
-              <w:rPr>
-                <w:sz w:val="24"/>
-                <w:szCs w:val="24"/>
-              </w:rPr>
-            </w:pPr>
-            <w:r>
-              <w:rPr>
-                <w:b w:val="0"/>
-                <w:sz w:val="24"/>
-                <w:szCs w:val="24"/>
-              </w:rPr>
-            </w:r>
-          </w:p>
-        </w:tc>
-        <w:tc>
-          <w:tcPr>
-            <w:tcW w:w="1587" w:type="dxa"/>
-            <w:tcBorders>
-              <w:top w:val="single" w:sz="8" w:space="0" w:color="000000"/>
-              <w:left w:val="single" w:sz="8" w:space="0" w:color="000000"/>
-              <w:bottom w:val="single" w:sz="8" w:space="0" w:color="000000"/>
-              <w:right w:val="single" w:sz="8" w:space="0" w:color="000000"/>
-            </w:tcBorders>
-            <w:vAlign w:val="center"/>
-          </w:tcPr>
-          <w:p>
-            <w:pPr>
-              <w:jc w:val="both"/>
+            <w:tcW w:w="1360" w:type="dxa"/>
+            <w:tcBorders>
+              <w:top w:val="single" w:sz="8" w:space="0" w:color="000000"/>
+              <w:left w:val="single" w:sz="8" w:space="0" w:color="000000"/>
+              <w:bottom w:val="single" w:sz="8" w:space="0" w:color="000000"/>
+              <w:right w:val="single" w:sz="8" w:space="0" w:color="000000"/>
+            </w:tcBorders>
+            <w:vAlign w:val="center"/>
+          </w:tcPr>
+          <w:p>
+            <w:pPr>
+              <w:jc w:val="left"/>
+              <w:rPr>
+                <w:sz w:val="24"/>
+                <w:szCs w:val="24"/>
+              </w:rPr>
+            </w:pPr>
+            <w:r>
+              <w:rPr>
+                <w:b w:val="0"/>
+                <w:sz w:val="24"/>
+                <w:szCs w:val="24"/>
+              </w:rPr>
+            </w:r>
+          </w:p>
+        </w:tc>
+        <w:tc>
+          <w:tcPr>
+            <w:tcW w:w="2154" w:type="dxa"/>
+            <w:tcBorders>
+              <w:top w:val="single" w:sz="8" w:space="0" w:color="000000"/>
+              <w:left w:val="single" w:sz="8" w:space="0" w:color="000000"/>
+              <w:bottom w:val="single" w:sz="8" w:space="0" w:color="000000"/>
+              <w:right w:val="single" w:sz="8" w:space="0" w:color="000000"/>
+            </w:tcBorders>
+            <w:vAlign w:val="center"/>
+          </w:tcPr>
+          <w:p>
+            <w:pPr>
+              <w:jc w:val="left"/>
+              <w:rPr>
+                <w:sz w:val="24"/>
+                <w:szCs w:val="24"/>
+              </w:rPr>
+            </w:pPr>
+            <w:r>
+              <w:rPr>
+                <w:b w:val="0"/>
+                <w:sz w:val="24"/>
+                <w:szCs w:val="24"/>
+              </w:rPr>
+            </w:r>
+          </w:p>
+        </w:tc>
+        <w:tc>
+          <w:tcPr>
+            <w:tcW w:w="1814" w:type="dxa"/>
+            <w:tcBorders>
+              <w:top w:val="single" w:sz="8" w:space="0" w:color="000000"/>
+              <w:left w:val="single" w:sz="8" w:space="0" w:color="000000"/>
+              <w:bottom w:val="single" w:sz="8" w:space="0" w:color="000000"/>
+              <w:right w:val="single" w:sz="8" w:space="0" w:color="000000"/>
+            </w:tcBorders>
+            <w:vAlign w:val="center"/>
+          </w:tcPr>
+          <w:p>
+            <w:pPr>
+              <w:jc w:val="left"/>
               <w:rPr>
                 <w:sz w:val="24"/>
                 <w:szCs w:val="24"/>
@@ -8081,6 +8248,7 @@
       </w:tr>
       <w:tr>
         <w:trPr>
+          <w:cantSplit/>
           <w:jc w:val="center"/>
         </w:trPr>
         <w:tc>
@@ -8113,7 +8281,7 @@
         </w:tc>
         <w:tc>
           <w:tcPr>
-            <w:tcW w:w="3515" w:type="dxa"/>
+            <w:tcW w:w="2835" w:type="dxa"/>
             <w:tcBorders>
               <w:top w:val="single" w:sz="8" w:space="0" w:color="000000"/>
               <w:left w:val="single" w:sz="8" w:space="0" w:color="000000"/>
@@ -8141,74 +8309,74 @@
         </w:tc>
         <w:tc>
           <w:tcPr>
-            <w:tcW w:w="1474" w:type="dxa"/>
-            <w:tcBorders>
-              <w:top w:val="single" w:sz="8" w:space="0" w:color="000000"/>
-              <w:left w:val="single" w:sz="8" w:space="0" w:color="000000"/>
-              <w:bottom w:val="single" w:sz="8" w:space="0" w:color="000000"/>
-              <w:right w:val="single" w:sz="8" w:space="0" w:color="000000"/>
-            </w:tcBorders>
-            <w:vAlign w:val="center"/>
-          </w:tcPr>
-          <w:p>
-            <w:pPr>
-              <w:jc w:val="both"/>
-              <w:rPr>
-                <w:sz w:val="24"/>
-                <w:szCs w:val="24"/>
-              </w:rPr>
-            </w:pPr>
-            <w:r>
-              <w:rPr>
-                <w:b w:val="0"/>
-                <w:sz w:val="24"/>
-                <w:szCs w:val="24"/>
-              </w:rPr>
-            </w:r>
-          </w:p>
-        </w:tc>
-        <w:tc>
-          <w:tcPr>
-            <w:tcW w:w="1701" w:type="dxa"/>
-            <w:tcBorders>
-              <w:top w:val="single" w:sz="8" w:space="0" w:color="000000"/>
-              <w:left w:val="single" w:sz="8" w:space="0" w:color="000000"/>
-              <w:bottom w:val="single" w:sz="8" w:space="0" w:color="000000"/>
-              <w:right w:val="single" w:sz="8" w:space="0" w:color="000000"/>
-            </w:tcBorders>
-            <w:vAlign w:val="center"/>
-          </w:tcPr>
-          <w:p>
-            <w:pPr>
-              <w:jc w:val="both"/>
-              <w:rPr>
-                <w:sz w:val="24"/>
-                <w:szCs w:val="24"/>
-              </w:rPr>
-            </w:pPr>
-            <w:r>
-              <w:rPr>
-                <w:b w:val="0"/>
-                <w:sz w:val="24"/>
-                <w:szCs w:val="24"/>
-              </w:rPr>
-            </w:r>
-          </w:p>
-        </w:tc>
-        <w:tc>
-          <w:tcPr>
-            <w:tcW w:w="1587" w:type="dxa"/>
-            <w:tcBorders>
-              <w:top w:val="single" w:sz="8" w:space="0" w:color="000000"/>
-              <w:left w:val="single" w:sz="8" w:space="0" w:color="000000"/>
-              <w:bottom w:val="single" w:sz="8" w:space="0" w:color="000000"/>
-              <w:right w:val="single" w:sz="8" w:space="0" w:color="000000"/>
-            </w:tcBorders>
-            <w:vAlign w:val="center"/>
-          </w:tcPr>
-          <w:p>
-            <w:pPr>
-              <w:jc w:val="both"/>
+            <w:tcW w:w="1360" w:type="dxa"/>
+            <w:tcBorders>
+              <w:top w:val="single" w:sz="8" w:space="0" w:color="000000"/>
+              <w:left w:val="single" w:sz="8" w:space="0" w:color="000000"/>
+              <w:bottom w:val="single" w:sz="8" w:space="0" w:color="000000"/>
+              <w:right w:val="single" w:sz="8" w:space="0" w:color="000000"/>
+            </w:tcBorders>
+            <w:vAlign w:val="center"/>
+          </w:tcPr>
+          <w:p>
+            <w:pPr>
+              <w:jc w:val="left"/>
+              <w:rPr>
+                <w:sz w:val="24"/>
+                <w:szCs w:val="24"/>
+              </w:rPr>
+            </w:pPr>
+            <w:r>
+              <w:rPr>
+                <w:b w:val="0"/>
+                <w:sz w:val="24"/>
+                <w:szCs w:val="24"/>
+              </w:rPr>
+            </w:r>
+          </w:p>
+        </w:tc>
+        <w:tc>
+          <w:tcPr>
+            <w:tcW w:w="2154" w:type="dxa"/>
+            <w:tcBorders>
+              <w:top w:val="single" w:sz="8" w:space="0" w:color="000000"/>
+              <w:left w:val="single" w:sz="8" w:space="0" w:color="000000"/>
+              <w:bottom w:val="single" w:sz="8" w:space="0" w:color="000000"/>
+              <w:right w:val="single" w:sz="8" w:space="0" w:color="000000"/>
+            </w:tcBorders>
+            <w:vAlign w:val="center"/>
+          </w:tcPr>
+          <w:p>
+            <w:pPr>
+              <w:jc w:val="left"/>
+              <w:rPr>
+                <w:sz w:val="24"/>
+                <w:szCs w:val="24"/>
+              </w:rPr>
+            </w:pPr>
+            <w:r>
+              <w:rPr>
+                <w:b w:val="0"/>
+                <w:sz w:val="24"/>
+                <w:szCs w:val="24"/>
+              </w:rPr>
+            </w:r>
+          </w:p>
+        </w:tc>
+        <w:tc>
+          <w:tcPr>
+            <w:tcW w:w="1814" w:type="dxa"/>
+            <w:tcBorders>
+              <w:top w:val="single" w:sz="8" w:space="0" w:color="000000"/>
+              <w:left w:val="single" w:sz="8" w:space="0" w:color="000000"/>
+              <w:bottom w:val="single" w:sz="8" w:space="0" w:color="000000"/>
+              <w:right w:val="single" w:sz="8" w:space="0" w:color="000000"/>
+            </w:tcBorders>
+            <w:vAlign w:val="center"/>
+          </w:tcPr>
+          <w:p>
+            <w:pPr>
+              <w:jc w:val="left"/>
               <w:rPr>
                 <w:sz w:val="24"/>
                 <w:szCs w:val="24"/>
@@ -8226,6 +8394,7 @@
       </w:tr>
       <w:tr>
         <w:trPr>
+          <w:cantSplit/>
           <w:jc w:val="center"/>
         </w:trPr>
         <w:tc>
@@ -8258,7 +8427,7 @@
         </w:tc>
         <w:tc>
           <w:tcPr>
-            <w:tcW w:w="3515" w:type="dxa"/>
+            <w:tcW w:w="2835" w:type="dxa"/>
             <w:tcBorders>
               <w:top w:val="single" w:sz="8" w:space="0" w:color="000000"/>
               <w:left w:val="single" w:sz="8" w:space="0" w:color="000000"/>
@@ -8286,74 +8455,74 @@
         </w:tc>
         <w:tc>
           <w:tcPr>
-            <w:tcW w:w="1474" w:type="dxa"/>
-            <w:tcBorders>
-              <w:top w:val="single" w:sz="8" w:space="0" w:color="000000"/>
-              <w:left w:val="single" w:sz="8" w:space="0" w:color="000000"/>
-              <w:bottom w:val="single" w:sz="8" w:space="0" w:color="000000"/>
-              <w:right w:val="single" w:sz="8" w:space="0" w:color="000000"/>
-            </w:tcBorders>
-            <w:vAlign w:val="center"/>
-          </w:tcPr>
-          <w:p>
-            <w:pPr>
-              <w:jc w:val="both"/>
-              <w:rPr>
-                <w:sz w:val="24"/>
-                <w:szCs w:val="24"/>
-              </w:rPr>
-            </w:pPr>
-            <w:r>
-              <w:rPr>
-                <w:b w:val="0"/>
-                <w:sz w:val="24"/>
-                <w:szCs w:val="24"/>
-              </w:rPr>
-            </w:r>
-          </w:p>
-        </w:tc>
-        <w:tc>
-          <w:tcPr>
-            <w:tcW w:w="1701" w:type="dxa"/>
-            <w:tcBorders>
-              <w:top w:val="single" w:sz="8" w:space="0" w:color="000000"/>
-              <w:left w:val="single" w:sz="8" w:space="0" w:color="000000"/>
-              <w:bottom w:val="single" w:sz="8" w:space="0" w:color="000000"/>
-              <w:right w:val="single" w:sz="8" w:space="0" w:color="000000"/>
-            </w:tcBorders>
-            <w:vAlign w:val="center"/>
-          </w:tcPr>
-          <w:p>
-            <w:pPr>
-              <w:jc w:val="both"/>
-              <w:rPr>
-                <w:sz w:val="24"/>
-                <w:szCs w:val="24"/>
-              </w:rPr>
-            </w:pPr>
-            <w:r>
-              <w:rPr>
-                <w:b w:val="0"/>
-                <w:sz w:val="24"/>
-                <w:szCs w:val="24"/>
-              </w:rPr>
-            </w:r>
-          </w:p>
-        </w:tc>
-        <w:tc>
-          <w:tcPr>
-            <w:tcW w:w="1587" w:type="dxa"/>
-            <w:tcBorders>
-              <w:top w:val="single" w:sz="8" w:space="0" w:color="000000"/>
-              <w:left w:val="single" w:sz="8" w:space="0" w:color="000000"/>
-              <w:bottom w:val="single" w:sz="8" w:space="0" w:color="000000"/>
-              <w:right w:val="single" w:sz="8" w:space="0" w:color="000000"/>
-            </w:tcBorders>
-            <w:vAlign w:val="center"/>
-          </w:tcPr>
-          <w:p>
-            <w:pPr>
-              <w:jc w:val="both"/>
+            <w:tcW w:w="1360" w:type="dxa"/>
+            <w:tcBorders>
+              <w:top w:val="single" w:sz="8" w:space="0" w:color="000000"/>
+              <w:left w:val="single" w:sz="8" w:space="0" w:color="000000"/>
+              <w:bottom w:val="single" w:sz="8" w:space="0" w:color="000000"/>
+              <w:right w:val="single" w:sz="8" w:space="0" w:color="000000"/>
+            </w:tcBorders>
+            <w:vAlign w:val="center"/>
+          </w:tcPr>
+          <w:p>
+            <w:pPr>
+              <w:jc w:val="left"/>
+              <w:rPr>
+                <w:sz w:val="24"/>
+                <w:szCs w:val="24"/>
+              </w:rPr>
+            </w:pPr>
+            <w:r>
+              <w:rPr>
+                <w:b w:val="0"/>
+                <w:sz w:val="24"/>
+                <w:szCs w:val="24"/>
+              </w:rPr>
+            </w:r>
+          </w:p>
+        </w:tc>
+        <w:tc>
+          <w:tcPr>
+            <w:tcW w:w="2154" w:type="dxa"/>
+            <w:tcBorders>
+              <w:top w:val="single" w:sz="8" w:space="0" w:color="000000"/>
+              <w:left w:val="single" w:sz="8" w:space="0" w:color="000000"/>
+              <w:bottom w:val="single" w:sz="8" w:space="0" w:color="000000"/>
+              <w:right w:val="single" w:sz="8" w:space="0" w:color="000000"/>
+            </w:tcBorders>
+            <w:vAlign w:val="center"/>
+          </w:tcPr>
+          <w:p>
+            <w:pPr>
+              <w:jc w:val="left"/>
+              <w:rPr>
+                <w:sz w:val="24"/>
+                <w:szCs w:val="24"/>
+              </w:rPr>
+            </w:pPr>
+            <w:r>
+              <w:rPr>
+                <w:b w:val="0"/>
+                <w:sz w:val="24"/>
+                <w:szCs w:val="24"/>
+              </w:rPr>
+            </w:r>
+          </w:p>
+        </w:tc>
+        <w:tc>
+          <w:tcPr>
+            <w:tcW w:w="1814" w:type="dxa"/>
+            <w:tcBorders>
+              <w:top w:val="single" w:sz="8" w:space="0" w:color="000000"/>
+              <w:left w:val="single" w:sz="8" w:space="0" w:color="000000"/>
+              <w:bottom w:val="single" w:sz="8" w:space="0" w:color="000000"/>
+              <w:right w:val="single" w:sz="8" w:space="0" w:color="000000"/>
+            </w:tcBorders>
+            <w:vAlign w:val="center"/>
+          </w:tcPr>
+          <w:p>
+            <w:pPr>
+              <w:jc w:val="left"/>
               <w:rPr>
                 <w:sz w:val="24"/>
                 <w:szCs w:val="24"/>
@@ -8371,6 +8540,7 @@
       </w:tr>
       <w:tr>
         <w:trPr>
+          <w:cantSplit/>
           <w:jc w:val="center"/>
         </w:trPr>
         <w:tc>
@@ -8403,7 +8573,7 @@
         </w:tc>
         <w:tc>
           <w:tcPr>
-            <w:tcW w:w="3515" w:type="dxa"/>
+            <w:tcW w:w="2835" w:type="dxa"/>
             <w:tcBorders>
               <w:top w:val="single" w:sz="8" w:space="0" w:color="000000"/>
               <w:left w:val="single" w:sz="8" w:space="0" w:color="000000"/>
@@ -8431,74 +8601,74 @@
         </w:tc>
         <w:tc>
           <w:tcPr>
-            <w:tcW w:w="1474" w:type="dxa"/>
-            <w:tcBorders>
-              <w:top w:val="single" w:sz="8" w:space="0" w:color="000000"/>
-              <w:left w:val="single" w:sz="8" w:space="0" w:color="000000"/>
-              <w:bottom w:val="single" w:sz="8" w:space="0" w:color="000000"/>
-              <w:right w:val="single" w:sz="8" w:space="0" w:color="000000"/>
-            </w:tcBorders>
-            <w:vAlign w:val="center"/>
-          </w:tcPr>
-          <w:p>
-            <w:pPr>
-              <w:jc w:val="both"/>
-              <w:rPr>
-                <w:sz w:val="24"/>
-                <w:szCs w:val="24"/>
-              </w:rPr>
-            </w:pPr>
-            <w:r>
-              <w:rPr>
-                <w:b w:val="0"/>
-                <w:sz w:val="24"/>
-                <w:szCs w:val="24"/>
-              </w:rPr>
-            </w:r>
-          </w:p>
-        </w:tc>
-        <w:tc>
-          <w:tcPr>
-            <w:tcW w:w="1701" w:type="dxa"/>
-            <w:tcBorders>
-              <w:top w:val="single" w:sz="8" w:space="0" w:color="000000"/>
-              <w:left w:val="single" w:sz="8" w:space="0" w:color="000000"/>
-              <w:bottom w:val="single" w:sz="8" w:space="0" w:color="000000"/>
-              <w:right w:val="single" w:sz="8" w:space="0" w:color="000000"/>
-            </w:tcBorders>
-            <w:vAlign w:val="center"/>
-          </w:tcPr>
-          <w:p>
-            <w:pPr>
-              <w:jc w:val="both"/>
-              <w:rPr>
-                <w:sz w:val="24"/>
-                <w:szCs w:val="24"/>
-              </w:rPr>
-            </w:pPr>
-            <w:r>
-              <w:rPr>
-                <w:b w:val="0"/>
-                <w:sz w:val="24"/>
-                <w:szCs w:val="24"/>
-              </w:rPr>
-            </w:r>
-          </w:p>
-        </w:tc>
-        <w:tc>
-          <w:tcPr>
-            <w:tcW w:w="1587" w:type="dxa"/>
-            <w:tcBorders>
-              <w:top w:val="single" w:sz="8" w:space="0" w:color="000000"/>
-              <w:left w:val="single" w:sz="8" w:space="0" w:color="000000"/>
-              <w:bottom w:val="single" w:sz="8" w:space="0" w:color="000000"/>
-              <w:right w:val="single" w:sz="8" w:space="0" w:color="000000"/>
-            </w:tcBorders>
-            <w:vAlign w:val="center"/>
-          </w:tcPr>
-          <w:p>
-            <w:pPr>
-              <w:jc w:val="both"/>
+            <w:tcW w:w="1360" w:type="dxa"/>
+            <w:tcBorders>
+              <w:top w:val="single" w:sz="8" w:space="0" w:color="000000"/>
+              <w:left w:val="single" w:sz="8" w:space="0" w:color="000000"/>
+              <w:bottom w:val="single" w:sz="8" w:space="0" w:color="000000"/>
+              <w:right w:val="single" w:sz="8" w:space="0" w:color="000000"/>
+            </w:tcBorders>
+            <w:vAlign w:val="center"/>
+          </w:tcPr>
+          <w:p>
+            <w:pPr>
+              <w:jc w:val="left"/>
+              <w:rPr>
+                <w:sz w:val="24"/>
+                <w:szCs w:val="24"/>
+              </w:rPr>
+            </w:pPr>
+            <w:r>
+              <w:rPr>
+                <w:b w:val="0"/>
+                <w:sz w:val="24"/>
+                <w:szCs w:val="24"/>
+              </w:rPr>
+            </w:r>
+          </w:p>
+        </w:tc>
+        <w:tc>
+          <w:tcPr>
+            <w:tcW w:w="2154" w:type="dxa"/>
+            <w:tcBorders>
+              <w:top w:val="single" w:sz="8" w:space="0" w:color="000000"/>
+              <w:left w:val="single" w:sz="8" w:space="0" w:color="000000"/>
+              <w:bottom w:val="single" w:sz="8" w:space="0" w:color="000000"/>
+              <w:right w:val="single" w:sz="8" w:space="0" w:color="000000"/>
+            </w:tcBorders>
+            <w:vAlign w:val="center"/>
+          </w:tcPr>
+          <w:p>
+            <w:pPr>
+              <w:jc w:val="left"/>
+              <w:rPr>
+                <w:sz w:val="24"/>
+                <w:szCs w:val="24"/>
+              </w:rPr>
+            </w:pPr>
+            <w:r>
+              <w:rPr>
+                <w:b w:val="0"/>
+                <w:sz w:val="24"/>
+                <w:szCs w:val="24"/>
+              </w:rPr>
+            </w:r>
+          </w:p>
+        </w:tc>
+        <w:tc>
+          <w:tcPr>
+            <w:tcW w:w="1814" w:type="dxa"/>
+            <w:tcBorders>
+              <w:top w:val="single" w:sz="8" w:space="0" w:color="000000"/>
+              <w:left w:val="single" w:sz="8" w:space="0" w:color="000000"/>
+              <w:bottom w:val="single" w:sz="8" w:space="0" w:color="000000"/>
+              <w:right w:val="single" w:sz="8" w:space="0" w:color="000000"/>
+            </w:tcBorders>
+            <w:vAlign w:val="center"/>
+          </w:tcPr>
+          <w:p>
+            <w:pPr>
+              <w:jc w:val="left"/>
               <w:rPr>
                 <w:sz w:val="24"/>
                 <w:szCs w:val="24"/>
@@ -8516,6 +8686,7 @@
       </w:tr>
       <w:tr>
         <w:trPr>
+          <w:cantSplit/>
           <w:jc w:val="center"/>
         </w:trPr>
         <w:tc>
@@ -8548,7 +8719,7 @@
         </w:tc>
         <w:tc>
           <w:tcPr>
-            <w:tcW w:w="3515" w:type="dxa"/>
+            <w:tcW w:w="2835" w:type="dxa"/>
             <w:tcBorders>
               <w:top w:val="single" w:sz="8" w:space="0" w:color="000000"/>
               <w:left w:val="single" w:sz="8" w:space="0" w:color="000000"/>
@@ -8576,74 +8747,74 @@
         </w:tc>
         <w:tc>
           <w:tcPr>
-            <w:tcW w:w="1474" w:type="dxa"/>
-            <w:tcBorders>
-              <w:top w:val="single" w:sz="8" w:space="0" w:color="000000"/>
-              <w:left w:val="single" w:sz="8" w:space="0" w:color="000000"/>
-              <w:bottom w:val="single" w:sz="8" w:space="0" w:color="000000"/>
-              <w:right w:val="single" w:sz="8" w:space="0" w:color="000000"/>
-            </w:tcBorders>
-            <w:vAlign w:val="center"/>
-          </w:tcPr>
-          <w:p>
-            <w:pPr>
-              <w:jc w:val="both"/>
-              <w:rPr>
-                <w:sz w:val="24"/>
-                <w:szCs w:val="24"/>
-              </w:rPr>
-            </w:pPr>
-            <w:r>
-              <w:rPr>
-                <w:b w:val="0"/>
-                <w:sz w:val="24"/>
-                <w:szCs w:val="24"/>
-              </w:rPr>
-            </w:r>
-          </w:p>
-        </w:tc>
-        <w:tc>
-          <w:tcPr>
-            <w:tcW w:w="1701" w:type="dxa"/>
-            <w:tcBorders>
-              <w:top w:val="single" w:sz="8" w:space="0" w:color="000000"/>
-              <w:left w:val="single" w:sz="8" w:space="0" w:color="000000"/>
-              <w:bottom w:val="single" w:sz="8" w:space="0" w:color="000000"/>
-              <w:right w:val="single" w:sz="8" w:space="0" w:color="000000"/>
-            </w:tcBorders>
-            <w:vAlign w:val="center"/>
-          </w:tcPr>
-          <w:p>
-            <w:pPr>
-              <w:jc w:val="both"/>
-              <w:rPr>
-                <w:sz w:val="24"/>
-                <w:szCs w:val="24"/>
-              </w:rPr>
-            </w:pPr>
-            <w:r>
-              <w:rPr>
-                <w:b w:val="0"/>
-                <w:sz w:val="24"/>
-                <w:szCs w:val="24"/>
-              </w:rPr>
-            </w:r>
-          </w:p>
-        </w:tc>
-        <w:tc>
-          <w:tcPr>
-            <w:tcW w:w="1587" w:type="dxa"/>
-            <w:tcBorders>
-              <w:top w:val="single" w:sz="8" w:space="0" w:color="000000"/>
-              <w:left w:val="single" w:sz="8" w:space="0" w:color="000000"/>
-              <w:bottom w:val="single" w:sz="8" w:space="0" w:color="000000"/>
-              <w:right w:val="single" w:sz="8" w:space="0" w:color="000000"/>
-            </w:tcBorders>
-            <w:vAlign w:val="center"/>
-          </w:tcPr>
-          <w:p>
-            <w:pPr>
-              <w:jc w:val="both"/>
+            <w:tcW w:w="1360" w:type="dxa"/>
+            <w:tcBorders>
+              <w:top w:val="single" w:sz="8" w:space="0" w:color="000000"/>
+              <w:left w:val="single" w:sz="8" w:space="0" w:color="000000"/>
+              <w:bottom w:val="single" w:sz="8" w:space="0" w:color="000000"/>
+              <w:right w:val="single" w:sz="8" w:space="0" w:color="000000"/>
+            </w:tcBorders>
+            <w:vAlign w:val="center"/>
+          </w:tcPr>
+          <w:p>
+            <w:pPr>
+              <w:jc w:val="left"/>
+              <w:rPr>
+                <w:sz w:val="24"/>
+                <w:szCs w:val="24"/>
+              </w:rPr>
+            </w:pPr>
+            <w:r>
+              <w:rPr>
+                <w:b w:val="0"/>
+                <w:sz w:val="24"/>
+                <w:szCs w:val="24"/>
+              </w:rPr>
+            </w:r>
+          </w:p>
+        </w:tc>
+        <w:tc>
+          <w:tcPr>
+            <w:tcW w:w="2154" w:type="dxa"/>
+            <w:tcBorders>
+              <w:top w:val="single" w:sz="8" w:space="0" w:color="000000"/>
+              <w:left w:val="single" w:sz="8" w:space="0" w:color="000000"/>
+              <w:bottom w:val="single" w:sz="8" w:space="0" w:color="000000"/>
+              <w:right w:val="single" w:sz="8" w:space="0" w:color="000000"/>
+            </w:tcBorders>
+            <w:vAlign w:val="center"/>
+          </w:tcPr>
+          <w:p>
+            <w:pPr>
+              <w:jc w:val="left"/>
+              <w:rPr>
+                <w:sz w:val="24"/>
+                <w:szCs w:val="24"/>
+              </w:rPr>
+            </w:pPr>
+            <w:r>
+              <w:rPr>
+                <w:b w:val="0"/>
+                <w:sz w:val="24"/>
+                <w:szCs w:val="24"/>
+              </w:rPr>
+            </w:r>
+          </w:p>
+        </w:tc>
+        <w:tc>
+          <w:tcPr>
+            <w:tcW w:w="1814" w:type="dxa"/>
+            <w:tcBorders>
+              <w:top w:val="single" w:sz="8" w:space="0" w:color="000000"/>
+              <w:left w:val="single" w:sz="8" w:space="0" w:color="000000"/>
+              <w:bottom w:val="single" w:sz="8" w:space="0" w:color="000000"/>
+              <w:right w:val="single" w:sz="8" w:space="0" w:color="000000"/>
+            </w:tcBorders>
+            <w:vAlign w:val="center"/>
+          </w:tcPr>
+          <w:p>
+            <w:pPr>
+              <w:jc w:val="left"/>
               <w:rPr>
                 <w:sz w:val="24"/>
                 <w:szCs w:val="24"/>
@@ -8661,6 +8832,7 @@
       </w:tr>
       <w:tr>
         <w:trPr>
+          <w:cantSplit/>
           <w:jc w:val="center"/>
         </w:trPr>
         <w:tc>
@@ -8693,7 +8865,7 @@
         </w:tc>
         <w:tc>
           <w:tcPr>
-            <w:tcW w:w="3515" w:type="dxa"/>
+            <w:tcW w:w="2835" w:type="dxa"/>
             <w:tcBorders>
               <w:top w:val="single" w:sz="8" w:space="0" w:color="000000"/>
               <w:left w:val="single" w:sz="8" w:space="0" w:color="000000"/>
@@ -8721,74 +8893,74 @@
         </w:tc>
         <w:tc>
           <w:tcPr>
-            <w:tcW w:w="1474" w:type="dxa"/>
-            <w:tcBorders>
-              <w:top w:val="single" w:sz="8" w:space="0" w:color="000000"/>
-              <w:left w:val="single" w:sz="8" w:space="0" w:color="000000"/>
-              <w:bottom w:val="single" w:sz="8" w:space="0" w:color="000000"/>
-              <w:right w:val="single" w:sz="8" w:space="0" w:color="000000"/>
-            </w:tcBorders>
-            <w:vAlign w:val="center"/>
-          </w:tcPr>
-          <w:p>
-            <w:pPr>
-              <w:jc w:val="both"/>
-              <w:rPr>
-                <w:sz w:val="24"/>
-                <w:szCs w:val="24"/>
-              </w:rPr>
-            </w:pPr>
-            <w:r>
-              <w:rPr>
-                <w:b w:val="0"/>
-                <w:sz w:val="24"/>
-                <w:szCs w:val="24"/>
-              </w:rPr>
-            </w:r>
-          </w:p>
-        </w:tc>
-        <w:tc>
-          <w:tcPr>
-            <w:tcW w:w="1701" w:type="dxa"/>
-            <w:tcBorders>
-              <w:top w:val="single" w:sz="8" w:space="0" w:color="000000"/>
-              <w:left w:val="single" w:sz="8" w:space="0" w:color="000000"/>
-              <w:bottom w:val="single" w:sz="8" w:space="0" w:color="000000"/>
-              <w:right w:val="single" w:sz="8" w:space="0" w:color="000000"/>
-            </w:tcBorders>
-            <w:vAlign w:val="center"/>
-          </w:tcPr>
-          <w:p>
-            <w:pPr>
-              <w:jc w:val="both"/>
-              <w:rPr>
-                <w:sz w:val="24"/>
-                <w:szCs w:val="24"/>
-              </w:rPr>
-            </w:pPr>
-            <w:r>
-              <w:rPr>
-                <w:b w:val="0"/>
-                <w:sz w:val="24"/>
-                <w:szCs w:val="24"/>
-              </w:rPr>
-            </w:r>
-          </w:p>
-        </w:tc>
-        <w:tc>
-          <w:tcPr>
-            <w:tcW w:w="1587" w:type="dxa"/>
-            <w:tcBorders>
-              <w:top w:val="single" w:sz="8" w:space="0" w:color="000000"/>
-              <w:left w:val="single" w:sz="8" w:space="0" w:color="000000"/>
-              <w:bottom w:val="single" w:sz="8" w:space="0" w:color="000000"/>
-              <w:right w:val="single" w:sz="8" w:space="0" w:color="000000"/>
-            </w:tcBorders>
-            <w:vAlign w:val="center"/>
-          </w:tcPr>
-          <w:p>
-            <w:pPr>
-              <w:jc w:val="both"/>
+            <w:tcW w:w="1360" w:type="dxa"/>
+            <w:tcBorders>
+              <w:top w:val="single" w:sz="8" w:space="0" w:color="000000"/>
+              <w:left w:val="single" w:sz="8" w:space="0" w:color="000000"/>
+              <w:bottom w:val="single" w:sz="8" w:space="0" w:color="000000"/>
+              <w:right w:val="single" w:sz="8" w:space="0" w:color="000000"/>
+            </w:tcBorders>
+            <w:vAlign w:val="center"/>
+          </w:tcPr>
+          <w:p>
+            <w:pPr>
+              <w:jc w:val="left"/>
+              <w:rPr>
+                <w:sz w:val="24"/>
+                <w:szCs w:val="24"/>
+              </w:rPr>
+            </w:pPr>
+            <w:r>
+              <w:rPr>
+                <w:b w:val="0"/>
+                <w:sz w:val="24"/>
+                <w:szCs w:val="24"/>
+              </w:rPr>
+            </w:r>
+          </w:p>
+        </w:tc>
+        <w:tc>
+          <w:tcPr>
+            <w:tcW w:w="2154" w:type="dxa"/>
+            <w:tcBorders>
+              <w:top w:val="single" w:sz="8" w:space="0" w:color="000000"/>
+              <w:left w:val="single" w:sz="8" w:space="0" w:color="000000"/>
+              <w:bottom w:val="single" w:sz="8" w:space="0" w:color="000000"/>
+              <w:right w:val="single" w:sz="8" w:space="0" w:color="000000"/>
+            </w:tcBorders>
+            <w:vAlign w:val="center"/>
+          </w:tcPr>
+          <w:p>
+            <w:pPr>
+              <w:jc w:val="left"/>
+              <w:rPr>
+                <w:sz w:val="24"/>
+                <w:szCs w:val="24"/>
+              </w:rPr>
+            </w:pPr>
+            <w:r>
+              <w:rPr>
+                <w:b w:val="0"/>
+                <w:sz w:val="24"/>
+                <w:szCs w:val="24"/>
+              </w:rPr>
+            </w:r>
+          </w:p>
+        </w:tc>
+        <w:tc>
+          <w:tcPr>
+            <w:tcW w:w="1814" w:type="dxa"/>
+            <w:tcBorders>
+              <w:top w:val="single" w:sz="8" w:space="0" w:color="000000"/>
+              <w:left w:val="single" w:sz="8" w:space="0" w:color="000000"/>
+              <w:bottom w:val="single" w:sz="8" w:space="0" w:color="000000"/>
+              <w:right w:val="single" w:sz="8" w:space="0" w:color="000000"/>
+            </w:tcBorders>
+            <w:vAlign w:val="center"/>
+          </w:tcPr>
+          <w:p>
+            <w:pPr>
+              <w:jc w:val="left"/>
               <w:rPr>
                 <w:sz w:val="24"/>
                 <w:szCs w:val="24"/>
@@ -8806,6 +8978,7 @@
       </w:tr>
       <w:tr>
         <w:trPr>
+          <w:cantSplit/>
           <w:jc w:val="center"/>
         </w:trPr>
         <w:tc>
@@ -8838,7 +9011,7 @@
         </w:tc>
         <w:tc>
           <w:tcPr>
-            <w:tcW w:w="3515" w:type="dxa"/>
+            <w:tcW w:w="2835" w:type="dxa"/>
             <w:tcBorders>
               <w:top w:val="single" w:sz="8" w:space="0" w:color="000000"/>
               <w:left w:val="single" w:sz="8" w:space="0" w:color="000000"/>
@@ -8866,74 +9039,74 @@
         </w:tc>
         <w:tc>
           <w:tcPr>
-            <w:tcW w:w="1474" w:type="dxa"/>
-            <w:tcBorders>
-              <w:top w:val="single" w:sz="8" w:space="0" w:color="000000"/>
-              <w:left w:val="single" w:sz="8" w:space="0" w:color="000000"/>
-              <w:bottom w:val="single" w:sz="8" w:space="0" w:color="000000"/>
-              <w:right w:val="single" w:sz="8" w:space="0" w:color="000000"/>
-            </w:tcBorders>
-            <w:vAlign w:val="center"/>
-          </w:tcPr>
-          <w:p>
-            <w:pPr>
-              <w:jc w:val="both"/>
-              <w:rPr>
-                <w:sz w:val="24"/>
-                <w:szCs w:val="24"/>
-              </w:rPr>
-            </w:pPr>
-            <w:r>
-              <w:rPr>
-                <w:b w:val="0"/>
-                <w:sz w:val="24"/>
-                <w:szCs w:val="24"/>
-              </w:rPr>
-            </w:r>
-          </w:p>
-        </w:tc>
-        <w:tc>
-          <w:tcPr>
-            <w:tcW w:w="1701" w:type="dxa"/>
-            <w:tcBorders>
-              <w:top w:val="single" w:sz="8" w:space="0" w:color="000000"/>
-              <w:left w:val="single" w:sz="8" w:space="0" w:color="000000"/>
-              <w:bottom w:val="single" w:sz="8" w:space="0" w:color="000000"/>
-              <w:right w:val="single" w:sz="8" w:space="0" w:color="000000"/>
-            </w:tcBorders>
-            <w:vAlign w:val="center"/>
-          </w:tcPr>
-          <w:p>
-            <w:pPr>
-              <w:jc w:val="both"/>
-              <w:rPr>
-                <w:sz w:val="24"/>
-                <w:szCs w:val="24"/>
-              </w:rPr>
-            </w:pPr>
-            <w:r>
-              <w:rPr>
-                <w:b w:val="0"/>
-                <w:sz w:val="24"/>
-                <w:szCs w:val="24"/>
-              </w:rPr>
-            </w:r>
-          </w:p>
-        </w:tc>
-        <w:tc>
-          <w:tcPr>
-            <w:tcW w:w="1587" w:type="dxa"/>
-            <w:tcBorders>
-              <w:top w:val="single" w:sz="8" w:space="0" w:color="000000"/>
-              <w:left w:val="single" w:sz="8" w:space="0" w:color="000000"/>
-              <w:bottom w:val="single" w:sz="8" w:space="0" w:color="000000"/>
-              <w:right w:val="single" w:sz="8" w:space="0" w:color="000000"/>
-            </w:tcBorders>
-            <w:vAlign w:val="center"/>
-          </w:tcPr>
-          <w:p>
-            <w:pPr>
-              <w:jc w:val="both"/>
+            <w:tcW w:w="1360" w:type="dxa"/>
+            <w:tcBorders>
+              <w:top w:val="single" w:sz="8" w:space="0" w:color="000000"/>
+              <w:left w:val="single" w:sz="8" w:space="0" w:color="000000"/>
+              <w:bottom w:val="single" w:sz="8" w:space="0" w:color="000000"/>
+              <w:right w:val="single" w:sz="8" w:space="0" w:color="000000"/>
+            </w:tcBorders>
+            <w:vAlign w:val="center"/>
+          </w:tcPr>
+          <w:p>
+            <w:pPr>
+              <w:jc w:val="left"/>
+              <w:rPr>
+                <w:sz w:val="24"/>
+                <w:szCs w:val="24"/>
+              </w:rPr>
+            </w:pPr>
+            <w:r>
+              <w:rPr>
+                <w:b w:val="0"/>
+                <w:sz w:val="24"/>
+                <w:szCs w:val="24"/>
+              </w:rPr>
+            </w:r>
+          </w:p>
+        </w:tc>
+        <w:tc>
+          <w:tcPr>
+            <w:tcW w:w="2154" w:type="dxa"/>
+            <w:tcBorders>
+              <w:top w:val="single" w:sz="8" w:space="0" w:color="000000"/>
+              <w:left w:val="single" w:sz="8" w:space="0" w:color="000000"/>
+              <w:bottom w:val="single" w:sz="8" w:space="0" w:color="000000"/>
+              <w:right w:val="single" w:sz="8" w:space="0" w:color="000000"/>
+            </w:tcBorders>
+            <w:vAlign w:val="center"/>
+          </w:tcPr>
+          <w:p>
+            <w:pPr>
+              <w:jc w:val="left"/>
+              <w:rPr>
+                <w:sz w:val="24"/>
+                <w:szCs w:val="24"/>
+              </w:rPr>
+            </w:pPr>
+            <w:r>
+              <w:rPr>
+                <w:b w:val="0"/>
+                <w:sz w:val="24"/>
+                <w:szCs w:val="24"/>
+              </w:rPr>
+            </w:r>
+          </w:p>
+        </w:tc>
+        <w:tc>
+          <w:tcPr>
+            <w:tcW w:w="1814" w:type="dxa"/>
+            <w:tcBorders>
+              <w:top w:val="single" w:sz="8" w:space="0" w:color="000000"/>
+              <w:left w:val="single" w:sz="8" w:space="0" w:color="000000"/>
+              <w:bottom w:val="single" w:sz="8" w:space="0" w:color="000000"/>
+              <w:right w:val="single" w:sz="8" w:space="0" w:color="000000"/>
+            </w:tcBorders>
+            <w:vAlign w:val="center"/>
+          </w:tcPr>
+          <w:p>
+            <w:pPr>
+              <w:jc w:val="left"/>
               <w:rPr>
                 <w:sz w:val="24"/>
                 <w:szCs w:val="24"/>
@@ -8951,6 +9124,7 @@
       </w:tr>
       <w:tr>
         <w:trPr>
+          <w:cantSplit/>
           <w:jc w:val="center"/>
         </w:trPr>
         <w:tc>
@@ -8983,7 +9157,7 @@
         </w:tc>
         <w:tc>
           <w:tcPr>
-            <w:tcW w:w="3515" w:type="dxa"/>
+            <w:tcW w:w="2835" w:type="dxa"/>
             <w:tcBorders>
               <w:top w:val="single" w:sz="8" w:space="0" w:color="000000"/>
               <w:left w:val="single" w:sz="8" w:space="0" w:color="000000"/>
@@ -9011,74 +9185,74 @@
         </w:tc>
         <w:tc>
           <w:tcPr>
-            <w:tcW w:w="1474" w:type="dxa"/>
-            <w:tcBorders>
-              <w:top w:val="single" w:sz="8" w:space="0" w:color="000000"/>
-              <w:left w:val="single" w:sz="8" w:space="0" w:color="000000"/>
-              <w:bottom w:val="single" w:sz="8" w:space="0" w:color="000000"/>
-              <w:right w:val="single" w:sz="8" w:space="0" w:color="000000"/>
-            </w:tcBorders>
-            <w:vAlign w:val="center"/>
-          </w:tcPr>
-          <w:p>
-            <w:pPr>
-              <w:jc w:val="both"/>
-              <w:rPr>
-                <w:sz w:val="24"/>
-                <w:szCs w:val="24"/>
-              </w:rPr>
-            </w:pPr>
-            <w:r>
-              <w:rPr>
-                <w:b w:val="0"/>
-                <w:sz w:val="24"/>
-                <w:szCs w:val="24"/>
-              </w:rPr>
-            </w:r>
-          </w:p>
-        </w:tc>
-        <w:tc>
-          <w:tcPr>
-            <w:tcW w:w="1701" w:type="dxa"/>
-            <w:tcBorders>
-              <w:top w:val="single" w:sz="8" w:space="0" w:color="000000"/>
-              <w:left w:val="single" w:sz="8" w:space="0" w:color="000000"/>
-              <w:bottom w:val="single" w:sz="8" w:space="0" w:color="000000"/>
-              <w:right w:val="single" w:sz="8" w:space="0" w:color="000000"/>
-            </w:tcBorders>
-            <w:vAlign w:val="center"/>
-          </w:tcPr>
-          <w:p>
-            <w:pPr>
-              <w:jc w:val="both"/>
-              <w:rPr>
-                <w:sz w:val="24"/>
-                <w:szCs w:val="24"/>
-              </w:rPr>
-            </w:pPr>
-            <w:r>
-              <w:rPr>
-                <w:b w:val="0"/>
-                <w:sz w:val="24"/>
-                <w:szCs w:val="24"/>
-              </w:rPr>
-            </w:r>
-          </w:p>
-        </w:tc>
-        <w:tc>
-          <w:tcPr>
-            <w:tcW w:w="1587" w:type="dxa"/>
-            <w:tcBorders>
-              <w:top w:val="single" w:sz="8" w:space="0" w:color="000000"/>
-              <w:left w:val="single" w:sz="8" w:space="0" w:color="000000"/>
-              <w:bottom w:val="single" w:sz="8" w:space="0" w:color="000000"/>
-              <w:right w:val="single" w:sz="8" w:space="0" w:color="000000"/>
-            </w:tcBorders>
-            <w:vAlign w:val="center"/>
-          </w:tcPr>
-          <w:p>
-            <w:pPr>
-              <w:jc w:val="both"/>
+            <w:tcW w:w="1360" w:type="dxa"/>
+            <w:tcBorders>
+              <w:top w:val="single" w:sz="8" w:space="0" w:color="000000"/>
+              <w:left w:val="single" w:sz="8" w:space="0" w:color="000000"/>
+              <w:bottom w:val="single" w:sz="8" w:space="0" w:color="000000"/>
+              <w:right w:val="single" w:sz="8" w:space="0" w:color="000000"/>
+            </w:tcBorders>
+            <w:vAlign w:val="center"/>
+          </w:tcPr>
+          <w:p>
+            <w:pPr>
+              <w:jc w:val="left"/>
+              <w:rPr>
+                <w:sz w:val="24"/>
+                <w:szCs w:val="24"/>
+              </w:rPr>
+            </w:pPr>
+            <w:r>
+              <w:rPr>
+                <w:b w:val="0"/>
+                <w:sz w:val="24"/>
+                <w:szCs w:val="24"/>
+              </w:rPr>
+            </w:r>
+          </w:p>
+        </w:tc>
+        <w:tc>
+          <w:tcPr>
+            <w:tcW w:w="2154" w:type="dxa"/>
+            <w:tcBorders>
+              <w:top w:val="single" w:sz="8" w:space="0" w:color="000000"/>
+              <w:left w:val="single" w:sz="8" w:space="0" w:color="000000"/>
+              <w:bottom w:val="single" w:sz="8" w:space="0" w:color="000000"/>
+              <w:right w:val="single" w:sz="8" w:space="0" w:color="000000"/>
+            </w:tcBorders>
+            <w:vAlign w:val="center"/>
+          </w:tcPr>
+          <w:p>
+            <w:pPr>
+              <w:jc w:val="left"/>
+              <w:rPr>
+                <w:sz w:val="24"/>
+                <w:szCs w:val="24"/>
+              </w:rPr>
+            </w:pPr>
+            <w:r>
+              <w:rPr>
+                <w:b w:val="0"/>
+                <w:sz w:val="24"/>
+                <w:szCs w:val="24"/>
+              </w:rPr>
+            </w:r>
+          </w:p>
+        </w:tc>
+        <w:tc>
+          <w:tcPr>
+            <w:tcW w:w="1814" w:type="dxa"/>
+            <w:tcBorders>
+              <w:top w:val="single" w:sz="8" w:space="0" w:color="000000"/>
+              <w:left w:val="single" w:sz="8" w:space="0" w:color="000000"/>
+              <w:bottom w:val="single" w:sz="8" w:space="0" w:color="000000"/>
+              <w:right w:val="single" w:sz="8" w:space="0" w:color="000000"/>
+            </w:tcBorders>
+            <w:vAlign w:val="center"/>
+          </w:tcPr>
+          <w:p>
+            <w:pPr>
+              <w:jc w:val="left"/>
               <w:rPr>
                 <w:sz w:val="24"/>
                 <w:szCs w:val="24"/>
@@ -9096,6 +9270,7 @@
       </w:tr>
       <w:tr>
         <w:trPr>
+          <w:cantSplit/>
           <w:jc w:val="center"/>
         </w:trPr>
         <w:tc>
@@ -9128,7 +9303,7 @@
         </w:tc>
         <w:tc>
           <w:tcPr>
-            <w:tcW w:w="3515" w:type="dxa"/>
+            <w:tcW w:w="2835" w:type="dxa"/>
             <w:tcBorders>
               <w:top w:val="single" w:sz="8" w:space="0" w:color="000000"/>
               <w:left w:val="single" w:sz="8" w:space="0" w:color="000000"/>
@@ -9156,74 +9331,74 @@
         </w:tc>
         <w:tc>
           <w:tcPr>
-            <w:tcW w:w="1474" w:type="dxa"/>
-            <w:tcBorders>
-              <w:top w:val="single" w:sz="8" w:space="0" w:color="000000"/>
-              <w:left w:val="single" w:sz="8" w:space="0" w:color="000000"/>
-              <w:bottom w:val="single" w:sz="8" w:space="0" w:color="000000"/>
-              <w:right w:val="single" w:sz="8" w:space="0" w:color="000000"/>
-            </w:tcBorders>
-            <w:vAlign w:val="center"/>
-          </w:tcPr>
-          <w:p>
-            <w:pPr>
-              <w:jc w:val="both"/>
-              <w:rPr>
-                <w:sz w:val="24"/>
-                <w:szCs w:val="24"/>
-              </w:rPr>
-            </w:pPr>
-            <w:r>
-              <w:rPr>
-                <w:b w:val="0"/>
-                <w:sz w:val="24"/>
-                <w:szCs w:val="24"/>
-              </w:rPr>
-            </w:r>
-          </w:p>
-        </w:tc>
-        <w:tc>
-          <w:tcPr>
-            <w:tcW w:w="1701" w:type="dxa"/>
-            <w:tcBorders>
-              <w:top w:val="single" w:sz="8" w:space="0" w:color="000000"/>
-              <w:left w:val="single" w:sz="8" w:space="0" w:color="000000"/>
-              <w:bottom w:val="single" w:sz="8" w:space="0" w:color="000000"/>
-              <w:right w:val="single" w:sz="8" w:space="0" w:color="000000"/>
-            </w:tcBorders>
-            <w:vAlign w:val="center"/>
-          </w:tcPr>
-          <w:p>
-            <w:pPr>
-              <w:jc w:val="both"/>
-              <w:rPr>
-                <w:sz w:val="24"/>
-                <w:szCs w:val="24"/>
-              </w:rPr>
-            </w:pPr>
-            <w:r>
-              <w:rPr>
-                <w:b w:val="0"/>
-                <w:sz w:val="24"/>
-                <w:szCs w:val="24"/>
-              </w:rPr>
-            </w:r>
-          </w:p>
-        </w:tc>
-        <w:tc>
-          <w:tcPr>
-            <w:tcW w:w="1587" w:type="dxa"/>
-            <w:tcBorders>
-              <w:top w:val="single" w:sz="8" w:space="0" w:color="000000"/>
-              <w:left w:val="single" w:sz="8" w:space="0" w:color="000000"/>
-              <w:bottom w:val="single" w:sz="8" w:space="0" w:color="000000"/>
-              <w:right w:val="single" w:sz="8" w:space="0" w:color="000000"/>
-            </w:tcBorders>
-            <w:vAlign w:val="center"/>
-          </w:tcPr>
-          <w:p>
-            <w:pPr>
-              <w:jc w:val="both"/>
+            <w:tcW w:w="1360" w:type="dxa"/>
+            <w:tcBorders>
+              <w:top w:val="single" w:sz="8" w:space="0" w:color="000000"/>
+              <w:left w:val="single" w:sz="8" w:space="0" w:color="000000"/>
+              <w:bottom w:val="single" w:sz="8" w:space="0" w:color="000000"/>
+              <w:right w:val="single" w:sz="8" w:space="0" w:color="000000"/>
+            </w:tcBorders>
+            <w:vAlign w:val="center"/>
+          </w:tcPr>
+          <w:p>
+            <w:pPr>
+              <w:jc w:val="left"/>
+              <w:rPr>
+                <w:sz w:val="24"/>
+                <w:szCs w:val="24"/>
+              </w:rPr>
+            </w:pPr>
+            <w:r>
+              <w:rPr>
+                <w:b w:val="0"/>
+                <w:sz w:val="24"/>
+                <w:szCs w:val="24"/>
+              </w:rPr>
+            </w:r>
+          </w:p>
+        </w:tc>
+        <w:tc>
+          <w:tcPr>
+            <w:tcW w:w="2154" w:type="dxa"/>
+            <w:tcBorders>
+              <w:top w:val="single" w:sz="8" w:space="0" w:color="000000"/>
+              <w:left w:val="single" w:sz="8" w:space="0" w:color="000000"/>
+              <w:bottom w:val="single" w:sz="8" w:space="0" w:color="000000"/>
+              <w:right w:val="single" w:sz="8" w:space="0" w:color="000000"/>
+            </w:tcBorders>
+            <w:vAlign w:val="center"/>
+          </w:tcPr>
+          <w:p>
+            <w:pPr>
+              <w:jc w:val="left"/>
+              <w:rPr>
+                <w:sz w:val="24"/>
+                <w:szCs w:val="24"/>
+              </w:rPr>
+            </w:pPr>
+            <w:r>
+              <w:rPr>
+                <w:b w:val="0"/>
+                <w:sz w:val="24"/>
+                <w:szCs w:val="24"/>
+              </w:rPr>
+            </w:r>
+          </w:p>
+        </w:tc>
+        <w:tc>
+          <w:tcPr>
+            <w:tcW w:w="1814" w:type="dxa"/>
+            <w:tcBorders>
+              <w:top w:val="single" w:sz="8" w:space="0" w:color="000000"/>
+              <w:left w:val="single" w:sz="8" w:space="0" w:color="000000"/>
+              <w:bottom w:val="single" w:sz="8" w:space="0" w:color="000000"/>
+              <w:right w:val="single" w:sz="8" w:space="0" w:color="000000"/>
+            </w:tcBorders>
+            <w:vAlign w:val="center"/>
+          </w:tcPr>
+          <w:p>
+            <w:pPr>
+              <w:jc w:val="left"/>
               <w:rPr>
                 <w:sz w:val="24"/>
                 <w:szCs w:val="24"/>
@@ -9241,6 +9416,7 @@
       </w:tr>
       <w:tr>
         <w:trPr>
+          <w:cantSplit/>
           <w:jc w:val="center"/>
         </w:trPr>
         <w:tc>
@@ -9273,7 +9449,7 @@
         </w:tc>
         <w:tc>
           <w:tcPr>
-            <w:tcW w:w="3515" w:type="dxa"/>
+            <w:tcW w:w="2835" w:type="dxa"/>
             <w:tcBorders>
               <w:top w:val="single" w:sz="8" w:space="0" w:color="000000"/>
               <w:left w:val="single" w:sz="8" w:space="0" w:color="000000"/>
@@ -9301,74 +9477,74 @@
         </w:tc>
         <w:tc>
           <w:tcPr>
-            <w:tcW w:w="1474" w:type="dxa"/>
-            <w:tcBorders>
-              <w:top w:val="single" w:sz="8" w:space="0" w:color="000000"/>
-              <w:left w:val="single" w:sz="8" w:space="0" w:color="000000"/>
-              <w:bottom w:val="single" w:sz="8" w:space="0" w:color="000000"/>
-              <w:right w:val="single" w:sz="8" w:space="0" w:color="000000"/>
-            </w:tcBorders>
-            <w:vAlign w:val="center"/>
-          </w:tcPr>
-          <w:p>
-            <w:pPr>
-              <w:jc w:val="both"/>
-              <w:rPr>
-                <w:sz w:val="24"/>
-                <w:szCs w:val="24"/>
-              </w:rPr>
-            </w:pPr>
-            <w:r>
-              <w:rPr>
-                <w:b w:val="0"/>
-                <w:sz w:val="24"/>
-                <w:szCs w:val="24"/>
-              </w:rPr>
-            </w:r>
-          </w:p>
-        </w:tc>
-        <w:tc>
-          <w:tcPr>
-            <w:tcW w:w="1701" w:type="dxa"/>
-            <w:tcBorders>
-              <w:top w:val="single" w:sz="8" w:space="0" w:color="000000"/>
-              <w:left w:val="single" w:sz="8" w:space="0" w:color="000000"/>
-              <w:bottom w:val="single" w:sz="8" w:space="0" w:color="000000"/>
-              <w:right w:val="single" w:sz="8" w:space="0" w:color="000000"/>
-            </w:tcBorders>
-            <w:vAlign w:val="center"/>
-          </w:tcPr>
-          <w:p>
-            <w:pPr>
-              <w:jc w:val="both"/>
-              <w:rPr>
-                <w:sz w:val="24"/>
-                <w:szCs w:val="24"/>
-              </w:rPr>
-            </w:pPr>
-            <w:r>
-              <w:rPr>
-                <w:b w:val="0"/>
-                <w:sz w:val="24"/>
-                <w:szCs w:val="24"/>
-              </w:rPr>
-            </w:r>
-          </w:p>
-        </w:tc>
-        <w:tc>
-          <w:tcPr>
-            <w:tcW w:w="1587" w:type="dxa"/>
-            <w:tcBorders>
-              <w:top w:val="single" w:sz="8" w:space="0" w:color="000000"/>
-              <w:left w:val="single" w:sz="8" w:space="0" w:color="000000"/>
-              <w:bottom w:val="single" w:sz="8" w:space="0" w:color="000000"/>
-              <w:right w:val="single" w:sz="8" w:space="0" w:color="000000"/>
-            </w:tcBorders>
-            <w:vAlign w:val="center"/>
-          </w:tcPr>
-          <w:p>
-            <w:pPr>
-              <w:jc w:val="both"/>
+            <w:tcW w:w="1360" w:type="dxa"/>
+            <w:tcBorders>
+              <w:top w:val="single" w:sz="8" w:space="0" w:color="000000"/>
+              <w:left w:val="single" w:sz="8" w:space="0" w:color="000000"/>
+              <w:bottom w:val="single" w:sz="8" w:space="0" w:color="000000"/>
+              <w:right w:val="single" w:sz="8" w:space="0" w:color="000000"/>
+            </w:tcBorders>
+            <w:vAlign w:val="center"/>
+          </w:tcPr>
+          <w:p>
+            <w:pPr>
+              <w:jc w:val="left"/>
+              <w:rPr>
+                <w:sz w:val="24"/>
+                <w:szCs w:val="24"/>
+              </w:rPr>
+            </w:pPr>
+            <w:r>
+              <w:rPr>
+                <w:b w:val="0"/>
+                <w:sz w:val="24"/>
+                <w:szCs w:val="24"/>
+              </w:rPr>
+            </w:r>
+          </w:p>
+        </w:tc>
+        <w:tc>
+          <w:tcPr>
+            <w:tcW w:w="2154" w:type="dxa"/>
+            <w:tcBorders>
+              <w:top w:val="single" w:sz="8" w:space="0" w:color="000000"/>
+              <w:left w:val="single" w:sz="8" w:space="0" w:color="000000"/>
+              <w:bottom w:val="single" w:sz="8" w:space="0" w:color="000000"/>
+              <w:right w:val="single" w:sz="8" w:space="0" w:color="000000"/>
+            </w:tcBorders>
+            <w:vAlign w:val="center"/>
+          </w:tcPr>
+          <w:p>
+            <w:pPr>
+              <w:jc w:val="left"/>
+              <w:rPr>
+                <w:sz w:val="24"/>
+                <w:szCs w:val="24"/>
+              </w:rPr>
+            </w:pPr>
+            <w:r>
+              <w:rPr>
+                <w:b w:val="0"/>
+                <w:sz w:val="24"/>
+                <w:szCs w:val="24"/>
+              </w:rPr>
+            </w:r>
+          </w:p>
+        </w:tc>
+        <w:tc>
+          <w:tcPr>
+            <w:tcW w:w="1814" w:type="dxa"/>
+            <w:tcBorders>
+              <w:top w:val="single" w:sz="8" w:space="0" w:color="000000"/>
+              <w:left w:val="single" w:sz="8" w:space="0" w:color="000000"/>
+              <w:bottom w:val="single" w:sz="8" w:space="0" w:color="000000"/>
+              <w:right w:val="single" w:sz="8" w:space="0" w:color="000000"/>
+            </w:tcBorders>
+            <w:vAlign w:val="center"/>
+          </w:tcPr>
+          <w:p>
+            <w:pPr>
+              <w:jc w:val="left"/>
               <w:rPr>
                 <w:sz w:val="24"/>
                 <w:szCs w:val="24"/>
@@ -9386,6 +9562,7 @@
       </w:tr>
       <w:tr>
         <w:trPr>
+          <w:cantSplit/>
           <w:jc w:val="center"/>
         </w:trPr>
         <w:tc>
@@ -9418,7 +9595,7 @@
         </w:tc>
         <w:tc>
           <w:tcPr>
-            <w:tcW w:w="3515" w:type="dxa"/>
+            <w:tcW w:w="2835" w:type="dxa"/>
             <w:tcBorders>
               <w:top w:val="single" w:sz="8" w:space="0" w:color="000000"/>
               <w:left w:val="single" w:sz="8" w:space="0" w:color="000000"/>
@@ -9446,74 +9623,74 @@
         </w:tc>
         <w:tc>
           <w:tcPr>
-            <w:tcW w:w="1474" w:type="dxa"/>
-            <w:tcBorders>
-              <w:top w:val="single" w:sz="8" w:space="0" w:color="000000"/>
-              <w:left w:val="single" w:sz="8" w:space="0" w:color="000000"/>
-              <w:bottom w:val="single" w:sz="8" w:space="0" w:color="000000"/>
-              <w:right w:val="single" w:sz="8" w:space="0" w:color="000000"/>
-            </w:tcBorders>
-            <w:vAlign w:val="center"/>
-          </w:tcPr>
-          <w:p>
-            <w:pPr>
-              <w:jc w:val="both"/>
-              <w:rPr>
-                <w:sz w:val="24"/>
-                <w:szCs w:val="24"/>
-              </w:rPr>
-            </w:pPr>
-            <w:r>
-              <w:rPr>
-                <w:b w:val="0"/>
-                <w:sz w:val="24"/>
-                <w:szCs w:val="24"/>
-              </w:rPr>
-            </w:r>
-          </w:p>
-        </w:tc>
-        <w:tc>
-          <w:tcPr>
-            <w:tcW w:w="1701" w:type="dxa"/>
-            <w:tcBorders>
-              <w:top w:val="single" w:sz="8" w:space="0" w:color="000000"/>
-              <w:left w:val="single" w:sz="8" w:space="0" w:color="000000"/>
-              <w:bottom w:val="single" w:sz="8" w:space="0" w:color="000000"/>
-              <w:right w:val="single" w:sz="8" w:space="0" w:color="000000"/>
-            </w:tcBorders>
-            <w:vAlign w:val="center"/>
-          </w:tcPr>
-          <w:p>
-            <w:pPr>
-              <w:jc w:val="both"/>
-              <w:rPr>
-                <w:sz w:val="24"/>
-                <w:szCs w:val="24"/>
-              </w:rPr>
-            </w:pPr>
-            <w:r>
-              <w:rPr>
-                <w:b w:val="0"/>
-                <w:sz w:val="24"/>
-                <w:szCs w:val="24"/>
-              </w:rPr>
-            </w:r>
-          </w:p>
-        </w:tc>
-        <w:tc>
-          <w:tcPr>
-            <w:tcW w:w="1587" w:type="dxa"/>
-            <w:tcBorders>
-              <w:top w:val="single" w:sz="8" w:space="0" w:color="000000"/>
-              <w:left w:val="single" w:sz="8" w:space="0" w:color="000000"/>
-              <w:bottom w:val="single" w:sz="8" w:space="0" w:color="000000"/>
-              <w:right w:val="single" w:sz="8" w:space="0" w:color="000000"/>
-            </w:tcBorders>
-            <w:vAlign w:val="center"/>
-          </w:tcPr>
-          <w:p>
-            <w:pPr>
-              <w:jc w:val="both"/>
+            <w:tcW w:w="1360" w:type="dxa"/>
+            <w:tcBorders>
+              <w:top w:val="single" w:sz="8" w:space="0" w:color="000000"/>
+              <w:left w:val="single" w:sz="8" w:space="0" w:color="000000"/>
+              <w:bottom w:val="single" w:sz="8" w:space="0" w:color="000000"/>
+              <w:right w:val="single" w:sz="8" w:space="0" w:color="000000"/>
+            </w:tcBorders>
+            <w:vAlign w:val="center"/>
+          </w:tcPr>
+          <w:p>
+            <w:pPr>
+              <w:jc w:val="left"/>
+              <w:rPr>
+                <w:sz w:val="24"/>
+                <w:szCs w:val="24"/>
+              </w:rPr>
+            </w:pPr>
+            <w:r>
+              <w:rPr>
+                <w:b w:val="0"/>
+                <w:sz w:val="24"/>
+                <w:szCs w:val="24"/>
+              </w:rPr>
+            </w:r>
+          </w:p>
+        </w:tc>
+        <w:tc>
+          <w:tcPr>
+            <w:tcW w:w="2154" w:type="dxa"/>
+            <w:tcBorders>
+              <w:top w:val="single" w:sz="8" w:space="0" w:color="000000"/>
+              <w:left w:val="single" w:sz="8" w:space="0" w:color="000000"/>
+              <w:bottom w:val="single" w:sz="8" w:space="0" w:color="000000"/>
+              <w:right w:val="single" w:sz="8" w:space="0" w:color="000000"/>
+            </w:tcBorders>
+            <w:vAlign w:val="center"/>
+          </w:tcPr>
+          <w:p>
+            <w:pPr>
+              <w:jc w:val="left"/>
+              <w:rPr>
+                <w:sz w:val="24"/>
+                <w:szCs w:val="24"/>
+              </w:rPr>
+            </w:pPr>
+            <w:r>
+              <w:rPr>
+                <w:b w:val="0"/>
+                <w:sz w:val="24"/>
+                <w:szCs w:val="24"/>
+              </w:rPr>
+            </w:r>
+          </w:p>
+        </w:tc>
+        <w:tc>
+          <w:tcPr>
+            <w:tcW w:w="1814" w:type="dxa"/>
+            <w:tcBorders>
+              <w:top w:val="single" w:sz="8" w:space="0" w:color="000000"/>
+              <w:left w:val="single" w:sz="8" w:space="0" w:color="000000"/>
+              <w:bottom w:val="single" w:sz="8" w:space="0" w:color="000000"/>
+              <w:right w:val="single" w:sz="8" w:space="0" w:color="000000"/>
+            </w:tcBorders>
+            <w:vAlign w:val="center"/>
+          </w:tcPr>
+          <w:p>
+            <w:pPr>
+              <w:jc w:val="left"/>
               <w:rPr>
                 <w:sz w:val="24"/>
                 <w:szCs w:val="24"/>
@@ -9531,6 +9708,7 @@
       </w:tr>
       <w:tr>
         <w:trPr>
+          <w:cantSplit/>
           <w:jc w:val="center"/>
         </w:trPr>
         <w:tc>
@@ -9563,7 +9741,7 @@
         </w:tc>
         <w:tc>
           <w:tcPr>
-            <w:tcW w:w="3515" w:type="dxa"/>
+            <w:tcW w:w="2835" w:type="dxa"/>
             <w:tcBorders>
               <w:top w:val="single" w:sz="8" w:space="0" w:color="000000"/>
               <w:left w:val="single" w:sz="8" w:space="0" w:color="000000"/>
@@ -9591,74 +9769,74 @@
         </w:tc>
         <w:tc>
           <w:tcPr>
-            <w:tcW w:w="1474" w:type="dxa"/>
-            <w:tcBorders>
-              <w:top w:val="single" w:sz="8" w:space="0" w:color="000000"/>
-              <w:left w:val="single" w:sz="8" w:space="0" w:color="000000"/>
-              <w:bottom w:val="single" w:sz="8" w:space="0" w:color="000000"/>
-              <w:right w:val="single" w:sz="8" w:space="0" w:color="000000"/>
-            </w:tcBorders>
-            <w:vAlign w:val="center"/>
-          </w:tcPr>
-          <w:p>
-            <w:pPr>
-              <w:jc w:val="both"/>
-              <w:rPr>
-                <w:sz w:val="24"/>
-                <w:szCs w:val="24"/>
-              </w:rPr>
-            </w:pPr>
-            <w:r>
-              <w:rPr>
-                <w:b w:val="0"/>
-                <w:sz w:val="24"/>
-                <w:szCs w:val="24"/>
-              </w:rPr>
-            </w:r>
-          </w:p>
-        </w:tc>
-        <w:tc>
-          <w:tcPr>
-            <w:tcW w:w="1701" w:type="dxa"/>
-            <w:tcBorders>
-              <w:top w:val="single" w:sz="8" w:space="0" w:color="000000"/>
-              <w:left w:val="single" w:sz="8" w:space="0" w:color="000000"/>
-              <w:bottom w:val="single" w:sz="8" w:space="0" w:color="000000"/>
-              <w:right w:val="single" w:sz="8" w:space="0" w:color="000000"/>
-            </w:tcBorders>
-            <w:vAlign w:val="center"/>
-          </w:tcPr>
-          <w:p>
-            <w:pPr>
-              <w:jc w:val="both"/>
-              <w:rPr>
-                <w:sz w:val="24"/>
-                <w:szCs w:val="24"/>
-              </w:rPr>
-            </w:pPr>
-            <w:r>
-              <w:rPr>
-                <w:b w:val="0"/>
-                <w:sz w:val="24"/>
-                <w:szCs w:val="24"/>
-              </w:rPr>
-            </w:r>
-          </w:p>
-        </w:tc>
-        <w:tc>
-          <w:tcPr>
-            <w:tcW w:w="1587" w:type="dxa"/>
-            <w:tcBorders>
-              <w:top w:val="single" w:sz="8" w:space="0" w:color="000000"/>
-              <w:left w:val="single" w:sz="8" w:space="0" w:color="000000"/>
-              <w:bottom w:val="single" w:sz="8" w:space="0" w:color="000000"/>
-              <w:right w:val="single" w:sz="8" w:space="0" w:color="000000"/>
-            </w:tcBorders>
-            <w:vAlign w:val="center"/>
-          </w:tcPr>
-          <w:p>
-            <w:pPr>
-              <w:jc w:val="both"/>
+            <w:tcW w:w="1360" w:type="dxa"/>
+            <w:tcBorders>
+              <w:top w:val="single" w:sz="8" w:space="0" w:color="000000"/>
+              <w:left w:val="single" w:sz="8" w:space="0" w:color="000000"/>
+              <w:bottom w:val="single" w:sz="8" w:space="0" w:color="000000"/>
+              <w:right w:val="single" w:sz="8" w:space="0" w:color="000000"/>
+            </w:tcBorders>
+            <w:vAlign w:val="center"/>
+          </w:tcPr>
+          <w:p>
+            <w:pPr>
+              <w:jc w:val="left"/>
+              <w:rPr>
+                <w:sz w:val="24"/>
+                <w:szCs w:val="24"/>
+              </w:rPr>
+            </w:pPr>
+            <w:r>
+              <w:rPr>
+                <w:b w:val="0"/>
+                <w:sz w:val="24"/>
+                <w:szCs w:val="24"/>
+              </w:rPr>
+            </w:r>
+          </w:p>
+        </w:tc>
+        <w:tc>
+          <w:tcPr>
+            <w:tcW w:w="2154" w:type="dxa"/>
+            <w:tcBorders>
+              <w:top w:val="single" w:sz="8" w:space="0" w:color="000000"/>
+              <w:left w:val="single" w:sz="8" w:space="0" w:color="000000"/>
+              <w:bottom w:val="single" w:sz="8" w:space="0" w:color="000000"/>
+              <w:right w:val="single" w:sz="8" w:space="0" w:color="000000"/>
+            </w:tcBorders>
+            <w:vAlign w:val="center"/>
+          </w:tcPr>
+          <w:p>
+            <w:pPr>
+              <w:jc w:val="left"/>
+              <w:rPr>
+                <w:sz w:val="24"/>
+                <w:szCs w:val="24"/>
+              </w:rPr>
+            </w:pPr>
+            <w:r>
+              <w:rPr>
+                <w:b w:val="0"/>
+                <w:sz w:val="24"/>
+                <w:szCs w:val="24"/>
+              </w:rPr>
+            </w:r>
+          </w:p>
+        </w:tc>
+        <w:tc>
+          <w:tcPr>
+            <w:tcW w:w="1814" w:type="dxa"/>
+            <w:tcBorders>
+              <w:top w:val="single" w:sz="8" w:space="0" w:color="000000"/>
+              <w:left w:val="single" w:sz="8" w:space="0" w:color="000000"/>
+              <w:bottom w:val="single" w:sz="8" w:space="0" w:color="000000"/>
+              <w:right w:val="single" w:sz="8" w:space="0" w:color="000000"/>
+            </w:tcBorders>
+            <w:vAlign w:val="center"/>
+          </w:tcPr>
+          <w:p>
+            <w:pPr>
+              <w:jc w:val="left"/>
               <w:rPr>
                 <w:sz w:val="24"/>
                 <w:szCs w:val="24"/>
@@ -9676,6 +9854,7 @@
       </w:tr>
       <w:tr>
         <w:trPr>
+          <w:cantSplit/>
           <w:jc w:val="center"/>
         </w:trPr>
         <w:tc>
@@ -9708,7 +9887,7 @@
         </w:tc>
         <w:tc>
           <w:tcPr>
-            <w:tcW w:w="3515" w:type="dxa"/>
+            <w:tcW w:w="2835" w:type="dxa"/>
             <w:tcBorders>
               <w:top w:val="single" w:sz="8" w:space="0" w:color="000000"/>
               <w:left w:val="single" w:sz="8" w:space="0" w:color="000000"/>
@@ -9736,74 +9915,74 @@
         </w:tc>
         <w:tc>
           <w:tcPr>
-            <w:tcW w:w="1474" w:type="dxa"/>
-            <w:tcBorders>
-              <w:top w:val="single" w:sz="8" w:space="0" w:color="000000"/>
-              <w:left w:val="single" w:sz="8" w:space="0" w:color="000000"/>
-              <w:bottom w:val="single" w:sz="8" w:space="0" w:color="000000"/>
-              <w:right w:val="single" w:sz="8" w:space="0" w:color="000000"/>
-            </w:tcBorders>
-            <w:vAlign w:val="center"/>
-          </w:tcPr>
-          <w:p>
-            <w:pPr>
-              <w:jc w:val="both"/>
-              <w:rPr>
-                <w:sz w:val="24"/>
-                <w:szCs w:val="24"/>
-              </w:rPr>
-            </w:pPr>
-            <w:r>
-              <w:rPr>
-                <w:b w:val="0"/>
-                <w:sz w:val="24"/>
-                <w:szCs w:val="24"/>
-              </w:rPr>
-            </w:r>
-          </w:p>
-        </w:tc>
-        <w:tc>
-          <w:tcPr>
-            <w:tcW w:w="1701" w:type="dxa"/>
-            <w:tcBorders>
-              <w:top w:val="single" w:sz="8" w:space="0" w:color="000000"/>
-              <w:left w:val="single" w:sz="8" w:space="0" w:color="000000"/>
-              <w:bottom w:val="single" w:sz="8" w:space="0" w:color="000000"/>
-              <w:right w:val="single" w:sz="8" w:space="0" w:color="000000"/>
-            </w:tcBorders>
-            <w:vAlign w:val="center"/>
-          </w:tcPr>
-          <w:p>
-            <w:pPr>
-              <w:jc w:val="both"/>
-              <w:rPr>
-                <w:sz w:val="24"/>
-                <w:szCs w:val="24"/>
-              </w:rPr>
-            </w:pPr>
-            <w:r>
-              <w:rPr>
-                <w:b w:val="0"/>
-                <w:sz w:val="24"/>
-                <w:szCs w:val="24"/>
-              </w:rPr>
-            </w:r>
-          </w:p>
-        </w:tc>
-        <w:tc>
-          <w:tcPr>
-            <w:tcW w:w="1587" w:type="dxa"/>
-            <w:tcBorders>
-              <w:top w:val="single" w:sz="8" w:space="0" w:color="000000"/>
-              <w:left w:val="single" w:sz="8" w:space="0" w:color="000000"/>
-              <w:bottom w:val="single" w:sz="8" w:space="0" w:color="000000"/>
-              <w:right w:val="single" w:sz="8" w:space="0" w:color="000000"/>
-            </w:tcBorders>
-            <w:vAlign w:val="center"/>
-          </w:tcPr>
-          <w:p>
-            <w:pPr>
-              <w:jc w:val="both"/>
+            <w:tcW w:w="1360" w:type="dxa"/>
+            <w:tcBorders>
+              <w:top w:val="single" w:sz="8" w:space="0" w:color="000000"/>
+              <w:left w:val="single" w:sz="8" w:space="0" w:color="000000"/>
+              <w:bottom w:val="single" w:sz="8" w:space="0" w:color="000000"/>
+              <w:right w:val="single" w:sz="8" w:space="0" w:color="000000"/>
+            </w:tcBorders>
+            <w:vAlign w:val="center"/>
+          </w:tcPr>
+          <w:p>
+            <w:pPr>
+              <w:jc w:val="left"/>
+              <w:rPr>
+                <w:sz w:val="24"/>
+                <w:szCs w:val="24"/>
+              </w:rPr>
+            </w:pPr>
+            <w:r>
+              <w:rPr>
+                <w:b w:val="0"/>
+                <w:sz w:val="24"/>
+                <w:szCs w:val="24"/>
+              </w:rPr>
+            </w:r>
+          </w:p>
+        </w:tc>
+        <w:tc>
+          <w:tcPr>
+            <w:tcW w:w="2154" w:type="dxa"/>
+            <w:tcBorders>
+              <w:top w:val="single" w:sz="8" w:space="0" w:color="000000"/>
+              <w:left w:val="single" w:sz="8" w:space="0" w:color="000000"/>
+              <w:bottom w:val="single" w:sz="8" w:space="0" w:color="000000"/>
+              <w:right w:val="single" w:sz="8" w:space="0" w:color="000000"/>
+            </w:tcBorders>
+            <w:vAlign w:val="center"/>
+          </w:tcPr>
+          <w:p>
+            <w:pPr>
+              <w:jc w:val="left"/>
+              <w:rPr>
+                <w:sz w:val="24"/>
+                <w:szCs w:val="24"/>
+              </w:rPr>
+            </w:pPr>
+            <w:r>
+              <w:rPr>
+                <w:b w:val="0"/>
+                <w:sz w:val="24"/>
+                <w:szCs w:val="24"/>
+              </w:rPr>
+            </w:r>
+          </w:p>
+        </w:tc>
+        <w:tc>
+          <w:tcPr>
+            <w:tcW w:w="1814" w:type="dxa"/>
+            <w:tcBorders>
+              <w:top w:val="single" w:sz="8" w:space="0" w:color="000000"/>
+              <w:left w:val="single" w:sz="8" w:space="0" w:color="000000"/>
+              <w:bottom w:val="single" w:sz="8" w:space="0" w:color="000000"/>
+              <w:right w:val="single" w:sz="8" w:space="0" w:color="000000"/>
+            </w:tcBorders>
+            <w:vAlign w:val="center"/>
+          </w:tcPr>
+          <w:p>
+            <w:pPr>
+              <w:jc w:val="left"/>
               <w:rPr>
                 <w:sz w:val="24"/>
                 <w:szCs w:val="24"/>
@@ -9821,6 +10000,7 @@
       </w:tr>
       <w:tr>
         <w:trPr>
+          <w:cantSplit/>
           <w:jc w:val="center"/>
         </w:trPr>
         <w:tc>
@@ -9853,7 +10033,7 @@
         </w:tc>
         <w:tc>
           <w:tcPr>
-            <w:tcW w:w="3515" w:type="dxa"/>
+            <w:tcW w:w="2835" w:type="dxa"/>
             <w:tcBorders>
               <w:top w:val="single" w:sz="8" w:space="0" w:color="000000"/>
               <w:left w:val="single" w:sz="8" w:space="0" w:color="000000"/>
@@ -9881,74 +10061,74 @@
         </w:tc>
         <w:tc>
           <w:tcPr>
-            <w:tcW w:w="1474" w:type="dxa"/>
-            <w:tcBorders>
-              <w:top w:val="single" w:sz="8" w:space="0" w:color="000000"/>
-              <w:left w:val="single" w:sz="8" w:space="0" w:color="000000"/>
-              <w:bottom w:val="single" w:sz="8" w:space="0" w:color="000000"/>
-              <w:right w:val="single" w:sz="8" w:space="0" w:color="000000"/>
-            </w:tcBorders>
-            <w:vAlign w:val="center"/>
-          </w:tcPr>
-          <w:p>
-            <w:pPr>
-              <w:jc w:val="both"/>
-              <w:rPr>
-                <w:sz w:val="24"/>
-                <w:szCs w:val="24"/>
-              </w:rPr>
-            </w:pPr>
-            <w:r>
-              <w:rPr>
-                <w:b w:val="0"/>
-                <w:sz w:val="24"/>
-                <w:szCs w:val="24"/>
-              </w:rPr>
-            </w:r>
-          </w:p>
-        </w:tc>
-        <w:tc>
-          <w:tcPr>
-            <w:tcW w:w="1701" w:type="dxa"/>
-            <w:tcBorders>
-              <w:top w:val="single" w:sz="8" w:space="0" w:color="000000"/>
-              <w:left w:val="single" w:sz="8" w:space="0" w:color="000000"/>
-              <w:bottom w:val="single" w:sz="8" w:space="0" w:color="000000"/>
-              <w:right w:val="single" w:sz="8" w:space="0" w:color="000000"/>
-            </w:tcBorders>
-            <w:vAlign w:val="center"/>
-          </w:tcPr>
-          <w:p>
-            <w:pPr>
-              <w:jc w:val="both"/>
-              <w:rPr>
-                <w:sz w:val="24"/>
-                <w:szCs w:val="24"/>
-              </w:rPr>
-            </w:pPr>
-            <w:r>
-              <w:rPr>
-                <w:b w:val="0"/>
-                <w:sz w:val="24"/>
-                <w:szCs w:val="24"/>
-              </w:rPr>
-            </w:r>
-          </w:p>
-        </w:tc>
-        <w:tc>
-          <w:tcPr>
-            <w:tcW w:w="1587" w:type="dxa"/>
-            <w:tcBorders>
-              <w:top w:val="single" w:sz="8" w:space="0" w:color="000000"/>
-              <w:left w:val="single" w:sz="8" w:space="0" w:color="000000"/>
-              <w:bottom w:val="single" w:sz="8" w:space="0" w:color="000000"/>
-              <w:right w:val="single" w:sz="8" w:space="0" w:color="000000"/>
-            </w:tcBorders>
-            <w:vAlign w:val="center"/>
-          </w:tcPr>
-          <w:p>
-            <w:pPr>
-              <w:jc w:val="both"/>
+            <w:tcW w:w="1360" w:type="dxa"/>
+            <w:tcBorders>
+              <w:top w:val="single" w:sz="8" w:space="0" w:color="000000"/>
+              <w:left w:val="single" w:sz="8" w:space="0" w:color="000000"/>
+              <w:bottom w:val="single" w:sz="8" w:space="0" w:color="000000"/>
+              <w:right w:val="single" w:sz="8" w:space="0" w:color="000000"/>
+            </w:tcBorders>
+            <w:vAlign w:val="center"/>
+          </w:tcPr>
+          <w:p>
+            <w:pPr>
+              <w:jc w:val="left"/>
+              <w:rPr>
+                <w:sz w:val="24"/>
+                <w:szCs w:val="24"/>
+              </w:rPr>
+            </w:pPr>
+            <w:r>
+              <w:rPr>
+                <w:b w:val="0"/>
+                <w:sz w:val="24"/>
+                <w:szCs w:val="24"/>
+              </w:rPr>
+            </w:r>
+          </w:p>
+        </w:tc>
+        <w:tc>
+          <w:tcPr>
+            <w:tcW w:w="2154" w:type="dxa"/>
+            <w:tcBorders>
+              <w:top w:val="single" w:sz="8" w:space="0" w:color="000000"/>
+              <w:left w:val="single" w:sz="8" w:space="0" w:color="000000"/>
+              <w:bottom w:val="single" w:sz="8" w:space="0" w:color="000000"/>
+              <w:right w:val="single" w:sz="8" w:space="0" w:color="000000"/>
+            </w:tcBorders>
+            <w:vAlign w:val="center"/>
+          </w:tcPr>
+          <w:p>
+            <w:pPr>
+              <w:jc w:val="left"/>
+              <w:rPr>
+                <w:sz w:val="24"/>
+                <w:szCs w:val="24"/>
+              </w:rPr>
+            </w:pPr>
+            <w:r>
+              <w:rPr>
+                <w:b w:val="0"/>
+                <w:sz w:val="24"/>
+                <w:szCs w:val="24"/>
+              </w:rPr>
+            </w:r>
+          </w:p>
+        </w:tc>
+        <w:tc>
+          <w:tcPr>
+            <w:tcW w:w="1814" w:type="dxa"/>
+            <w:tcBorders>
+              <w:top w:val="single" w:sz="8" w:space="0" w:color="000000"/>
+              <w:left w:val="single" w:sz="8" w:space="0" w:color="000000"/>
+              <w:bottom w:val="single" w:sz="8" w:space="0" w:color="000000"/>
+              <w:right w:val="single" w:sz="8" w:space="0" w:color="000000"/>
+            </w:tcBorders>
+            <w:vAlign w:val="center"/>
+          </w:tcPr>
+          <w:p>
+            <w:pPr>
+              <w:jc w:val="left"/>
               <w:rPr>
                 <w:sz w:val="24"/>
                 <w:szCs w:val="24"/>
@@ -9992,6 +10172,7 @@
     <w:p>
       <w:pPr>
         <w:pStyle w:val="Heading1"/>
+        <w:keepNext/>
         <w:numPr>
           <w:ilvl w:val="0"/>
           <w:numId w:val="7"/>
@@ -10018,6 +10199,8 @@
       </w:tblGrid>
       <w:tr>
         <w:trPr>
+          <w:cantSplit/>
+          <w:tblHeader/>
           <w:jc w:val="center"/>
         </w:trPr>
         <w:tc>
@@ -10033,6 +10216,7 @@
           </w:tcPr>
           <w:p>
             <w:pPr>
+              <w:keepNext/>
               <w:jc w:val="center"/>
               <w:rPr>
                 <w:sz w:val="24"/>
@@ -10046,7 +10230,7 @@
                 <w:sz w:val="24"/>
                 <w:szCs w:val="24"/>
               </w:rPr>
-              <w:t>Rekaman</w:t>
+              <w:t>Record (rekaman)</w:t>
             </w:r>
           </w:p>
         </w:tc>
@@ -10063,6 +10247,7 @@
           </w:tcPr>
           <w:p>
             <w:pPr>
+              <w:keepNext/>
               <w:jc w:val="center"/>
               <w:rPr>
                 <w:sz w:val="24"/>
@@ -10093,6 +10278,7 @@
           </w:tcPr>
           <w:p>
             <w:pPr>
+              <w:keepNext/>
               <w:jc w:val="center"/>
               <w:rPr>
                 <w:sz w:val="24"/>
@@ -10113,6 +10299,7 @@
       </w:tr>
       <w:tr>
         <w:trPr>
+          <w:cantSplit/>
           <w:jc w:val="center"/>
         </w:trPr>
         <w:tc>
@@ -10184,7 +10371,7 @@
           </w:tcPr>
           <w:p>
             <w:pPr>
-              <w:jc w:val="both"/>
+              <w:jc w:val="left"/>
               <w:rPr>
                 <w:sz w:val="24"/>
                 <w:szCs w:val="24"/>
@@ -10241,6 +10428,7 @@
     </w:p>
     <w:p>
       <w:pPr>
+        <w:keepNext/>
         <w:pBdr>
           <w:top w:val="nil"/>
           <w:left w:val="nil"/>
@@ -10273,27 +10461,30 @@
         <w:tblLook w:val="0400" w:firstRow="0" w:lastRow="0" w:firstColumn="0" w:lastColumn="0" w:noHBand="0" w:noVBand="1"/>
       </w:tblPr>
       <w:tblGrid>
-        <w:gridCol w:w="1927"/>
-        <w:gridCol w:w="3175"/>
-        <w:gridCol w:w="3685"/>
+        <w:gridCol w:w="1587"/>
+        <w:gridCol w:w="2494"/>
+        <w:gridCol w:w="4989"/>
       </w:tblGrid>
       <w:tr>
         <w:trPr>
+          <w:cantSplit/>
+          <w:tblHeader/>
           <w:jc w:val="center"/>
         </w:trPr>
         <w:tc>
           <w:tcPr>
-            <w:tcW w:w="1927" w:type="dxa"/>
-            <w:tcBorders>
-              <w:top w:val="single" w:sz="8" w:space="0" w:color="000000"/>
-              <w:left w:val="single" w:sz="8" w:space="0" w:color="000000"/>
-              <w:bottom w:val="single" w:sz="8" w:space="0" w:color="000000"/>
-              <w:right w:val="single" w:sz="8" w:space="0" w:color="000000"/>
-            </w:tcBorders>
-            <w:vAlign w:val="center"/>
-          </w:tcPr>
-          <w:p>
-            <w:pPr>
+            <w:tcW w:w="1587" w:type="dxa"/>
+            <w:tcBorders>
+              <w:top w:val="single" w:sz="8" w:space="0" w:color="000000"/>
+              <w:left w:val="single" w:sz="8" w:space="0" w:color="000000"/>
+              <w:bottom w:val="single" w:sz="8" w:space="0" w:color="000000"/>
+              <w:right w:val="single" w:sz="8" w:space="0" w:color="000000"/>
+            </w:tcBorders>
+            <w:vAlign w:val="center"/>
+          </w:tcPr>
+          <w:p>
+            <w:pPr>
+              <w:keepNext/>
               <w:jc w:val="center"/>
               <w:rPr>
                 <w:sz w:val="24"/>
@@ -10313,17 +10504,18 @@
         </w:tc>
         <w:tc>
           <w:tcPr>
-            <w:tcW w:w="3175" w:type="dxa"/>
-            <w:tcBorders>
-              <w:top w:val="single" w:sz="8" w:space="0" w:color="000000"/>
-              <w:left w:val="single" w:sz="8" w:space="0" w:color="000000"/>
-              <w:bottom w:val="single" w:sz="8" w:space="0" w:color="000000"/>
-              <w:right w:val="single" w:sz="8" w:space="0" w:color="000000"/>
-            </w:tcBorders>
-            <w:vAlign w:val="center"/>
-          </w:tcPr>
-          <w:p>
-            <w:pPr>
+            <w:tcW w:w="2494" w:type="dxa"/>
+            <w:tcBorders>
+              <w:top w:val="single" w:sz="8" w:space="0" w:color="000000"/>
+              <w:left w:val="single" w:sz="8" w:space="0" w:color="000000"/>
+              <w:bottom w:val="single" w:sz="8" w:space="0" w:color="000000"/>
+              <w:right w:val="single" w:sz="8" w:space="0" w:color="000000"/>
+            </w:tcBorders>
+            <w:vAlign w:val="center"/>
+          </w:tcPr>
+          <w:p>
+            <w:pPr>
+              <w:keepNext/>
               <w:jc w:val="center"/>
               <w:rPr>
                 <w:sz w:val="24"/>
@@ -10343,17 +10535,18 @@
         </w:tc>
         <w:tc>
           <w:tcPr>
-            <w:tcW w:w="3685" w:type="dxa"/>
-            <w:tcBorders>
-              <w:top w:val="single" w:sz="8" w:space="0" w:color="000000"/>
-              <w:left w:val="single" w:sz="8" w:space="0" w:color="000000"/>
-              <w:bottom w:val="single" w:sz="8" w:space="0" w:color="000000"/>
-              <w:right w:val="single" w:sz="8" w:space="0" w:color="000000"/>
-            </w:tcBorders>
-            <w:vAlign w:val="center"/>
-          </w:tcPr>
-          <w:p>
-            <w:pPr>
+            <w:tcW w:w="4989" w:type="dxa"/>
+            <w:tcBorders>
+              <w:top w:val="single" w:sz="8" w:space="0" w:color="000000"/>
+              <w:left w:val="single" w:sz="8" w:space="0" w:color="000000"/>
+              <w:bottom w:val="single" w:sz="8" w:space="0" w:color="000000"/>
+              <w:right w:val="single" w:sz="8" w:space="0" w:color="000000"/>
+            </w:tcBorders>
+            <w:vAlign w:val="center"/>
+          </w:tcPr>
+          <w:p>
+            <w:pPr>
+              <w:keepNext/>
               <w:jc w:val="center"/>
               <w:rPr>
                 <w:sz w:val="24"/>
@@ -10374,11 +10567,12 @@
       </w:tr>
       <w:tr>
         <w:trPr>
+          <w:cantSplit/>
           <w:jc w:val="center"/>
         </w:trPr>
         <w:tc>
           <w:tcPr>
-            <w:tcW w:w="1927" w:type="dxa"/>
+            <w:tcW w:w="1587" w:type="dxa"/>
             <w:tcBorders>
               <w:top w:val="single" w:sz="8" w:space="0" w:color="000000"/>
               <w:left w:val="single" w:sz="8" w:space="0" w:color="000000"/>
@@ -10406,7 +10600,7 @@
         </w:tc>
         <w:tc>
           <w:tcPr>
-            <w:tcW w:w="3175" w:type="dxa"/>
+            <w:tcW w:w="2494" w:type="dxa"/>
             <w:tcBorders>
               <w:top w:val="single" w:sz="8" w:space="0" w:color="000000"/>
               <w:left w:val="single" w:sz="8" w:space="0" w:color="000000"/>
@@ -10434,41 +10628,42 @@
         </w:tc>
         <w:tc>
           <w:tcPr>
-            <w:tcW w:w="3685" w:type="dxa"/>
-            <w:tcBorders>
-              <w:top w:val="single" w:sz="8" w:space="0" w:color="000000"/>
-              <w:left w:val="single" w:sz="8" w:space="0" w:color="000000"/>
-              <w:bottom w:val="single" w:sz="8" w:space="0" w:color="000000"/>
-              <w:right w:val="single" w:sz="8" w:space="0" w:color="000000"/>
-            </w:tcBorders>
-            <w:vAlign w:val="center"/>
-          </w:tcPr>
-          <w:p>
-            <w:pPr>
-              <w:jc w:val="both"/>
-              <w:rPr>
-                <w:sz w:val="24"/>
-                <w:szCs w:val="24"/>
-              </w:rPr>
-            </w:pPr>
-            <w:r>
-              <w:rPr>
-                <w:b w:val="0"/>
-                <w:sz w:val="24"/>
-                <w:szCs w:val="24"/>
-              </w:rPr>
-              <w:t>Tabel 1 memuat pelatihan yang direncanakan untuk memperoleh kompetensi yang diperlukan. Evaluasi efektivitasnya ada di luar form ini.</w:t>
+            <w:tcW w:w="4989" w:type="dxa"/>
+            <w:tcBorders>
+              <w:top w:val="single" w:sz="8" w:space="0" w:color="000000"/>
+              <w:left w:val="single" w:sz="8" w:space="0" w:color="000000"/>
+              <w:bottom w:val="single" w:sz="8" w:space="0" w:color="000000"/>
+              <w:right w:val="single" w:sz="8" w:space="0" w:color="000000"/>
+            </w:tcBorders>
+            <w:vAlign w:val="center"/>
+          </w:tcPr>
+          <w:p>
+            <w:pPr>
+              <w:jc w:val="left"/>
+              <w:rPr>
+                <w:sz w:val="24"/>
+                <w:szCs w:val="24"/>
+              </w:rPr>
+            </w:pPr>
+            <w:r>
+              <w:rPr>
+                <w:b w:val="0"/>
+                <w:sz w:val="24"/>
+                <w:szCs w:val="24"/>
+              </w:rPr>
+              <w:t>Tabel 1 memuat rencana pelatihan untuk memperoleh kompetensi yang diperlukan. Evaluasi efektivitasnya di luar form ini.</w:t>
             </w:r>
           </w:p>
         </w:tc>
       </w:tr>
       <w:tr>
         <w:trPr>
+          <w:cantSplit/>
           <w:jc w:val="center"/>
         </w:trPr>
         <w:tc>
           <w:tcPr>
-            <w:tcW w:w="1927" w:type="dxa"/>
+            <w:tcW w:w="1587" w:type="dxa"/>
             <w:tcBorders>
               <w:top w:val="single" w:sz="8" w:space="0" w:color="000000"/>
               <w:left w:val="single" w:sz="8" w:space="0" w:color="000000"/>
@@ -10496,7 +10691,7 @@
         </w:tc>
         <w:tc>
           <w:tcPr>
-            <w:tcW w:w="3175" w:type="dxa"/>
+            <w:tcW w:w="2494" w:type="dxa"/>
             <w:tcBorders>
               <w:top w:val="single" w:sz="8" w:space="0" w:color="000000"/>
               <w:left w:val="single" w:sz="8" w:space="0" w:color="000000"/>
@@ -10524,18 +10719,18 @@
         </w:tc>
         <w:tc>
           <w:tcPr>
-            <w:tcW w:w="3685" w:type="dxa"/>
-            <w:tcBorders>
-              <w:top w:val="single" w:sz="8" w:space="0" w:color="000000"/>
-              <w:left w:val="single" w:sz="8" w:space="0" w:color="000000"/>
-              <w:bottom w:val="single" w:sz="8" w:space="0" w:color="000000"/>
-              <w:right w:val="single" w:sz="8" w:space="0" w:color="000000"/>
-            </w:tcBorders>
-            <w:vAlign w:val="center"/>
-          </w:tcPr>
-          <w:p>
-            <w:pPr>
-              <w:jc w:val="both"/>
+            <w:tcW w:w="4989" w:type="dxa"/>
+            <w:tcBorders>
+              <w:top w:val="single" w:sz="8" w:space="0" w:color="000000"/>
+              <w:left w:val="single" w:sz="8" w:space="0" w:color="000000"/>
+              <w:bottom w:val="single" w:sz="8" w:space="0" w:color="000000"/>
+              <w:right w:val="single" w:sz="8" w:space="0" w:color="000000"/>
+            </w:tcBorders>
+            <w:vAlign w:val="center"/>
+          </w:tcPr>
+          <w:p>
+            <w:pPr>
+              <w:jc w:val="left"/>
               <w:rPr>
                 <w:sz w:val="24"/>
                 <w:szCs w:val="24"/>
@@ -10554,11 +10749,12 @@
       </w:tr>
       <w:tr>
         <w:trPr>
+          <w:cantSplit/>
           <w:jc w:val="center"/>
         </w:trPr>
         <w:tc>
           <w:tcPr>
-            <w:tcW w:w="1927" w:type="dxa"/>
+            <w:tcW w:w="1587" w:type="dxa"/>
             <w:tcBorders>
               <w:top w:val="single" w:sz="8" w:space="0" w:color="000000"/>
               <w:left w:val="single" w:sz="8" w:space="0" w:color="000000"/>
@@ -10586,7 +10782,7 @@
         </w:tc>
         <w:tc>
           <w:tcPr>
-            <w:tcW w:w="3175" w:type="dxa"/>
+            <w:tcW w:w="2494" w:type="dxa"/>
             <w:tcBorders>
               <w:top w:val="single" w:sz="8" w:space="0" w:color="000000"/>
               <w:left w:val="single" w:sz="8" w:space="0" w:color="000000"/>
@@ -10614,18 +10810,18 @@
         </w:tc>
         <w:tc>
           <w:tcPr>
-            <w:tcW w:w="3685" w:type="dxa"/>
-            <w:tcBorders>
-              <w:top w:val="single" w:sz="8" w:space="0" w:color="000000"/>
-              <w:left w:val="single" w:sz="8" w:space="0" w:color="000000"/>
-              <w:bottom w:val="single" w:sz="8" w:space="0" w:color="000000"/>
-              <w:right w:val="single" w:sz="8" w:space="0" w:color="000000"/>
-            </w:tcBorders>
-            <w:vAlign w:val="center"/>
-          </w:tcPr>
-          <w:p>
-            <w:pPr>
-              <w:jc w:val="both"/>
+            <w:tcW w:w="4989" w:type="dxa"/>
+            <w:tcBorders>
+              <w:top w:val="single" w:sz="8" w:space="0" w:color="000000"/>
+              <w:left w:val="single" w:sz="8" w:space="0" w:color="000000"/>
+              <w:bottom w:val="single" w:sz="8" w:space="0" w:color="000000"/>
+              <w:right w:val="single" w:sz="8" w:space="0" w:color="000000"/>
+            </w:tcBorders>
+            <w:vAlign w:val="center"/>
+          </w:tcPr>
+          <w:p>
+            <w:pPr>
+              <w:jc w:val="left"/>
               <w:rPr>
                 <w:sz w:val="24"/>
                 <w:szCs w:val="24"/>
@@ -10644,11 +10840,12 @@
       </w:tr>
       <w:tr>
         <w:trPr>
+          <w:cantSplit/>
           <w:jc w:val="center"/>
         </w:trPr>
         <w:tc>
           <w:tcPr>
-            <w:tcW w:w="1927" w:type="dxa"/>
+            <w:tcW w:w="1587" w:type="dxa"/>
             <w:tcBorders>
               <w:top w:val="single" w:sz="8" w:space="0" w:color="000000"/>
               <w:left w:val="single" w:sz="8" w:space="0" w:color="000000"/>
@@ -10676,7 +10873,7 @@
         </w:tc>
         <w:tc>
           <w:tcPr>
-            <w:tcW w:w="3175" w:type="dxa"/>
+            <w:tcW w:w="2494" w:type="dxa"/>
             <w:tcBorders>
               <w:top w:val="single" w:sz="8" w:space="0" w:color="000000"/>
               <w:left w:val="single" w:sz="8" w:space="0" w:color="000000"/>
@@ -10704,18 +10901,18 @@
         </w:tc>
         <w:tc>
           <w:tcPr>
-            <w:tcW w:w="3685" w:type="dxa"/>
-            <w:tcBorders>
-              <w:top w:val="single" w:sz="8" w:space="0" w:color="000000"/>
-              <w:left w:val="single" w:sz="8" w:space="0" w:color="000000"/>
-              <w:bottom w:val="single" w:sz="8" w:space="0" w:color="000000"/>
-              <w:right w:val="single" w:sz="8" w:space="0" w:color="000000"/>
-            </w:tcBorders>
-            <w:vAlign w:val="center"/>
-          </w:tcPr>
-          <w:p>
-            <w:pPr>
-              <w:jc w:val="both"/>
+            <w:tcW w:w="4989" w:type="dxa"/>
+            <w:tcBorders>
+              <w:top w:val="single" w:sz="8" w:space="0" w:color="000000"/>
+              <w:left w:val="single" w:sz="8" w:space="0" w:color="000000"/>
+              <w:bottom w:val="single" w:sz="8" w:space="0" w:color="000000"/>
+              <w:right w:val="single" w:sz="8" w:space="0" w:color="000000"/>
+            </w:tcBorders>
+            <w:vAlign w:val="center"/>
+          </w:tcPr>
+          <w:p>
+            <w:pPr>
+              <w:jc w:val="left"/>
               <w:rPr>
                 <w:sz w:val="24"/>
                 <w:szCs w:val="24"/>
@@ -10734,11 +10931,12 @@
       </w:tr>
       <w:tr>
         <w:trPr>
+          <w:cantSplit/>
           <w:jc w:val="center"/>
         </w:trPr>
         <w:tc>
           <w:tcPr>
-            <w:tcW w:w="1927" w:type="dxa"/>
+            <w:tcW w:w="1587" w:type="dxa"/>
             <w:tcBorders>
               <w:top w:val="single" w:sz="8" w:space="0" w:color="000000"/>
               <w:left w:val="single" w:sz="8" w:space="0" w:color="000000"/>
@@ -10766,7 +10964,7 @@
         </w:tc>
         <w:tc>
           <w:tcPr>
-            <w:tcW w:w="3175" w:type="dxa"/>
+            <w:tcW w:w="2494" w:type="dxa"/>
             <w:tcBorders>
               <w:top w:val="single" w:sz="8" w:space="0" w:color="000000"/>
               <w:left w:val="single" w:sz="8" w:space="0" w:color="000000"/>
@@ -10794,18 +10992,18 @@
         </w:tc>
         <w:tc>
           <w:tcPr>
-            <w:tcW w:w="3685" w:type="dxa"/>
-            <w:tcBorders>
-              <w:top w:val="single" w:sz="8" w:space="0" w:color="000000"/>
-              <w:left w:val="single" w:sz="8" w:space="0" w:color="000000"/>
-              <w:bottom w:val="single" w:sz="8" w:space="0" w:color="000000"/>
-              <w:right w:val="single" w:sz="8" w:space="0" w:color="000000"/>
-            </w:tcBorders>
-            <w:vAlign w:val="center"/>
-          </w:tcPr>
-          <w:p>
-            <w:pPr>
-              <w:jc w:val="both"/>
+            <w:tcW w:w="4989" w:type="dxa"/>
+            <w:tcBorders>
+              <w:top w:val="single" w:sz="8" w:space="0" w:color="000000"/>
+              <w:left w:val="single" w:sz="8" w:space="0" w:color="000000"/>
+              <w:bottom w:val="single" w:sz="8" w:space="0" w:color="000000"/>
+              <w:right w:val="single" w:sz="8" w:space="0" w:color="000000"/>
+            </w:tcBorders>
+            <w:vAlign w:val="center"/>
+          </w:tcPr>
+          <w:p>
+            <w:pPr>
+              <w:jc w:val="left"/>
               <w:rPr>
                 <w:sz w:val="24"/>
                 <w:szCs w:val="24"/>
@@ -10850,6 +11048,7 @@
     <w:p>
       <w:pPr>
         <w:pStyle w:val="Heading1"/>
+        <w:keepNext/>
         <w:numPr>
           <w:ilvl w:val="0"/>
           <w:numId w:val="7"/>
@@ -10870,26 +11069,29 @@
         <w:tblLook w:val="0400" w:firstRow="0" w:lastRow="0" w:firstColumn="0" w:lastColumn="0" w:noHBand="0" w:noVBand="1"/>
       </w:tblPr>
       <w:tblGrid>
-        <w:gridCol w:w="2268"/>
-        <w:gridCol w:w="6520"/>
+        <w:gridCol w:w="2211"/>
+        <w:gridCol w:w="6860"/>
       </w:tblGrid>
       <w:tr>
         <w:trPr>
+          <w:cantSplit/>
+          <w:tblHeader/>
           <w:jc w:val="center"/>
         </w:trPr>
         <w:tc>
           <w:tcPr>
-            <w:tcW w:w="2268" w:type="dxa"/>
-            <w:tcBorders>
-              <w:top w:val="single" w:sz="8" w:space="0" w:color="000000"/>
-              <w:left w:val="single" w:sz="8" w:space="0" w:color="000000"/>
-              <w:bottom w:val="single" w:sz="8" w:space="0" w:color="000000"/>
-              <w:right w:val="single" w:sz="8" w:space="0" w:color="000000"/>
-            </w:tcBorders>
-            <w:vAlign w:val="center"/>
-          </w:tcPr>
-          <w:p>
-            <w:pPr>
+            <w:tcW w:w="2211" w:type="dxa"/>
+            <w:tcBorders>
+              <w:top w:val="single" w:sz="8" w:space="0" w:color="000000"/>
+              <w:left w:val="single" w:sz="8" w:space="0" w:color="000000"/>
+              <w:bottom w:val="single" w:sz="8" w:space="0" w:color="000000"/>
+              <w:right w:val="single" w:sz="8" w:space="0" w:color="000000"/>
+            </w:tcBorders>
+            <w:vAlign w:val="center"/>
+          </w:tcPr>
+          <w:p>
+            <w:pPr>
+              <w:keepNext/>
               <w:jc w:val="center"/>
               <w:rPr>
                 <w:sz w:val="24"/>
@@ -10909,17 +11111,18 @@
         </w:tc>
         <w:tc>
           <w:tcPr>
-            <w:tcW w:w="6520" w:type="dxa"/>
-            <w:tcBorders>
-              <w:top w:val="single" w:sz="8" w:space="0" w:color="000000"/>
-              <w:left w:val="single" w:sz="8" w:space="0" w:color="000000"/>
-              <w:bottom w:val="single" w:sz="8" w:space="0" w:color="000000"/>
-              <w:right w:val="single" w:sz="8" w:space="0" w:color="000000"/>
-            </w:tcBorders>
-            <w:vAlign w:val="center"/>
-          </w:tcPr>
-          <w:p>
-            <w:pPr>
+            <w:tcW w:w="6860" w:type="dxa"/>
+            <w:tcBorders>
+              <w:top w:val="single" w:sz="8" w:space="0" w:color="000000"/>
+              <w:left w:val="single" w:sz="8" w:space="0" w:color="000000"/>
+              <w:bottom w:val="single" w:sz="8" w:space="0" w:color="000000"/>
+              <w:right w:val="single" w:sz="8" w:space="0" w:color="000000"/>
+            </w:tcBorders>
+            <w:vAlign w:val="center"/>
+          </w:tcPr>
+          <w:p>
+            <w:pPr>
+              <w:keepNext/>
               <w:jc w:val="center"/>
               <w:rPr>
                 <w:sz w:val="24"/>
@@ -10940,11 +11143,12 @@
       </w:tr>
       <w:tr>
         <w:trPr>
+          <w:cantSplit/>
           <w:jc w:val="center"/>
         </w:trPr>
         <w:tc>
           <w:tcPr>
-            <w:tcW w:w="2268" w:type="dxa"/>
+            <w:tcW w:w="2211" w:type="dxa"/>
             <w:tcBorders>
               <w:top w:val="single" w:sz="8" w:space="0" w:color="000000"/>
               <w:left w:val="single" w:sz="8" w:space="0" w:color="000000"/>
@@ -10972,40 +11176,41 @@
         </w:tc>
         <w:tc>
           <w:tcPr>
-            <w:tcW w:w="6520" w:type="dxa"/>
-            <w:tcBorders>
-              <w:top w:val="single" w:sz="8" w:space="0" w:color="000000"/>
-              <w:left w:val="single" w:sz="8" w:space="0" w:color="000000"/>
-              <w:bottom w:val="single" w:sz="8" w:space="0" w:color="000000"/>
-              <w:right w:val="single" w:sz="8" w:space="0" w:color="000000"/>
-            </w:tcBorders>
-            <w:vAlign w:val="center"/>
-          </w:tcPr>
-          <w:p>
-            <w:pPr>
-              <w:rPr>
-                <w:sz w:val="24"/>
-                <w:szCs w:val="24"/>
-              </w:rPr>
-            </w:pPr>
-            <w:r>
-              <w:rPr>
-                <w:b w:val="0"/>
-                <w:sz w:val="24"/>
-                <w:szCs w:val="24"/>
-              </w:rPr>
-              <w:t>Struktur Organisasi SINUX: sumber daftar jabatan di Tabel 2 (butir 4.1).</w:t>
+            <w:tcW w:w="6860" w:type="dxa"/>
+            <w:tcBorders>
+              <w:top w:val="single" w:sz="8" w:space="0" w:color="000000"/>
+              <w:left w:val="single" w:sz="8" w:space="0" w:color="000000"/>
+              <w:bottom w:val="single" w:sz="8" w:space="0" w:color="000000"/>
+              <w:right w:val="single" w:sz="8" w:space="0" w:color="000000"/>
+            </w:tcBorders>
+            <w:vAlign w:val="center"/>
+          </w:tcPr>
+          <w:p>
+            <w:pPr>
+              <w:rPr>
+                <w:sz w:val="24"/>
+                <w:szCs w:val="24"/>
+              </w:rPr>
+            </w:pPr>
+            <w:r>
+              <w:rPr>
+                <w:b w:val="0"/>
+                <w:sz w:val="24"/>
+                <w:szCs w:val="24"/>
+              </w:rPr>
+              <w:t>Struktur Organisasi SINUX: sumber daftar jabatan di Tabel 2.</w:t>
             </w:r>
           </w:p>
         </w:tc>
       </w:tr>
       <w:tr>
         <w:trPr>
+          <w:cantSplit/>
           <w:jc w:val="center"/>
         </w:trPr>
         <w:tc>
           <w:tcPr>
-            <w:tcW w:w="2268" w:type="dxa"/>
+            <w:tcW w:w="2211" w:type="dxa"/>
             <w:tcBorders>
               <w:top w:val="single" w:sz="8" w:space="0" w:color="000000"/>
               <w:left w:val="single" w:sz="8" w:space="0" w:color="000000"/>
@@ -11033,40 +11238,41 @@
         </w:tc>
         <w:tc>
           <w:tcPr>
-            <w:tcW w:w="6520" w:type="dxa"/>
-            <w:tcBorders>
-              <w:top w:val="single" w:sz="8" w:space="0" w:color="000000"/>
-              <w:left w:val="single" w:sz="8" w:space="0" w:color="000000"/>
-              <w:bottom w:val="single" w:sz="8" w:space="0" w:color="000000"/>
-              <w:right w:val="single" w:sz="8" w:space="0" w:color="000000"/>
-            </w:tcBorders>
-            <w:vAlign w:val="center"/>
-          </w:tcPr>
-          <w:p>
-            <w:pPr>
-              <w:rPr>
-                <w:sz w:val="24"/>
-                <w:szCs w:val="24"/>
-              </w:rPr>
-            </w:pPr>
-            <w:r>
-              <w:rPr>
-                <w:b w:val="0"/>
-                <w:sz w:val="24"/>
-                <w:szCs w:val="24"/>
-              </w:rPr>
-              <w:t>Employee Competency Matrix: sumber tingkatan jabatan (butir 4.2) dan standar kompetensi yang menjadi dasar kebutuhan pelatihan (butir 4.4).</w:t>
+            <w:tcW w:w="6860" w:type="dxa"/>
+            <w:tcBorders>
+              <w:top w:val="single" w:sz="8" w:space="0" w:color="000000"/>
+              <w:left w:val="single" w:sz="8" w:space="0" w:color="000000"/>
+              <w:bottom w:val="single" w:sz="8" w:space="0" w:color="000000"/>
+              <w:right w:val="single" w:sz="8" w:space="0" w:color="000000"/>
+            </w:tcBorders>
+            <w:vAlign w:val="center"/>
+          </w:tcPr>
+          <w:p>
+            <w:pPr>
+              <w:rPr>
+                <w:sz w:val="24"/>
+                <w:szCs w:val="24"/>
+              </w:rPr>
+            </w:pPr>
+            <w:r>
+              <w:rPr>
+                <w:b w:val="0"/>
+                <w:sz w:val="24"/>
+                <w:szCs w:val="24"/>
+              </w:rPr>
+              <w:t>Employee Competency Matrix: sumber tingkatan jabatan dan standar kompetensi yang menjadi dasar kebutuhan pelatihan.</w:t>
             </w:r>
           </w:p>
         </w:tc>
       </w:tr>
       <w:tr>
         <w:trPr>
+          <w:cantSplit/>
           <w:jc w:val="center"/>
         </w:trPr>
         <w:tc>
           <w:tcPr>
-            <w:tcW w:w="2268" w:type="dxa"/>
+            <w:tcW w:w="2211" w:type="dxa"/>
             <w:tcBorders>
               <w:top w:val="single" w:sz="8" w:space="0" w:color="000000"/>
               <w:left w:val="single" w:sz="8" w:space="0" w:color="000000"/>
@@ -11094,7 +11300,7 @@
         </w:tc>
         <w:tc>
           <w:tcPr>
-            <w:tcW w:w="6520" w:type="dxa"/>
+            <w:tcW w:w="6860" w:type="dxa"/>
             <w:tcBorders>
               <w:top w:val="single" w:sz="8" w:space="0" w:color="000000"/>
               <w:left w:val="single" w:sz="8" w:space="0" w:color="000000"/>
@@ -11123,11 +11329,12 @@
       </w:tr>
       <w:tr>
         <w:trPr>
+          <w:cantSplit/>
           <w:jc w:val="center"/>
         </w:trPr>
         <w:tc>
           <w:tcPr>
-            <w:tcW w:w="2268" w:type="dxa"/>
+            <w:tcW w:w="2211" w:type="dxa"/>
             <w:tcBorders>
               <w:top w:val="single" w:sz="8" w:space="0" w:color="000000"/>
               <w:left w:val="single" w:sz="8" w:space="0" w:color="000000"/>
@@ -11155,40 +11362,41 @@
         </w:tc>
         <w:tc>
           <w:tcPr>
-            <w:tcW w:w="6520" w:type="dxa"/>
-            <w:tcBorders>
-              <w:top w:val="single" w:sz="8" w:space="0" w:color="000000"/>
-              <w:left w:val="single" w:sz="8" w:space="0" w:color="000000"/>
-              <w:bottom w:val="single" w:sz="8" w:space="0" w:color="000000"/>
-              <w:right w:val="single" w:sz="8" w:space="0" w:color="000000"/>
-            </w:tcBorders>
-            <w:vAlign w:val="center"/>
-          </w:tcPr>
-          <w:p>
-            <w:pPr>
-              <w:rPr>
-                <w:sz w:val="24"/>
-                <w:szCs w:val="24"/>
-              </w:rPr>
-            </w:pPr>
-            <w:r>
-              <w:rPr>
-                <w:b w:val="0"/>
-                <w:sz w:val="24"/>
-                <w:szCs w:val="24"/>
-              </w:rPr>
-              <w:t>Promotion: menurut bagian 9 dokumen itu (baris Keputusan menyetujui dengan syarat), HR Lead mencatat tindakan pemenuhan syarat kenaikan jabatan di form ini (butir 4.4 dan 4.9 form ini) (USULAN).</w:t>
+            <w:tcW w:w="6860" w:type="dxa"/>
+            <w:tcBorders>
+              <w:top w:val="single" w:sz="8" w:space="0" w:color="000000"/>
+              <w:left w:val="single" w:sz="8" w:space="0" w:color="000000"/>
+              <w:bottom w:val="single" w:sz="8" w:space="0" w:color="000000"/>
+              <w:right w:val="single" w:sz="8" w:space="0" w:color="000000"/>
+            </w:tcBorders>
+            <w:vAlign w:val="center"/>
+          </w:tcPr>
+          <w:p>
+            <w:pPr>
+              <w:rPr>
+                <w:sz w:val="24"/>
+                <w:szCs w:val="24"/>
+              </w:rPr>
+            </w:pPr>
+            <w:r>
+              <w:rPr>
+                <w:b w:val="0"/>
+                <w:sz w:val="24"/>
+                <w:szCs w:val="24"/>
+              </w:rPr>
+              <w:t>Promotion: untuk keputusan menyetujui dengan syarat (bagian 9 dokumen itu), HR Lead mencatat tindakan pemenuhan syarat kenaikan jabatan di form ini (USULAN).</w:t>
             </w:r>
           </w:p>
         </w:tc>
       </w:tr>
       <w:tr>
         <w:trPr>
+          <w:cantSplit/>
           <w:jc w:val="center"/>
         </w:trPr>
         <w:tc>
           <w:tcPr>
-            <w:tcW w:w="2268" w:type="dxa"/>
+            <w:tcW w:w="2211" w:type="dxa"/>
             <w:tcBorders>
               <w:top w:val="single" w:sz="8" w:space="0" w:color="000000"/>
               <w:left w:val="single" w:sz="8" w:space="0" w:color="000000"/>
@@ -11216,40 +11424,41 @@
         </w:tc>
         <w:tc>
           <w:tcPr>
-            <w:tcW w:w="6520" w:type="dxa"/>
-            <w:tcBorders>
-              <w:top w:val="single" w:sz="8" w:space="0" w:color="000000"/>
-              <w:left w:val="single" w:sz="8" w:space="0" w:color="000000"/>
-              <w:bottom w:val="single" w:sz="8" w:space="0" w:color="000000"/>
-              <w:right w:val="single" w:sz="8" w:space="0" w:color="000000"/>
-            </w:tcBorders>
-            <w:vAlign w:val="center"/>
-          </w:tcPr>
-          <w:p>
-            <w:pPr>
-              <w:rPr>
-                <w:sz w:val="24"/>
-                <w:szCs w:val="24"/>
-              </w:rPr>
-            </w:pPr>
-            <w:r>
-              <w:rPr>
-                <w:b w:val="0"/>
-                <w:sz w:val="24"/>
-                <w:szCs w:val="24"/>
-              </w:rPr>
-              <w:t>Rotation: menurut dokumen itu, HR Lead mencatat tindakan pelatihan atas kesenjangan keterampilan di form ini (butir 4.4 dan 4.9 form ini) (USULAN).</w:t>
+            <w:tcW w:w="6860" w:type="dxa"/>
+            <w:tcBorders>
+              <w:top w:val="single" w:sz="8" w:space="0" w:color="000000"/>
+              <w:left w:val="single" w:sz="8" w:space="0" w:color="000000"/>
+              <w:bottom w:val="single" w:sz="8" w:space="0" w:color="000000"/>
+              <w:right w:val="single" w:sz="8" w:space="0" w:color="000000"/>
+            </w:tcBorders>
+            <w:vAlign w:val="center"/>
+          </w:tcPr>
+          <w:p>
+            <w:pPr>
+              <w:rPr>
+                <w:sz w:val="24"/>
+                <w:szCs w:val="24"/>
+              </w:rPr>
+            </w:pPr>
+            <w:r>
+              <w:rPr>
+                <w:b w:val="0"/>
+                <w:sz w:val="24"/>
+                <w:szCs w:val="24"/>
+              </w:rPr>
+              <w:t>Rotation: sesuai dokumen itu, HR Lead mencatat pelatihan atas kesenjangan keterampilan setelah rotasi di form ini (USULAN).</w:t>
             </w:r>
           </w:p>
         </w:tc>
       </w:tr>
       <w:tr>
         <w:trPr>
+          <w:cantSplit/>
           <w:jc w:val="center"/>
         </w:trPr>
         <w:tc>
           <w:tcPr>
-            <w:tcW w:w="2268" w:type="dxa"/>
+            <w:tcW w:w="2211" w:type="dxa"/>
             <w:tcBorders>
               <w:top w:val="single" w:sz="8" w:space="0" w:color="000000"/>
               <w:left w:val="single" w:sz="8" w:space="0" w:color="000000"/>
@@ -11277,40 +11486,41 @@
         </w:tc>
         <w:tc>
           <w:tcPr>
-            <w:tcW w:w="6520" w:type="dxa"/>
-            <w:tcBorders>
-              <w:top w:val="single" w:sz="8" w:space="0" w:color="000000"/>
-              <w:left w:val="single" w:sz="8" w:space="0" w:color="000000"/>
-              <w:bottom w:val="single" w:sz="8" w:space="0" w:color="000000"/>
-              <w:right w:val="single" w:sz="8" w:space="0" w:color="000000"/>
-            </w:tcBorders>
-            <w:vAlign w:val="center"/>
-          </w:tcPr>
-          <w:p>
-            <w:pPr>
-              <w:rPr>
-                <w:sz w:val="24"/>
-                <w:szCs w:val="24"/>
-              </w:rPr>
-            </w:pPr>
-            <w:r>
-              <w:rPr>
-                <w:b w:val="0"/>
-                <w:sz w:val="24"/>
-                <w:szCs w:val="24"/>
-              </w:rPr>
-              <w:t>Information Classification &amp; Handling Procedure: tingkat klasifikasi RESTRICTED (Internal) untuk form ini (butir 4.10).</w:t>
+            <w:tcW w:w="6860" w:type="dxa"/>
+            <w:tcBorders>
+              <w:top w:val="single" w:sz="8" w:space="0" w:color="000000"/>
+              <w:left w:val="single" w:sz="8" w:space="0" w:color="000000"/>
+              <w:bottom w:val="single" w:sz="8" w:space="0" w:color="000000"/>
+              <w:right w:val="single" w:sz="8" w:space="0" w:color="000000"/>
+            </w:tcBorders>
+            <w:vAlign w:val="center"/>
+          </w:tcPr>
+          <w:p>
+            <w:pPr>
+              <w:rPr>
+                <w:sz w:val="24"/>
+                <w:szCs w:val="24"/>
+              </w:rPr>
+            </w:pPr>
+            <w:r>
+              <w:rPr>
+                <w:b w:val="0"/>
+                <w:sz w:val="24"/>
+                <w:szCs w:val="24"/>
+              </w:rPr>
+              <w:t>Information Classification &amp; Handling Procedure: dasar klasifikasi RESTRICTED (Internal) form ini.</w:t>
             </w:r>
           </w:p>
         </w:tc>
       </w:tr>
       <w:tr>
         <w:trPr>
+          <w:cantSplit/>
           <w:jc w:val="center"/>
         </w:trPr>
         <w:tc>
           <w:tcPr>
-            <w:tcW w:w="2268" w:type="dxa"/>
+            <w:tcW w:w="2211" w:type="dxa"/>
             <w:tcBorders>
               <w:top w:val="single" w:sz="8" w:space="0" w:color="000000"/>
               <w:left w:val="single" w:sz="8" w:space="0" w:color="000000"/>
@@ -11338,29 +11548,29 @@
         </w:tc>
         <w:tc>
           <w:tcPr>
-            <w:tcW w:w="6520" w:type="dxa"/>
-            <w:tcBorders>
-              <w:top w:val="single" w:sz="8" w:space="0" w:color="000000"/>
-              <w:left w:val="single" w:sz="8" w:space="0" w:color="000000"/>
-              <w:bottom w:val="single" w:sz="8" w:space="0" w:color="000000"/>
-              <w:right w:val="single" w:sz="8" w:space="0" w:color="000000"/>
-            </w:tcBorders>
-            <w:vAlign w:val="center"/>
-          </w:tcPr>
-          <w:p>
-            <w:pPr>
-              <w:rPr>
-                <w:sz w:val="24"/>
-                <w:szCs w:val="24"/>
-              </w:rPr>
-            </w:pPr>
-            <w:r>
-              <w:rPr>
-                <w:b w:val="0"/>
-                <w:sz w:val="24"/>
-                <w:szCs w:val="24"/>
-              </w:rPr>
-              <w:t>SOP Training &amp; Development, dalam peninjauan: tata cara identifikasi kebutuhan pelatihan dan pelaksanaannya, dikecualikan dari form ini.</w:t>
+            <w:tcW w:w="6860" w:type="dxa"/>
+            <w:tcBorders>
+              <w:top w:val="single" w:sz="8" w:space="0" w:color="000000"/>
+              <w:left w:val="single" w:sz="8" w:space="0" w:color="000000"/>
+              <w:bottom w:val="single" w:sz="8" w:space="0" w:color="000000"/>
+              <w:right w:val="single" w:sz="8" w:space="0" w:color="000000"/>
+            </w:tcBorders>
+            <w:vAlign w:val="center"/>
+          </w:tcPr>
+          <w:p>
+            <w:pPr>
+              <w:rPr>
+                <w:sz w:val="24"/>
+                <w:szCs w:val="24"/>
+              </w:rPr>
+            </w:pPr>
+            <w:r>
+              <w:rPr>
+                <w:b w:val="0"/>
+                <w:sz w:val="24"/>
+                <w:szCs w:val="24"/>
+              </w:rPr>
+              <w:t>SOP Training &amp; Development (dalam review): tata cara identifikasi kebutuhan pelatihan dan pelaksanaannya, dikecualikan dari form ini.</w:t>
             </w:r>
           </w:p>
         </w:tc>
@@ -11424,7 +11634,7 @@
           <w:sz w:val="24"/>
           <w:szCs w:val="24"/>
         </w:rPr>
-        <w:t xml:space="preserve">Form ini berstatus Draft, dan baru dipakai sebagai rencana sesudah HRGA Officer mencatat Tabel 1 dan Tabel 2 menurut penetapan HR Lead, dan Direktur Utama menandatangani blok Approved By.</w:t>
+        <w:t xml:space="preserve">Form ini berstatus Draft. Form baru dipakai sebagai rencana setelah HRGA Officer mencatat Tabel 1 dan Tabel 2 sesuai penetapan HR Lead, lalu Direktur Utama menandatangani blok Approved By.</w:t>
       </w:r>
     </w:p>
     <w:p>
@@ -11448,7 +11658,7 @@
           <w:sz w:val="24"/>
           <w:szCs w:val="24"/>
         </w:rPr>
-        <w:t xml:space="preserve">HR Lead meninjau form ini setiap tahun, dan lebih awal bila SNX-HR-FRM-01 atau SNX-HR-ORG-01 berubah (USULAN).</w:t>
+        <w:t xml:space="preserve">HR Lead meninjau form ini setiap tahun, atau lebih awal jika SNX-HR-FRM-01 atau SNX-HR-ORG-01 berubah (USULAN).</w:t>
       </w:r>
     </w:p>
     <w:sectPr>
